--- a/Atharav task 13.docx
+++ b/Atharav task 13.docx
@@ -23,18 +23,7 @@
           <w:szCs w:val="28"/>
           <w:lang w:val="en-US"/>
         </w:rPr>
-        <w:t xml:space="preserve">Task Name:- AIML Assignment- </w:t>
-      </w:r>
-      <w:r>
-        <w:rPr>
-          <w:rFonts w:ascii="Times New Roman" w:hAnsi="Times New Roman" w:cs="Times New Roman"/>
-          <w:b/>
-          <w:bCs/>
-          <w:sz w:val="28"/>
-          <w:szCs w:val="28"/>
-          <w:lang w:val="en-US"/>
-        </w:rPr>
-        <w:t>13</w:t>
+        <w:t>Task Name:- AIML Assignment- 13</w:t>
       </w:r>
     </w:p>
     <w:p>
@@ -253,109 +242,288 @@
       </w:r>
     </w:p>
     <w:p>
-      <w:r>
+      <w:pPr>
+        <w:rPr>
+          <w:rFonts w:ascii="Times New Roman" w:hAnsi="Times New Roman" w:cs="Times New Roman"/>
+        </w:rPr>
+      </w:pPr>
+      <w:r>
+        <w:rPr>
+          <w:rFonts w:ascii="Times New Roman" w:hAnsi="Times New Roman" w:cs="Times New Roman"/>
+        </w:rPr>
         <w:t xml:space="preserve">import </w:t>
       </w:r>
       <w:proofErr w:type="spellStart"/>
       <w:r>
+        <w:rPr>
+          <w:rFonts w:ascii="Times New Roman" w:hAnsi="Times New Roman" w:cs="Times New Roman"/>
+        </w:rPr>
         <w:t>numpy</w:t>
       </w:r>
       <w:proofErr w:type="spellEnd"/>
       <w:r>
+        <w:rPr>
+          <w:rFonts w:ascii="Times New Roman" w:hAnsi="Times New Roman" w:cs="Times New Roman"/>
+        </w:rPr>
         <w:t xml:space="preserve"> as np</w:t>
       </w:r>
     </w:p>
     <w:p>
-      <w:r>
+      <w:pPr>
+        <w:rPr>
+          <w:rFonts w:ascii="Times New Roman" w:hAnsi="Times New Roman" w:cs="Times New Roman"/>
+        </w:rPr>
+      </w:pPr>
+      <w:r>
+        <w:rPr>
+          <w:rFonts w:ascii="Times New Roman" w:hAnsi="Times New Roman" w:cs="Times New Roman"/>
+        </w:rPr>
         <w:t># 1d Array</w:t>
       </w:r>
     </w:p>
     <w:p>
-      <w:r>
+      <w:pPr>
+        <w:rPr>
+          <w:rFonts w:ascii="Times New Roman" w:hAnsi="Times New Roman" w:cs="Times New Roman"/>
+        </w:rPr>
+      </w:pPr>
+      <w:r>
+        <w:rPr>
+          <w:rFonts w:ascii="Times New Roman" w:hAnsi="Times New Roman" w:cs="Times New Roman"/>
+        </w:rPr>
         <w:t xml:space="preserve">arr1 = </w:t>
       </w:r>
       <w:proofErr w:type="spellStart"/>
       <w:r>
+        <w:rPr>
+          <w:rFonts w:ascii="Times New Roman" w:hAnsi="Times New Roman" w:cs="Times New Roman"/>
+        </w:rPr>
         <w:t>np.array</w:t>
       </w:r>
       <w:proofErr w:type="spellEnd"/>
       <w:r>
+        <w:rPr>
+          <w:rFonts w:ascii="Times New Roman" w:hAnsi="Times New Roman" w:cs="Times New Roman"/>
+        </w:rPr>
         <w:t>([10, 20, 30, 40, 50])</w:t>
       </w:r>
     </w:p>
-    <w:p/>
-    <w:p>
-      <w:r>
+    <w:p>
+      <w:pPr>
+        <w:rPr>
+          <w:rFonts w:ascii="Times New Roman" w:hAnsi="Times New Roman" w:cs="Times New Roman"/>
+        </w:rPr>
+      </w:pPr>
+    </w:p>
+    <w:p>
+      <w:pPr>
+        <w:rPr>
+          <w:rFonts w:ascii="Times New Roman" w:hAnsi="Times New Roman" w:cs="Times New Roman"/>
+        </w:rPr>
+      </w:pPr>
+      <w:r>
+        <w:rPr>
+          <w:rFonts w:ascii="Times New Roman" w:hAnsi="Times New Roman" w:cs="Times New Roman"/>
+        </w:rPr>
         <w:t>#2d Array</w:t>
       </w:r>
     </w:p>
     <w:p>
-      <w:r>
+      <w:pPr>
+        <w:rPr>
+          <w:rFonts w:ascii="Times New Roman" w:hAnsi="Times New Roman" w:cs="Times New Roman"/>
+        </w:rPr>
+      </w:pPr>
+      <w:r>
+        <w:rPr>
+          <w:rFonts w:ascii="Times New Roman" w:hAnsi="Times New Roman" w:cs="Times New Roman"/>
+        </w:rPr>
         <w:t xml:space="preserve">arr2 = </w:t>
       </w:r>
       <w:proofErr w:type="spellStart"/>
       <w:r>
+        <w:rPr>
+          <w:rFonts w:ascii="Times New Roman" w:hAnsi="Times New Roman" w:cs="Times New Roman"/>
+        </w:rPr>
         <w:t>np.array</w:t>
       </w:r>
       <w:proofErr w:type="spellEnd"/>
       <w:r>
+        <w:rPr>
+          <w:rFonts w:ascii="Times New Roman" w:hAnsi="Times New Roman" w:cs="Times New Roman"/>
+        </w:rPr>
         <w:t>([[1, 2, 3],</w:t>
       </w:r>
     </w:p>
     <w:p>
-      <w:r>
+      <w:pPr>
+        <w:rPr>
+          <w:rFonts w:ascii="Times New Roman" w:hAnsi="Times New Roman" w:cs="Times New Roman"/>
+        </w:rPr>
+      </w:pPr>
+      <w:r>
+        <w:rPr>
+          <w:rFonts w:ascii="Times New Roman" w:hAnsi="Times New Roman" w:cs="Times New Roman"/>
+        </w:rPr>
         <w:t>                 [4, 5, 6],</w:t>
       </w:r>
     </w:p>
     <w:p>
-      <w:r>
+      <w:pPr>
+        <w:rPr>
+          <w:rFonts w:ascii="Times New Roman" w:hAnsi="Times New Roman" w:cs="Times New Roman"/>
+        </w:rPr>
+      </w:pPr>
+      <w:r>
+        <w:rPr>
+          <w:rFonts w:ascii="Times New Roman" w:hAnsi="Times New Roman" w:cs="Times New Roman"/>
+        </w:rPr>
         <w:t>                 [7, 8, 9]])</w:t>
       </w:r>
     </w:p>
-    <w:p/>
-    <w:p>
-      <w:r>
+    <w:p>
+      <w:pPr>
+        <w:rPr>
+          <w:rFonts w:ascii="Times New Roman" w:hAnsi="Times New Roman" w:cs="Times New Roman"/>
+        </w:rPr>
+      </w:pPr>
+    </w:p>
+    <w:p>
+      <w:pPr>
+        <w:rPr>
+          <w:rFonts w:ascii="Times New Roman" w:hAnsi="Times New Roman" w:cs="Times New Roman"/>
+        </w:rPr>
+      </w:pPr>
+      <w:r>
+        <w:rPr>
+          <w:rFonts w:ascii="Times New Roman" w:hAnsi="Times New Roman" w:cs="Times New Roman"/>
+        </w:rPr>
         <w:t>print("1D Array:")</w:t>
       </w:r>
     </w:p>
     <w:p>
-      <w:r>
+      <w:pPr>
+        <w:rPr>
+          <w:rFonts w:ascii="Times New Roman" w:hAnsi="Times New Roman" w:cs="Times New Roman"/>
+        </w:rPr>
+      </w:pPr>
+      <w:r>
+        <w:rPr>
+          <w:rFonts w:ascii="Times New Roman" w:hAnsi="Times New Roman" w:cs="Times New Roman"/>
+        </w:rPr>
         <w:t>print(arr1)</w:t>
       </w:r>
     </w:p>
     <w:p>
-      <w:r>
+      <w:pPr>
+        <w:rPr>
+          <w:rFonts w:ascii="Times New Roman" w:hAnsi="Times New Roman" w:cs="Times New Roman"/>
+        </w:rPr>
+      </w:pPr>
+      <w:r>
+        <w:rPr>
+          <w:rFonts w:ascii="Times New Roman" w:hAnsi="Times New Roman" w:cs="Times New Roman"/>
+        </w:rPr>
         <w:t>print("Shape:", arr1.shape)</w:t>
       </w:r>
     </w:p>
     <w:p>
-      <w:r>
+      <w:pPr>
+        <w:rPr>
+          <w:rFonts w:ascii="Times New Roman" w:hAnsi="Times New Roman" w:cs="Times New Roman"/>
+        </w:rPr>
+      </w:pPr>
+      <w:r>
+        <w:rPr>
+          <w:rFonts w:ascii="Times New Roman" w:hAnsi="Times New Roman" w:cs="Times New Roman"/>
+        </w:rPr>
         <w:t>print("Data Type:", arr1.dtype)</w:t>
       </w:r>
     </w:p>
-    <w:p/>
-    <w:p>
-      <w:r>
+    <w:p>
+      <w:pPr>
+        <w:rPr>
+          <w:rFonts w:ascii="Times New Roman" w:hAnsi="Times New Roman" w:cs="Times New Roman"/>
+        </w:rPr>
+      </w:pPr>
+    </w:p>
+    <w:p>
+      <w:pPr>
+        <w:rPr>
+          <w:rFonts w:ascii="Times New Roman" w:hAnsi="Times New Roman" w:cs="Times New Roman"/>
+        </w:rPr>
+      </w:pPr>
+      <w:r>
+        <w:rPr>
+          <w:rFonts w:ascii="Times New Roman" w:hAnsi="Times New Roman" w:cs="Times New Roman"/>
+        </w:rPr>
         <w:t>print("1D Array:")</w:t>
       </w:r>
     </w:p>
     <w:p>
-      <w:r>
+      <w:pPr>
+        <w:rPr>
+          <w:rFonts w:ascii="Times New Roman" w:hAnsi="Times New Roman" w:cs="Times New Roman"/>
+        </w:rPr>
+      </w:pPr>
+      <w:r>
+        <w:rPr>
+          <w:rFonts w:ascii="Times New Roman" w:hAnsi="Times New Roman" w:cs="Times New Roman"/>
+        </w:rPr>
         <w:t>print(arr1)</w:t>
       </w:r>
     </w:p>
     <w:p>
-      <w:r>
+      <w:pPr>
+        <w:rPr>
+          <w:rFonts w:ascii="Times New Roman" w:hAnsi="Times New Roman" w:cs="Times New Roman"/>
+        </w:rPr>
+      </w:pPr>
+      <w:r>
+        <w:rPr>
+          <w:rFonts w:ascii="Times New Roman" w:hAnsi="Times New Roman" w:cs="Times New Roman"/>
+        </w:rPr>
         <w:t>print("Shape:", arr1.shape)</w:t>
       </w:r>
     </w:p>
     <w:p>
-      <w:r>
+      <w:pPr>
+        <w:rPr>
+          <w:rFonts w:ascii="Times New Roman" w:hAnsi="Times New Roman" w:cs="Times New Roman"/>
+        </w:rPr>
+      </w:pPr>
+      <w:r>
+        <w:rPr>
+          <w:rFonts w:ascii="Times New Roman" w:hAnsi="Times New Roman" w:cs="Times New Roman"/>
+        </w:rPr>
         <w:t>print("Data Type:", arr1.dtype)</w:t>
       </w:r>
     </w:p>
-    <w:p/>
-    <w:p/>
+    <w:p>
+      <w:pPr>
+        <w:rPr>
+          <w:rFonts w:ascii="Times New Roman" w:hAnsi="Times New Roman" w:cs="Times New Roman"/>
+        </w:rPr>
+      </w:pPr>
+    </w:p>
+    <w:p>
+      <w:pPr>
+        <w:rPr>
+          <w:rFonts w:ascii="Times New Roman" w:hAnsi="Times New Roman" w:cs="Times New Roman"/>
+        </w:rPr>
+      </w:pPr>
+    </w:p>
+    <w:p>
+      <w:pPr>
+        <w:rPr>
+          <w:rFonts w:ascii="Times New Roman" w:hAnsi="Times New Roman" w:cs="Times New Roman"/>
+          <w:b/>
+          <w:bCs/>
+          <w:sz w:val="28"/>
+          <w:szCs w:val="28"/>
+        </w:rPr>
+      </w:pPr>
+    </w:p>
     <w:p>
       <w:pPr>
         <w:rPr>
@@ -381,11 +549,13 @@
     <w:p>
       <w:pPr>
         <w:rPr>
+          <w:rFonts w:ascii="Times New Roman" w:hAnsi="Times New Roman" w:cs="Times New Roman"/>
           <w:noProof/>
         </w:rPr>
       </w:pPr>
       <w:r>
         <w:rPr>
+          <w:rFonts w:ascii="Times New Roman" w:hAnsi="Times New Roman" w:cs="Times New Roman"/>
           <w:noProof/>
         </w:rPr>
         <w:drawing>
@@ -404,7 +574,7 @@
                     <pic:cNvPicPr/>
                   </pic:nvPicPr>
                   <pic:blipFill>
-                    <a:blip r:embed="rId4">
+                    <a:blip r:embed="rId6">
                       <a:extLst>
                         <a:ext uri="{28A0092B-C50C-407E-A947-70E740481C1C}">
                           <a14:useLocalDpi xmlns:a14="http://schemas.microsoft.com/office/drawing/2010/main" val="0"/>
@@ -436,6 +606,9 @@
         <w:tabs>
           <w:tab w:val="left" w:pos="1200"/>
         </w:tabs>
+        <w:rPr>
+          <w:rFonts w:ascii="Times New Roman" w:hAnsi="Times New Roman" w:cs="Times New Roman"/>
+        </w:rPr>
       </w:pPr>
     </w:p>
     <w:p>
@@ -485,16 +658,28 @@
         <w:tabs>
           <w:tab w:val="left" w:pos="1200"/>
         </w:tabs>
-      </w:pPr>
-      <w:r>
+        <w:rPr>
+          <w:rFonts w:ascii="Times New Roman" w:hAnsi="Times New Roman" w:cs="Times New Roman"/>
+        </w:rPr>
+      </w:pPr>
+      <w:r>
+        <w:rPr>
+          <w:rFonts w:ascii="Times New Roman" w:hAnsi="Times New Roman" w:cs="Times New Roman"/>
+        </w:rPr>
         <w:t xml:space="preserve">import </w:t>
       </w:r>
       <w:proofErr w:type="spellStart"/>
       <w:r>
+        <w:rPr>
+          <w:rFonts w:ascii="Times New Roman" w:hAnsi="Times New Roman" w:cs="Times New Roman"/>
+        </w:rPr>
         <w:t>numpy</w:t>
       </w:r>
       <w:proofErr w:type="spellEnd"/>
       <w:r>
+        <w:rPr>
+          <w:rFonts w:ascii="Times New Roman" w:hAnsi="Times New Roman" w:cs="Times New Roman"/>
+        </w:rPr>
         <w:t xml:space="preserve"> as np</w:t>
       </w:r>
     </w:p>
@@ -503,6 +688,9 @@
         <w:tabs>
           <w:tab w:val="left" w:pos="1200"/>
         </w:tabs>
+        <w:rPr>
+          <w:rFonts w:ascii="Times New Roman" w:hAnsi="Times New Roman" w:cs="Times New Roman"/>
+        </w:rPr>
       </w:pPr>
     </w:p>
     <w:p>
@@ -510,16 +698,28 @@
         <w:tabs>
           <w:tab w:val="left" w:pos="1200"/>
         </w:tabs>
-      </w:pPr>
-      <w:r>
+        <w:rPr>
+          <w:rFonts w:ascii="Times New Roman" w:hAnsi="Times New Roman" w:cs="Times New Roman"/>
+        </w:rPr>
+      </w:pPr>
+      <w:r>
+        <w:rPr>
+          <w:rFonts w:ascii="Times New Roman" w:hAnsi="Times New Roman" w:cs="Times New Roman"/>
+        </w:rPr>
         <w:t xml:space="preserve">zeros1 = </w:t>
       </w:r>
       <w:proofErr w:type="spellStart"/>
       <w:r>
+        <w:rPr>
+          <w:rFonts w:ascii="Times New Roman" w:hAnsi="Times New Roman" w:cs="Times New Roman"/>
+        </w:rPr>
         <w:t>np.zeros</w:t>
       </w:r>
       <w:proofErr w:type="spellEnd"/>
       <w:r>
+        <w:rPr>
+          <w:rFonts w:ascii="Times New Roman" w:hAnsi="Times New Roman" w:cs="Times New Roman"/>
+        </w:rPr>
         <w:t>(8)</w:t>
       </w:r>
     </w:p>
@@ -528,6 +728,9 @@
         <w:tabs>
           <w:tab w:val="left" w:pos="1200"/>
         </w:tabs>
+        <w:rPr>
+          <w:rFonts w:ascii="Times New Roman" w:hAnsi="Times New Roman" w:cs="Times New Roman"/>
+        </w:rPr>
       </w:pPr>
     </w:p>
     <w:p>
@@ -535,16 +738,28 @@
         <w:tabs>
           <w:tab w:val="left" w:pos="1200"/>
         </w:tabs>
-      </w:pPr>
-      <w:r>
+        <w:rPr>
+          <w:rFonts w:ascii="Times New Roman" w:hAnsi="Times New Roman" w:cs="Times New Roman"/>
+        </w:rPr>
+      </w:pPr>
+      <w:r>
+        <w:rPr>
+          <w:rFonts w:ascii="Times New Roman" w:hAnsi="Times New Roman" w:cs="Times New Roman"/>
+        </w:rPr>
         <w:t xml:space="preserve">ones = </w:t>
       </w:r>
       <w:proofErr w:type="spellStart"/>
       <w:r>
+        <w:rPr>
+          <w:rFonts w:ascii="Times New Roman" w:hAnsi="Times New Roman" w:cs="Times New Roman"/>
+        </w:rPr>
         <w:t>np.ones</w:t>
       </w:r>
       <w:proofErr w:type="spellEnd"/>
       <w:r>
+        <w:rPr>
+          <w:rFonts w:ascii="Times New Roman" w:hAnsi="Times New Roman" w:cs="Times New Roman"/>
+        </w:rPr>
         <w:t>((4, 4))</w:t>
       </w:r>
     </w:p>
@@ -553,6 +768,9 @@
         <w:tabs>
           <w:tab w:val="left" w:pos="1200"/>
         </w:tabs>
+        <w:rPr>
+          <w:rFonts w:ascii="Times New Roman" w:hAnsi="Times New Roman" w:cs="Times New Roman"/>
+        </w:rPr>
       </w:pPr>
     </w:p>
     <w:p>
@@ -560,16 +778,28 @@
         <w:tabs>
           <w:tab w:val="left" w:pos="1200"/>
         </w:tabs>
-      </w:pPr>
-      <w:r>
+        <w:rPr>
+          <w:rFonts w:ascii="Times New Roman" w:hAnsi="Times New Roman" w:cs="Times New Roman"/>
+        </w:rPr>
+      </w:pPr>
+      <w:r>
+        <w:rPr>
+          <w:rFonts w:ascii="Times New Roman" w:hAnsi="Times New Roman" w:cs="Times New Roman"/>
+        </w:rPr>
         <w:t xml:space="preserve">zeros2 = </w:t>
       </w:r>
       <w:proofErr w:type="spellStart"/>
       <w:r>
+        <w:rPr>
+          <w:rFonts w:ascii="Times New Roman" w:hAnsi="Times New Roman" w:cs="Times New Roman"/>
+        </w:rPr>
         <w:t>np.zeros</w:t>
       </w:r>
       <w:proofErr w:type="spellEnd"/>
       <w:r>
+        <w:rPr>
+          <w:rFonts w:ascii="Times New Roman" w:hAnsi="Times New Roman" w:cs="Times New Roman"/>
+        </w:rPr>
         <w:t>((3, 3))</w:t>
       </w:r>
     </w:p>
@@ -578,6 +808,9 @@
         <w:tabs>
           <w:tab w:val="left" w:pos="1200"/>
         </w:tabs>
+        <w:rPr>
+          <w:rFonts w:ascii="Times New Roman" w:hAnsi="Times New Roman" w:cs="Times New Roman"/>
+        </w:rPr>
       </w:pPr>
     </w:p>
     <w:p>
@@ -585,8 +818,14 @@
         <w:tabs>
           <w:tab w:val="left" w:pos="1200"/>
         </w:tabs>
-      </w:pPr>
-      <w:r>
+        <w:rPr>
+          <w:rFonts w:ascii="Times New Roman" w:hAnsi="Times New Roman" w:cs="Times New Roman"/>
+        </w:rPr>
+      </w:pPr>
+      <w:r>
+        <w:rPr>
+          <w:rFonts w:ascii="Times New Roman" w:hAnsi="Times New Roman" w:cs="Times New Roman"/>
+        </w:rPr>
         <w:t>print("1D Array of Zeros")</w:t>
       </w:r>
     </w:p>
@@ -595,8 +834,14 @@
         <w:tabs>
           <w:tab w:val="left" w:pos="1200"/>
         </w:tabs>
-      </w:pPr>
-      <w:r>
+        <w:rPr>
+          <w:rFonts w:ascii="Times New Roman" w:hAnsi="Times New Roman" w:cs="Times New Roman"/>
+        </w:rPr>
+      </w:pPr>
+      <w:r>
+        <w:rPr>
+          <w:rFonts w:ascii="Times New Roman" w:hAnsi="Times New Roman" w:cs="Times New Roman"/>
+        </w:rPr>
         <w:t>print(zeros1)</w:t>
       </w:r>
     </w:p>
@@ -605,6 +850,9 @@
         <w:tabs>
           <w:tab w:val="left" w:pos="1200"/>
         </w:tabs>
+        <w:rPr>
+          <w:rFonts w:ascii="Times New Roman" w:hAnsi="Times New Roman" w:cs="Times New Roman"/>
+        </w:rPr>
       </w:pPr>
     </w:p>
     <w:p>
@@ -612,8 +860,14 @@
         <w:tabs>
           <w:tab w:val="left" w:pos="1200"/>
         </w:tabs>
-      </w:pPr>
-      <w:r>
+        <w:rPr>
+          <w:rFonts w:ascii="Times New Roman" w:hAnsi="Times New Roman" w:cs="Times New Roman"/>
+        </w:rPr>
+      </w:pPr>
+      <w:r>
+        <w:rPr>
+          <w:rFonts w:ascii="Times New Roman" w:hAnsi="Times New Roman" w:cs="Times New Roman"/>
+        </w:rPr>
         <w:t>print("\n4x4 Ones Matrix")</w:t>
       </w:r>
     </w:p>
@@ -622,8 +876,14 @@
         <w:tabs>
           <w:tab w:val="left" w:pos="1200"/>
         </w:tabs>
-      </w:pPr>
-      <w:r>
+        <w:rPr>
+          <w:rFonts w:ascii="Times New Roman" w:hAnsi="Times New Roman" w:cs="Times New Roman"/>
+        </w:rPr>
+      </w:pPr>
+      <w:r>
+        <w:rPr>
+          <w:rFonts w:ascii="Times New Roman" w:hAnsi="Times New Roman" w:cs="Times New Roman"/>
+        </w:rPr>
         <w:t>print(ones)</w:t>
       </w:r>
     </w:p>
@@ -632,6 +892,9 @@
         <w:tabs>
           <w:tab w:val="left" w:pos="1200"/>
         </w:tabs>
+        <w:rPr>
+          <w:rFonts w:ascii="Times New Roman" w:hAnsi="Times New Roman" w:cs="Times New Roman"/>
+        </w:rPr>
       </w:pPr>
     </w:p>
     <w:p>
@@ -639,8 +902,14 @@
         <w:tabs>
           <w:tab w:val="left" w:pos="1200"/>
         </w:tabs>
-      </w:pPr>
-      <w:r>
+        <w:rPr>
+          <w:rFonts w:ascii="Times New Roman" w:hAnsi="Times New Roman" w:cs="Times New Roman"/>
+        </w:rPr>
+      </w:pPr>
+      <w:r>
+        <w:rPr>
+          <w:rFonts w:ascii="Times New Roman" w:hAnsi="Times New Roman" w:cs="Times New Roman"/>
+        </w:rPr>
         <w:t>print("\n3x3 Zero Matrix")</w:t>
       </w:r>
     </w:p>
@@ -649,8 +918,14 @@
         <w:tabs>
           <w:tab w:val="left" w:pos="1200"/>
         </w:tabs>
-      </w:pPr>
-      <w:r>
+        <w:rPr>
+          <w:rFonts w:ascii="Times New Roman" w:hAnsi="Times New Roman" w:cs="Times New Roman"/>
+        </w:rPr>
+      </w:pPr>
+      <w:r>
+        <w:rPr>
+          <w:rFonts w:ascii="Times New Roman" w:hAnsi="Times New Roman" w:cs="Times New Roman"/>
+        </w:rPr>
         <w:t>print(zeros2)</w:t>
       </w:r>
     </w:p>
@@ -659,6 +934,9 @@
         <w:tabs>
           <w:tab w:val="left" w:pos="1200"/>
         </w:tabs>
+        <w:rPr>
+          <w:rFonts w:ascii="Times New Roman" w:hAnsi="Times New Roman" w:cs="Times New Roman"/>
+        </w:rPr>
       </w:pPr>
     </w:p>
     <w:p>
@@ -666,27 +944,51 @@
         <w:tabs>
           <w:tab w:val="left" w:pos="1200"/>
         </w:tabs>
-      </w:pPr>
-    </w:p>
-    <w:p>
-      <w:pPr>
-        <w:rPr>
-          <w:rFonts w:ascii="Times New Roman" w:hAnsi="Times New Roman" w:cs="Times New Roman"/>
-          <w:b/>
-          <w:bCs/>
-          <w:sz w:val="28"/>
-          <w:szCs w:val="28"/>
-        </w:rPr>
-      </w:pPr>
-      <w:r>
-        <w:rPr>
-          <w:rFonts w:ascii="Times New Roman" w:hAnsi="Times New Roman" w:cs="Times New Roman"/>
-          <w:b/>
-          <w:bCs/>
-          <w:sz w:val="28"/>
-          <w:szCs w:val="28"/>
-        </w:rPr>
-        <w:lastRenderedPageBreak/>
+        <w:rPr>
+          <w:rFonts w:ascii="Times New Roman" w:hAnsi="Times New Roman" w:cs="Times New Roman"/>
+        </w:rPr>
+      </w:pPr>
+    </w:p>
+    <w:p>
+      <w:pPr>
+        <w:rPr>
+          <w:rFonts w:ascii="Times New Roman" w:hAnsi="Times New Roman" w:cs="Times New Roman"/>
+          <w:b/>
+          <w:bCs/>
+          <w:sz w:val="28"/>
+          <w:szCs w:val="28"/>
+        </w:rPr>
+      </w:pPr>
+    </w:p>
+    <w:p>
+      <w:pPr>
+        <w:rPr>
+          <w:rFonts w:ascii="Times New Roman" w:hAnsi="Times New Roman" w:cs="Times New Roman"/>
+          <w:b/>
+          <w:bCs/>
+          <w:sz w:val="28"/>
+          <w:szCs w:val="28"/>
+        </w:rPr>
+      </w:pPr>
+    </w:p>
+    <w:p>
+      <w:pPr>
+        <w:rPr>
+          <w:rFonts w:ascii="Times New Roman" w:hAnsi="Times New Roman" w:cs="Times New Roman"/>
+          <w:b/>
+          <w:bCs/>
+          <w:sz w:val="28"/>
+          <w:szCs w:val="28"/>
+        </w:rPr>
+      </w:pPr>
+      <w:r>
+        <w:rPr>
+          <w:rFonts w:ascii="Times New Roman" w:hAnsi="Times New Roman" w:cs="Times New Roman"/>
+          <w:b/>
+          <w:bCs/>
+          <w:sz w:val="28"/>
+          <w:szCs w:val="28"/>
+        </w:rPr>
         <w:t>Output:</w:t>
       </w:r>
     </w:p>
@@ -696,11 +998,13 @@
           <w:tab w:val="left" w:pos="1200"/>
         </w:tabs>
         <w:rPr>
+          <w:rFonts w:ascii="Times New Roman" w:hAnsi="Times New Roman" w:cs="Times New Roman"/>
           <w:noProof/>
         </w:rPr>
       </w:pPr>
       <w:r>
         <w:rPr>
+          <w:rFonts w:ascii="Times New Roman" w:hAnsi="Times New Roman" w:cs="Times New Roman"/>
           <w:noProof/>
         </w:rPr>
         <w:drawing>
@@ -719,7 +1023,7 @@
                     <pic:cNvPicPr/>
                   </pic:nvPicPr>
                   <pic:blipFill>
-                    <a:blip r:embed="rId5">
+                    <a:blip r:embed="rId7">
                       <a:extLst>
                         <a:ext uri="{28A0092B-C50C-407E-A947-70E740481C1C}">
                           <a14:useLocalDpi xmlns:a14="http://schemas.microsoft.com/office/drawing/2010/main" val="0"/>
@@ -749,6 +1053,7 @@
     <w:p>
       <w:pPr>
         <w:rPr>
+          <w:rFonts w:ascii="Times New Roman" w:hAnsi="Times New Roman" w:cs="Times New Roman"/>
           <w:noProof/>
         </w:rPr>
       </w:pPr>
@@ -800,16 +1105,28 @@
         <w:tabs>
           <w:tab w:val="left" w:pos="2040"/>
         </w:tabs>
-      </w:pPr>
-      <w:r>
+        <w:rPr>
+          <w:rFonts w:ascii="Times New Roman" w:hAnsi="Times New Roman" w:cs="Times New Roman"/>
+        </w:rPr>
+      </w:pPr>
+      <w:r>
+        <w:rPr>
+          <w:rFonts w:ascii="Times New Roman" w:hAnsi="Times New Roman" w:cs="Times New Roman"/>
+        </w:rPr>
         <w:t xml:space="preserve">import </w:t>
       </w:r>
       <w:proofErr w:type="spellStart"/>
       <w:r>
+        <w:rPr>
+          <w:rFonts w:ascii="Times New Roman" w:hAnsi="Times New Roman" w:cs="Times New Roman"/>
+        </w:rPr>
         <w:t>numpy</w:t>
       </w:r>
       <w:proofErr w:type="spellEnd"/>
       <w:r>
+        <w:rPr>
+          <w:rFonts w:ascii="Times New Roman" w:hAnsi="Times New Roman" w:cs="Times New Roman"/>
+        </w:rPr>
         <w:t xml:space="preserve"> as np</w:t>
       </w:r>
     </w:p>
@@ -818,6 +1135,9 @@
         <w:tabs>
           <w:tab w:val="left" w:pos="2040"/>
         </w:tabs>
+        <w:rPr>
+          <w:rFonts w:ascii="Times New Roman" w:hAnsi="Times New Roman" w:cs="Times New Roman"/>
+        </w:rPr>
       </w:pPr>
     </w:p>
     <w:p>
@@ -825,16 +1145,28 @@
         <w:tabs>
           <w:tab w:val="left" w:pos="2040"/>
         </w:tabs>
-      </w:pPr>
-      <w:r>
+        <w:rPr>
+          <w:rFonts w:ascii="Times New Roman" w:hAnsi="Times New Roman" w:cs="Times New Roman"/>
+        </w:rPr>
+      </w:pPr>
+      <w:r>
+        <w:rPr>
+          <w:rFonts w:ascii="Times New Roman" w:hAnsi="Times New Roman" w:cs="Times New Roman"/>
+        </w:rPr>
         <w:t xml:space="preserve">a = </w:t>
       </w:r>
       <w:proofErr w:type="spellStart"/>
       <w:r>
+        <w:rPr>
+          <w:rFonts w:ascii="Times New Roman" w:hAnsi="Times New Roman" w:cs="Times New Roman"/>
+        </w:rPr>
         <w:t>np.arange</w:t>
       </w:r>
       <w:proofErr w:type="spellEnd"/>
       <w:r>
+        <w:rPr>
+          <w:rFonts w:ascii="Times New Roman" w:hAnsi="Times New Roman" w:cs="Times New Roman"/>
+        </w:rPr>
         <w:t>(0, 21)</w:t>
       </w:r>
     </w:p>
@@ -843,6 +1175,9 @@
         <w:tabs>
           <w:tab w:val="left" w:pos="2040"/>
         </w:tabs>
+        <w:rPr>
+          <w:rFonts w:ascii="Times New Roman" w:hAnsi="Times New Roman" w:cs="Times New Roman"/>
+        </w:rPr>
       </w:pPr>
     </w:p>
     <w:p>
@@ -850,16 +1185,28 @@
         <w:tabs>
           <w:tab w:val="left" w:pos="2040"/>
         </w:tabs>
-      </w:pPr>
-      <w:r>
+        <w:rPr>
+          <w:rFonts w:ascii="Times New Roman" w:hAnsi="Times New Roman" w:cs="Times New Roman"/>
+        </w:rPr>
+      </w:pPr>
+      <w:r>
+        <w:rPr>
+          <w:rFonts w:ascii="Times New Roman" w:hAnsi="Times New Roman" w:cs="Times New Roman"/>
+        </w:rPr>
         <w:t xml:space="preserve">b = </w:t>
       </w:r>
       <w:proofErr w:type="spellStart"/>
       <w:r>
+        <w:rPr>
+          <w:rFonts w:ascii="Times New Roman" w:hAnsi="Times New Roman" w:cs="Times New Roman"/>
+        </w:rPr>
         <w:t>np.arange</w:t>
       </w:r>
       <w:proofErr w:type="spellEnd"/>
       <w:r>
+        <w:rPr>
+          <w:rFonts w:ascii="Times New Roman" w:hAnsi="Times New Roman" w:cs="Times New Roman"/>
+        </w:rPr>
         <w:t>(10, 51, 2)</w:t>
       </w:r>
     </w:p>
@@ -868,6 +1215,9 @@
         <w:tabs>
           <w:tab w:val="left" w:pos="2040"/>
         </w:tabs>
+        <w:rPr>
+          <w:rFonts w:ascii="Times New Roman" w:hAnsi="Times New Roman" w:cs="Times New Roman"/>
+        </w:rPr>
       </w:pPr>
     </w:p>
     <w:p>
@@ -875,16 +1225,28 @@
         <w:tabs>
           <w:tab w:val="left" w:pos="2040"/>
         </w:tabs>
-      </w:pPr>
-      <w:r>
+        <w:rPr>
+          <w:rFonts w:ascii="Times New Roman" w:hAnsi="Times New Roman" w:cs="Times New Roman"/>
+        </w:rPr>
+      </w:pPr>
+      <w:r>
+        <w:rPr>
+          <w:rFonts w:ascii="Times New Roman" w:hAnsi="Times New Roman" w:cs="Times New Roman"/>
+        </w:rPr>
         <w:t xml:space="preserve">c = </w:t>
       </w:r>
       <w:proofErr w:type="spellStart"/>
       <w:r>
+        <w:rPr>
+          <w:rFonts w:ascii="Times New Roman" w:hAnsi="Times New Roman" w:cs="Times New Roman"/>
+        </w:rPr>
         <w:t>np.arange</w:t>
       </w:r>
       <w:proofErr w:type="spellEnd"/>
       <w:r>
+        <w:rPr>
+          <w:rFonts w:ascii="Times New Roman" w:hAnsi="Times New Roman" w:cs="Times New Roman"/>
+        </w:rPr>
         <w:t>(5, 101, 5)</w:t>
       </w:r>
     </w:p>
@@ -893,6 +1255,9 @@
         <w:tabs>
           <w:tab w:val="left" w:pos="2040"/>
         </w:tabs>
+        <w:rPr>
+          <w:rFonts w:ascii="Times New Roman" w:hAnsi="Times New Roman" w:cs="Times New Roman"/>
+        </w:rPr>
       </w:pPr>
     </w:p>
     <w:p>
@@ -900,8 +1265,14 @@
         <w:tabs>
           <w:tab w:val="left" w:pos="2040"/>
         </w:tabs>
-      </w:pPr>
-      <w:r>
+        <w:rPr>
+          <w:rFonts w:ascii="Times New Roman" w:hAnsi="Times New Roman" w:cs="Times New Roman"/>
+        </w:rPr>
+      </w:pPr>
+      <w:r>
+        <w:rPr>
+          <w:rFonts w:ascii="Times New Roman" w:hAnsi="Times New Roman" w:cs="Times New Roman"/>
+        </w:rPr>
         <w:t>print("0 to 20")</w:t>
       </w:r>
     </w:p>
@@ -910,8 +1281,14 @@
         <w:tabs>
           <w:tab w:val="left" w:pos="2040"/>
         </w:tabs>
-      </w:pPr>
-      <w:r>
+        <w:rPr>
+          <w:rFonts w:ascii="Times New Roman" w:hAnsi="Times New Roman" w:cs="Times New Roman"/>
+        </w:rPr>
+      </w:pPr>
+      <w:r>
+        <w:rPr>
+          <w:rFonts w:ascii="Times New Roman" w:hAnsi="Times New Roman" w:cs="Times New Roman"/>
+        </w:rPr>
         <w:t>print(a)</w:t>
       </w:r>
     </w:p>
@@ -920,6 +1297,9 @@
         <w:tabs>
           <w:tab w:val="left" w:pos="2040"/>
         </w:tabs>
+        <w:rPr>
+          <w:rFonts w:ascii="Times New Roman" w:hAnsi="Times New Roman" w:cs="Times New Roman"/>
+        </w:rPr>
       </w:pPr>
     </w:p>
     <w:p>
@@ -927,16 +1307,28 @@
         <w:tabs>
           <w:tab w:val="left" w:pos="2040"/>
         </w:tabs>
-      </w:pPr>
-      <w:r>
+        <w:rPr>
+          <w:rFonts w:ascii="Times New Roman" w:hAnsi="Times New Roman" w:cs="Times New Roman"/>
+        </w:rPr>
+      </w:pPr>
+      <w:r>
+        <w:rPr>
+          <w:rFonts w:ascii="Times New Roman" w:hAnsi="Times New Roman" w:cs="Times New Roman"/>
+        </w:rPr>
         <w:t>print("\</w:t>
       </w:r>
       <w:proofErr w:type="spellStart"/>
       <w:r>
+        <w:rPr>
+          <w:rFonts w:ascii="Times New Roman" w:hAnsi="Times New Roman" w:cs="Times New Roman"/>
+        </w:rPr>
         <w:t>nEven</w:t>
       </w:r>
       <w:proofErr w:type="spellEnd"/>
       <w:r>
+        <w:rPr>
+          <w:rFonts w:ascii="Times New Roman" w:hAnsi="Times New Roman" w:cs="Times New Roman"/>
+        </w:rPr>
         <w:t xml:space="preserve"> Numbers")</w:t>
       </w:r>
     </w:p>
@@ -945,8 +1337,14 @@
         <w:tabs>
           <w:tab w:val="left" w:pos="2040"/>
         </w:tabs>
-      </w:pPr>
-      <w:r>
+        <w:rPr>
+          <w:rFonts w:ascii="Times New Roman" w:hAnsi="Times New Roman" w:cs="Times New Roman"/>
+        </w:rPr>
+      </w:pPr>
+      <w:r>
+        <w:rPr>
+          <w:rFonts w:ascii="Times New Roman" w:hAnsi="Times New Roman" w:cs="Times New Roman"/>
+        </w:rPr>
         <w:t>print(b)</w:t>
       </w:r>
     </w:p>
@@ -955,6 +1353,9 @@
         <w:tabs>
           <w:tab w:val="left" w:pos="2040"/>
         </w:tabs>
+        <w:rPr>
+          <w:rFonts w:ascii="Times New Roman" w:hAnsi="Times New Roman" w:cs="Times New Roman"/>
+        </w:rPr>
       </w:pPr>
     </w:p>
     <w:p>
@@ -962,16 +1363,28 @@
         <w:tabs>
           <w:tab w:val="left" w:pos="2040"/>
         </w:tabs>
-      </w:pPr>
-      <w:r>
+        <w:rPr>
+          <w:rFonts w:ascii="Times New Roman" w:hAnsi="Times New Roman" w:cs="Times New Roman"/>
+        </w:rPr>
+      </w:pPr>
+      <w:r>
+        <w:rPr>
+          <w:rFonts w:ascii="Times New Roman" w:hAnsi="Times New Roman" w:cs="Times New Roman"/>
+        </w:rPr>
         <w:t>print("\</w:t>
       </w:r>
       <w:proofErr w:type="spellStart"/>
       <w:r>
+        <w:rPr>
+          <w:rFonts w:ascii="Times New Roman" w:hAnsi="Times New Roman" w:cs="Times New Roman"/>
+        </w:rPr>
         <w:t>nMultiples</w:t>
       </w:r>
       <w:proofErr w:type="spellEnd"/>
       <w:r>
+        <w:rPr>
+          <w:rFonts w:ascii="Times New Roman" w:hAnsi="Times New Roman" w:cs="Times New Roman"/>
+        </w:rPr>
         <w:t xml:space="preserve"> of 5")</w:t>
       </w:r>
     </w:p>
@@ -980,8 +1393,15 @@
         <w:tabs>
           <w:tab w:val="left" w:pos="2040"/>
         </w:tabs>
-      </w:pPr>
-      <w:r>
+        <w:rPr>
+          <w:rFonts w:ascii="Times New Roman" w:hAnsi="Times New Roman" w:cs="Times New Roman"/>
+        </w:rPr>
+      </w:pPr>
+      <w:r>
+        <w:rPr>
+          <w:rFonts w:ascii="Times New Roman" w:hAnsi="Times New Roman" w:cs="Times New Roman"/>
+        </w:rPr>
+        <w:lastRenderedPageBreak/>
         <w:t>print(c)</w:t>
       </w:r>
     </w:p>
@@ -995,15 +1415,25 @@
           <w:szCs w:val="28"/>
         </w:rPr>
       </w:pPr>
-      <w:r>
-        <w:rPr>
-          <w:rFonts w:ascii="Times New Roman" w:hAnsi="Times New Roman" w:cs="Times New Roman"/>
-          <w:b/>
-          <w:bCs/>
-          <w:sz w:val="28"/>
-          <w:szCs w:val="28"/>
-        </w:rPr>
-        <w:lastRenderedPageBreak/>
+    </w:p>
+    <w:p>
+      <w:pPr>
+        <w:rPr>
+          <w:rFonts w:ascii="Times New Roman" w:hAnsi="Times New Roman" w:cs="Times New Roman"/>
+          <w:b/>
+          <w:bCs/>
+          <w:sz w:val="28"/>
+          <w:szCs w:val="28"/>
+        </w:rPr>
+      </w:pPr>
+      <w:r>
+        <w:rPr>
+          <w:rFonts w:ascii="Times New Roman" w:hAnsi="Times New Roman" w:cs="Times New Roman"/>
+          <w:b/>
+          <w:bCs/>
+          <w:sz w:val="28"/>
+          <w:szCs w:val="28"/>
+        </w:rPr>
         <w:t>Output:</w:t>
       </w:r>
     </w:p>
@@ -1013,11 +1443,13 @@
           <w:tab w:val="left" w:pos="2040"/>
         </w:tabs>
         <w:rPr>
+          <w:rFonts w:ascii="Times New Roman" w:hAnsi="Times New Roman" w:cs="Times New Roman"/>
           <w:noProof/>
         </w:rPr>
       </w:pPr>
       <w:r>
         <w:rPr>
+          <w:rFonts w:ascii="Times New Roman" w:hAnsi="Times New Roman" w:cs="Times New Roman"/>
           <w:noProof/>
         </w:rPr>
         <w:drawing>
@@ -1036,7 +1468,7 @@
                     <pic:cNvPicPr/>
                   </pic:nvPicPr>
                   <pic:blipFill>
-                    <a:blip r:embed="rId6">
+                    <a:blip r:embed="rId8">
                       <a:extLst>
                         <a:ext uri="{28A0092B-C50C-407E-A947-70E740481C1C}">
                           <a14:useLocalDpi xmlns:a14="http://schemas.microsoft.com/office/drawing/2010/main" val="0"/>
@@ -1066,6 +1498,7 @@
     <w:p>
       <w:pPr>
         <w:rPr>
+          <w:rFonts w:ascii="Times New Roman" w:hAnsi="Times New Roman" w:cs="Times New Roman"/>
           <w:noProof/>
         </w:rPr>
       </w:pPr>
@@ -1117,16 +1550,28 @@
         <w:tabs>
           <w:tab w:val="left" w:pos="1255"/>
         </w:tabs>
-      </w:pPr>
-      <w:r>
+        <w:rPr>
+          <w:rFonts w:ascii="Times New Roman" w:hAnsi="Times New Roman" w:cs="Times New Roman"/>
+        </w:rPr>
+      </w:pPr>
+      <w:r>
+        <w:rPr>
+          <w:rFonts w:ascii="Times New Roman" w:hAnsi="Times New Roman" w:cs="Times New Roman"/>
+        </w:rPr>
         <w:t xml:space="preserve">import </w:t>
       </w:r>
       <w:proofErr w:type="spellStart"/>
       <w:r>
+        <w:rPr>
+          <w:rFonts w:ascii="Times New Roman" w:hAnsi="Times New Roman" w:cs="Times New Roman"/>
+        </w:rPr>
         <w:t>numpy</w:t>
       </w:r>
       <w:proofErr w:type="spellEnd"/>
       <w:r>
+        <w:rPr>
+          <w:rFonts w:ascii="Times New Roman" w:hAnsi="Times New Roman" w:cs="Times New Roman"/>
+        </w:rPr>
         <w:t xml:space="preserve"> as np</w:t>
       </w:r>
     </w:p>
@@ -1135,23 +1580,38 @@
         <w:tabs>
           <w:tab w:val="left" w:pos="1255"/>
         </w:tabs>
-      </w:pPr>
-    </w:p>
-    <w:p>
-      <w:pPr>
-        <w:tabs>
-          <w:tab w:val="left" w:pos="1255"/>
-        </w:tabs>
-      </w:pPr>
-      <w:r>
+        <w:rPr>
+          <w:rFonts w:ascii="Times New Roman" w:hAnsi="Times New Roman" w:cs="Times New Roman"/>
+        </w:rPr>
+      </w:pPr>
+    </w:p>
+    <w:p>
+      <w:pPr>
+        <w:tabs>
+          <w:tab w:val="left" w:pos="1255"/>
+        </w:tabs>
+        <w:rPr>
+          <w:rFonts w:ascii="Times New Roman" w:hAnsi="Times New Roman" w:cs="Times New Roman"/>
+        </w:rPr>
+      </w:pPr>
+      <w:r>
+        <w:rPr>
+          <w:rFonts w:ascii="Times New Roman" w:hAnsi="Times New Roman" w:cs="Times New Roman"/>
+        </w:rPr>
         <w:t xml:space="preserve">arr1 = </w:t>
       </w:r>
       <w:proofErr w:type="spellStart"/>
       <w:r>
+        <w:rPr>
+          <w:rFonts w:ascii="Times New Roman" w:hAnsi="Times New Roman" w:cs="Times New Roman"/>
+        </w:rPr>
         <w:t>np.linspace</w:t>
       </w:r>
       <w:proofErr w:type="spellEnd"/>
       <w:r>
+        <w:rPr>
+          <w:rFonts w:ascii="Times New Roman" w:hAnsi="Times New Roman" w:cs="Times New Roman"/>
+        </w:rPr>
         <w:t>(0, 5, 10)</w:t>
       </w:r>
     </w:p>
@@ -1160,16 +1620,28 @@
         <w:tabs>
           <w:tab w:val="left" w:pos="1255"/>
         </w:tabs>
-      </w:pPr>
-      <w:r>
+        <w:rPr>
+          <w:rFonts w:ascii="Times New Roman" w:hAnsi="Times New Roman" w:cs="Times New Roman"/>
+        </w:rPr>
+      </w:pPr>
+      <w:r>
+        <w:rPr>
+          <w:rFonts w:ascii="Times New Roman" w:hAnsi="Times New Roman" w:cs="Times New Roman"/>
+        </w:rPr>
         <w:t xml:space="preserve">arr2 = </w:t>
       </w:r>
       <w:proofErr w:type="spellStart"/>
       <w:r>
+        <w:rPr>
+          <w:rFonts w:ascii="Times New Roman" w:hAnsi="Times New Roman" w:cs="Times New Roman"/>
+        </w:rPr>
         <w:t>np.linspace</w:t>
       </w:r>
       <w:proofErr w:type="spellEnd"/>
       <w:r>
+        <w:rPr>
+          <w:rFonts w:ascii="Times New Roman" w:hAnsi="Times New Roman" w:cs="Times New Roman"/>
+        </w:rPr>
         <w:t>(-10, 10, 15)</w:t>
       </w:r>
     </w:p>
@@ -1178,8 +1650,14 @@
         <w:tabs>
           <w:tab w:val="left" w:pos="1255"/>
         </w:tabs>
-      </w:pPr>
-      <w:r>
+        <w:rPr>
+          <w:rFonts w:ascii="Times New Roman" w:hAnsi="Times New Roman" w:cs="Times New Roman"/>
+        </w:rPr>
+      </w:pPr>
+      <w:r>
+        <w:rPr>
+          <w:rFonts w:ascii="Times New Roman" w:hAnsi="Times New Roman" w:cs="Times New Roman"/>
+        </w:rPr>
         <w:t>print(arr1)</w:t>
       </w:r>
     </w:p>
@@ -1188,16 +1666,28 @@
         <w:tabs>
           <w:tab w:val="left" w:pos="1255"/>
         </w:tabs>
-      </w:pPr>
-      <w:r>
+        <w:rPr>
+          <w:rFonts w:ascii="Times New Roman" w:hAnsi="Times New Roman" w:cs="Times New Roman"/>
+        </w:rPr>
+      </w:pPr>
+      <w:r>
+        <w:rPr>
+          <w:rFonts w:ascii="Times New Roman" w:hAnsi="Times New Roman" w:cs="Times New Roman"/>
+        </w:rPr>
         <w:t xml:space="preserve">print("Length:", </w:t>
       </w:r>
       <w:proofErr w:type="spellStart"/>
       <w:r>
+        <w:rPr>
+          <w:rFonts w:ascii="Times New Roman" w:hAnsi="Times New Roman" w:cs="Times New Roman"/>
+        </w:rPr>
         <w:t>len</w:t>
       </w:r>
       <w:proofErr w:type="spellEnd"/>
       <w:r>
+        <w:rPr>
+          <w:rFonts w:ascii="Times New Roman" w:hAnsi="Times New Roman" w:cs="Times New Roman"/>
+        </w:rPr>
         <w:t>(arr1))</w:t>
       </w:r>
     </w:p>
@@ -1206,8 +1696,14 @@
         <w:tabs>
           <w:tab w:val="left" w:pos="1255"/>
         </w:tabs>
-      </w:pPr>
-      <w:r>
+        <w:rPr>
+          <w:rFonts w:ascii="Times New Roman" w:hAnsi="Times New Roman" w:cs="Times New Roman"/>
+        </w:rPr>
+      </w:pPr>
+      <w:r>
+        <w:rPr>
+          <w:rFonts w:ascii="Times New Roman" w:hAnsi="Times New Roman" w:cs="Times New Roman"/>
+        </w:rPr>
         <w:t>print()</w:t>
       </w:r>
     </w:p>
@@ -1216,8 +1712,14 @@
         <w:tabs>
           <w:tab w:val="left" w:pos="1255"/>
         </w:tabs>
-      </w:pPr>
-      <w:r>
+        <w:rPr>
+          <w:rFonts w:ascii="Times New Roman" w:hAnsi="Times New Roman" w:cs="Times New Roman"/>
+        </w:rPr>
+      </w:pPr>
+      <w:r>
+        <w:rPr>
+          <w:rFonts w:ascii="Times New Roman" w:hAnsi="Times New Roman" w:cs="Times New Roman"/>
+        </w:rPr>
         <w:t>print(arr2)</w:t>
       </w:r>
     </w:p>
@@ -1226,16 +1728,28 @@
         <w:tabs>
           <w:tab w:val="left" w:pos="1255"/>
         </w:tabs>
-      </w:pPr>
-      <w:r>
+        <w:rPr>
+          <w:rFonts w:ascii="Times New Roman" w:hAnsi="Times New Roman" w:cs="Times New Roman"/>
+        </w:rPr>
+      </w:pPr>
+      <w:r>
+        <w:rPr>
+          <w:rFonts w:ascii="Times New Roman" w:hAnsi="Times New Roman" w:cs="Times New Roman"/>
+        </w:rPr>
         <w:t xml:space="preserve">print("Length:", </w:t>
       </w:r>
       <w:proofErr w:type="spellStart"/>
       <w:r>
+        <w:rPr>
+          <w:rFonts w:ascii="Times New Roman" w:hAnsi="Times New Roman" w:cs="Times New Roman"/>
+        </w:rPr>
         <w:t>len</w:t>
       </w:r>
       <w:proofErr w:type="spellEnd"/>
       <w:r>
+        <w:rPr>
+          <w:rFonts w:ascii="Times New Roman" w:hAnsi="Times New Roman" w:cs="Times New Roman"/>
+        </w:rPr>
         <w:t>(arr2))</w:t>
       </w:r>
     </w:p>
@@ -1265,9 +1779,13 @@
         <w:tabs>
           <w:tab w:val="left" w:pos="1255"/>
         </w:tabs>
-      </w:pPr>
-      <w:r>
-        <w:rPr>
+        <w:rPr>
+          <w:rFonts w:ascii="Times New Roman" w:hAnsi="Times New Roman" w:cs="Times New Roman"/>
+        </w:rPr>
+      </w:pPr>
+      <w:r>
+        <w:rPr>
+          <w:rFonts w:ascii="Times New Roman" w:hAnsi="Times New Roman" w:cs="Times New Roman"/>
           <w:noProof/>
         </w:rPr>
         <w:drawing>
@@ -1286,7 +1804,7 @@
                     <pic:cNvPicPr/>
                   </pic:nvPicPr>
                   <pic:blipFill>
-                    <a:blip r:embed="rId7">
+                    <a:blip r:embed="rId9">
                       <a:extLst>
                         <a:ext uri="{28A0092B-C50C-407E-A947-70E740481C1C}">
                           <a14:useLocalDpi xmlns:a14="http://schemas.microsoft.com/office/drawing/2010/main" val="0"/>
@@ -1315,33 +1833,3451 @@
     </w:p>
     <w:p>
       <w:pPr>
-        <w:tabs>
-          <w:tab w:val="left" w:pos="1255"/>
-        </w:tabs>
-      </w:pPr>
-    </w:p>
-    <w:p>
-      <w:pPr>
-        <w:tabs>
-          <w:tab w:val="left" w:pos="1255"/>
-        </w:tabs>
-      </w:pPr>
-    </w:p>
-    <w:p>
-      <w:pPr>
-        <w:tabs>
-          <w:tab w:val="left" w:pos="1255"/>
-        </w:tabs>
+        <w:rPr>
+          <w:rFonts w:ascii="Times New Roman" w:hAnsi="Times New Roman" w:cs="Times New Roman"/>
+          <w:b/>
+          <w:bCs/>
+          <w:sz w:val="28"/>
+          <w:szCs w:val="28"/>
+        </w:rPr>
+      </w:pPr>
+    </w:p>
+    <w:p>
+      <w:pPr>
+        <w:rPr>
+          <w:rFonts w:ascii="Times New Roman" w:hAnsi="Times New Roman" w:cs="Times New Roman"/>
+          <w:b/>
+          <w:bCs/>
+          <w:sz w:val="28"/>
+          <w:szCs w:val="28"/>
+        </w:rPr>
+      </w:pPr>
+      <w:r>
+        <w:rPr>
+          <w:rFonts w:ascii="Times New Roman" w:hAnsi="Times New Roman" w:cs="Times New Roman"/>
+          <w:b/>
+          <w:bCs/>
+          <w:sz w:val="28"/>
+          <w:szCs w:val="28"/>
+        </w:rPr>
+        <w:t>Question no5:</w:t>
+      </w:r>
+    </w:p>
+    <w:p>
+      <w:pPr>
+        <w:tabs>
+          <w:tab w:val="left" w:pos="1644"/>
+        </w:tabs>
+        <w:rPr>
+          <w:rFonts w:ascii="Times New Roman" w:hAnsi="Times New Roman" w:cs="Times New Roman"/>
+          <w:b/>
+          <w:bCs/>
+          <w:sz w:val="28"/>
+          <w:szCs w:val="28"/>
+        </w:rPr>
+      </w:pPr>
+      <w:r>
+        <w:rPr>
+          <w:rFonts w:ascii="Times New Roman" w:hAnsi="Times New Roman" w:cs="Times New Roman"/>
+          <w:b/>
+          <w:bCs/>
+          <w:sz w:val="28"/>
+          <w:szCs w:val="28"/>
+        </w:rPr>
+        <w:t>Program:</w:t>
+      </w:r>
+    </w:p>
+    <w:p>
+      <w:pPr>
+        <w:tabs>
+          <w:tab w:val="left" w:pos="1255"/>
+        </w:tabs>
+        <w:rPr>
+          <w:rFonts w:ascii="Times New Roman" w:hAnsi="Times New Roman" w:cs="Times New Roman"/>
+        </w:rPr>
+      </w:pPr>
+      <w:r>
+        <w:rPr>
+          <w:rFonts w:ascii="Times New Roman" w:hAnsi="Times New Roman" w:cs="Times New Roman"/>
+        </w:rPr>
+        <w:t xml:space="preserve">import </w:t>
+      </w:r>
+      <w:proofErr w:type="spellStart"/>
+      <w:r>
+        <w:rPr>
+          <w:rFonts w:ascii="Times New Roman" w:hAnsi="Times New Roman" w:cs="Times New Roman"/>
+        </w:rPr>
+        <w:t>numpy</w:t>
+      </w:r>
+      <w:proofErr w:type="spellEnd"/>
+      <w:r>
+        <w:rPr>
+          <w:rFonts w:ascii="Times New Roman" w:hAnsi="Times New Roman" w:cs="Times New Roman"/>
+        </w:rPr>
+        <w:t xml:space="preserve"> as np</w:t>
+      </w:r>
+    </w:p>
+    <w:p>
+      <w:pPr>
+        <w:tabs>
+          <w:tab w:val="left" w:pos="1255"/>
+        </w:tabs>
+        <w:rPr>
+          <w:rFonts w:ascii="Times New Roman" w:hAnsi="Times New Roman" w:cs="Times New Roman"/>
+        </w:rPr>
+      </w:pPr>
+    </w:p>
+    <w:p>
+      <w:pPr>
+        <w:tabs>
+          <w:tab w:val="left" w:pos="1255"/>
+        </w:tabs>
+        <w:rPr>
+          <w:rFonts w:ascii="Times New Roman" w:hAnsi="Times New Roman" w:cs="Times New Roman"/>
+        </w:rPr>
+      </w:pPr>
+      <w:r>
+        <w:rPr>
+          <w:rFonts w:ascii="Times New Roman" w:hAnsi="Times New Roman" w:cs="Times New Roman"/>
+        </w:rPr>
+        <w:t xml:space="preserve">a = </w:t>
+      </w:r>
+      <w:proofErr w:type="spellStart"/>
+      <w:r>
+        <w:rPr>
+          <w:rFonts w:ascii="Times New Roman" w:hAnsi="Times New Roman" w:cs="Times New Roman"/>
+        </w:rPr>
+        <w:t>np.random.rand</w:t>
+      </w:r>
+      <w:proofErr w:type="spellEnd"/>
+      <w:r>
+        <w:rPr>
+          <w:rFonts w:ascii="Times New Roman" w:hAnsi="Times New Roman" w:cs="Times New Roman"/>
+        </w:rPr>
+        <w:t>(10)</w:t>
+      </w:r>
+    </w:p>
+    <w:p>
+      <w:pPr>
+        <w:tabs>
+          <w:tab w:val="left" w:pos="1255"/>
+        </w:tabs>
+        <w:rPr>
+          <w:rFonts w:ascii="Times New Roman" w:hAnsi="Times New Roman" w:cs="Times New Roman"/>
+        </w:rPr>
+      </w:pPr>
+    </w:p>
+    <w:p>
+      <w:pPr>
+        <w:tabs>
+          <w:tab w:val="left" w:pos="1255"/>
+        </w:tabs>
+        <w:rPr>
+          <w:rFonts w:ascii="Times New Roman" w:hAnsi="Times New Roman" w:cs="Times New Roman"/>
+        </w:rPr>
+      </w:pPr>
+      <w:r>
+        <w:rPr>
+          <w:rFonts w:ascii="Times New Roman" w:hAnsi="Times New Roman" w:cs="Times New Roman"/>
+        </w:rPr>
+        <w:t xml:space="preserve">b = </w:t>
+      </w:r>
+      <w:proofErr w:type="spellStart"/>
+      <w:r>
+        <w:rPr>
+          <w:rFonts w:ascii="Times New Roman" w:hAnsi="Times New Roman" w:cs="Times New Roman"/>
+        </w:rPr>
+        <w:t>np.random.randn</w:t>
+      </w:r>
+      <w:proofErr w:type="spellEnd"/>
+      <w:r>
+        <w:rPr>
+          <w:rFonts w:ascii="Times New Roman" w:hAnsi="Times New Roman" w:cs="Times New Roman"/>
+        </w:rPr>
+        <w:t>(3, 3)</w:t>
+      </w:r>
+    </w:p>
+    <w:p>
+      <w:pPr>
+        <w:tabs>
+          <w:tab w:val="left" w:pos="1255"/>
+        </w:tabs>
+        <w:rPr>
+          <w:rFonts w:ascii="Times New Roman" w:hAnsi="Times New Roman" w:cs="Times New Roman"/>
+        </w:rPr>
+      </w:pPr>
+    </w:p>
+    <w:p>
+      <w:pPr>
+        <w:tabs>
+          <w:tab w:val="left" w:pos="1255"/>
+        </w:tabs>
+        <w:rPr>
+          <w:rFonts w:ascii="Times New Roman" w:hAnsi="Times New Roman" w:cs="Times New Roman"/>
+        </w:rPr>
+      </w:pPr>
+      <w:r>
+        <w:rPr>
+          <w:rFonts w:ascii="Times New Roman" w:hAnsi="Times New Roman" w:cs="Times New Roman"/>
+        </w:rPr>
+        <w:t xml:space="preserve">c = </w:t>
+      </w:r>
+      <w:proofErr w:type="spellStart"/>
+      <w:r>
+        <w:rPr>
+          <w:rFonts w:ascii="Times New Roman" w:hAnsi="Times New Roman" w:cs="Times New Roman"/>
+        </w:rPr>
+        <w:t>np.random.randint</w:t>
+      </w:r>
+      <w:proofErr w:type="spellEnd"/>
+      <w:r>
+        <w:rPr>
+          <w:rFonts w:ascii="Times New Roman" w:hAnsi="Times New Roman" w:cs="Times New Roman"/>
+        </w:rPr>
+        <w:t>(10, 51, (4, 5))</w:t>
+      </w:r>
+    </w:p>
+    <w:p>
+      <w:pPr>
+        <w:tabs>
+          <w:tab w:val="left" w:pos="1255"/>
+        </w:tabs>
+        <w:rPr>
+          <w:rFonts w:ascii="Times New Roman" w:hAnsi="Times New Roman" w:cs="Times New Roman"/>
+        </w:rPr>
+      </w:pPr>
+    </w:p>
+    <w:p>
+      <w:pPr>
+        <w:tabs>
+          <w:tab w:val="left" w:pos="1255"/>
+        </w:tabs>
+        <w:rPr>
+          <w:rFonts w:ascii="Times New Roman" w:hAnsi="Times New Roman" w:cs="Times New Roman"/>
+        </w:rPr>
+      </w:pPr>
+      <w:r>
+        <w:rPr>
+          <w:rFonts w:ascii="Times New Roman" w:hAnsi="Times New Roman" w:cs="Times New Roman"/>
+        </w:rPr>
+        <w:t>print("Random Numbers")</w:t>
+      </w:r>
+    </w:p>
+    <w:p>
+      <w:pPr>
+        <w:tabs>
+          <w:tab w:val="left" w:pos="1255"/>
+        </w:tabs>
+        <w:rPr>
+          <w:rFonts w:ascii="Times New Roman" w:hAnsi="Times New Roman" w:cs="Times New Roman"/>
+        </w:rPr>
+      </w:pPr>
+      <w:r>
+        <w:rPr>
+          <w:rFonts w:ascii="Times New Roman" w:hAnsi="Times New Roman" w:cs="Times New Roman"/>
+        </w:rPr>
+        <w:t>print(a)</w:t>
+      </w:r>
+    </w:p>
+    <w:p>
+      <w:pPr>
+        <w:tabs>
+          <w:tab w:val="left" w:pos="1255"/>
+        </w:tabs>
+        <w:rPr>
+          <w:rFonts w:ascii="Times New Roman" w:hAnsi="Times New Roman" w:cs="Times New Roman"/>
+        </w:rPr>
+      </w:pPr>
+    </w:p>
+    <w:p>
+      <w:pPr>
+        <w:tabs>
+          <w:tab w:val="left" w:pos="1255"/>
+        </w:tabs>
+        <w:rPr>
+          <w:rFonts w:ascii="Times New Roman" w:hAnsi="Times New Roman" w:cs="Times New Roman"/>
+        </w:rPr>
+      </w:pPr>
+      <w:r>
+        <w:rPr>
+          <w:rFonts w:ascii="Times New Roman" w:hAnsi="Times New Roman" w:cs="Times New Roman"/>
+        </w:rPr>
+        <w:t>print("\</w:t>
+      </w:r>
+      <w:proofErr w:type="spellStart"/>
+      <w:r>
+        <w:rPr>
+          <w:rFonts w:ascii="Times New Roman" w:hAnsi="Times New Roman" w:cs="Times New Roman"/>
+        </w:rPr>
+        <w:t>nStandard</w:t>
+      </w:r>
+      <w:proofErr w:type="spellEnd"/>
+      <w:r>
+        <w:rPr>
+          <w:rFonts w:ascii="Times New Roman" w:hAnsi="Times New Roman" w:cs="Times New Roman"/>
+        </w:rPr>
+        <w:t xml:space="preserve"> Normal Matrix")</w:t>
+      </w:r>
+    </w:p>
+    <w:p>
+      <w:pPr>
+        <w:tabs>
+          <w:tab w:val="left" w:pos="1255"/>
+        </w:tabs>
+        <w:rPr>
+          <w:rFonts w:ascii="Times New Roman" w:hAnsi="Times New Roman" w:cs="Times New Roman"/>
+        </w:rPr>
+      </w:pPr>
+      <w:r>
+        <w:rPr>
+          <w:rFonts w:ascii="Times New Roman" w:hAnsi="Times New Roman" w:cs="Times New Roman"/>
+        </w:rPr>
+        <w:t>print(b)</w:t>
+      </w:r>
+    </w:p>
+    <w:p>
+      <w:pPr>
+        <w:tabs>
+          <w:tab w:val="left" w:pos="1255"/>
+        </w:tabs>
+        <w:rPr>
+          <w:rFonts w:ascii="Times New Roman" w:hAnsi="Times New Roman" w:cs="Times New Roman"/>
+        </w:rPr>
+      </w:pPr>
+    </w:p>
+    <w:p>
+      <w:pPr>
+        <w:tabs>
+          <w:tab w:val="left" w:pos="1255"/>
+        </w:tabs>
+        <w:rPr>
+          <w:rFonts w:ascii="Times New Roman" w:hAnsi="Times New Roman" w:cs="Times New Roman"/>
+        </w:rPr>
+      </w:pPr>
+      <w:r>
+        <w:rPr>
+          <w:rFonts w:ascii="Times New Roman" w:hAnsi="Times New Roman" w:cs="Times New Roman"/>
+        </w:rPr>
+        <w:t>print("\</w:t>
+      </w:r>
+      <w:proofErr w:type="spellStart"/>
+      <w:r>
+        <w:rPr>
+          <w:rFonts w:ascii="Times New Roman" w:hAnsi="Times New Roman" w:cs="Times New Roman"/>
+        </w:rPr>
+        <w:t>nRandom</w:t>
+      </w:r>
+      <w:proofErr w:type="spellEnd"/>
+      <w:r>
+        <w:rPr>
+          <w:rFonts w:ascii="Times New Roman" w:hAnsi="Times New Roman" w:cs="Times New Roman"/>
+        </w:rPr>
+        <w:t xml:space="preserve"> Integers")</w:t>
+      </w:r>
+    </w:p>
+    <w:p>
+      <w:pPr>
+        <w:tabs>
+          <w:tab w:val="left" w:pos="1255"/>
+        </w:tabs>
+        <w:rPr>
+          <w:rFonts w:ascii="Times New Roman" w:hAnsi="Times New Roman" w:cs="Times New Roman"/>
+        </w:rPr>
+      </w:pPr>
+      <w:r>
+        <w:rPr>
+          <w:rFonts w:ascii="Times New Roman" w:hAnsi="Times New Roman" w:cs="Times New Roman"/>
+        </w:rPr>
+        <w:t>print(c)</w:t>
+      </w:r>
+    </w:p>
+    <w:p>
+      <w:pPr>
+        <w:tabs>
+          <w:tab w:val="left" w:pos="1255"/>
+        </w:tabs>
+        <w:rPr>
+          <w:rFonts w:ascii="Times New Roman" w:hAnsi="Times New Roman" w:cs="Times New Roman"/>
+          <w:b/>
+          <w:bCs/>
+          <w:sz w:val="28"/>
+          <w:szCs w:val="28"/>
+        </w:rPr>
+      </w:pPr>
+      <w:r>
+        <w:rPr>
+          <w:rFonts w:ascii="Times New Roman" w:hAnsi="Times New Roman" w:cs="Times New Roman"/>
+          <w:b/>
+          <w:bCs/>
+          <w:sz w:val="28"/>
+          <w:szCs w:val="28"/>
+        </w:rPr>
+        <w:t>Output:</w:t>
+      </w:r>
+      <w:r>
+        <w:rPr>
+          <w:rFonts w:ascii="Times New Roman" w:hAnsi="Times New Roman" w:cs="Times New Roman"/>
+          <w:noProof/>
+        </w:rPr>
+        <w:drawing>
+          <wp:inline distT="0" distB="0" distL="0" distR="0" wp14:anchorId="7173AD06" wp14:editId="650B9E19">
+            <wp:extent cx="5731510" cy="2653030"/>
+            <wp:effectExtent l="0" t="0" r="2540" b="0"/>
+            <wp:docPr id="544051256" name="Picture 1"/>
+            <wp:cNvGraphicFramePr>
+              <a:graphicFrameLocks xmlns:a="http://schemas.openxmlformats.org/drawingml/2006/main" noChangeAspect="1"/>
+            </wp:cNvGraphicFramePr>
+            <a:graphic xmlns:a="http://schemas.openxmlformats.org/drawingml/2006/main">
+              <a:graphicData uri="http://schemas.openxmlformats.org/drawingml/2006/picture">
+                <pic:pic xmlns:pic="http://schemas.openxmlformats.org/drawingml/2006/picture">
+                  <pic:nvPicPr>
+                    <pic:cNvPr id="544051256" name="Picture 544051256"/>
+                    <pic:cNvPicPr/>
+                  </pic:nvPicPr>
+                  <pic:blipFill>
+                    <a:blip r:embed="rId10">
+                      <a:extLst>
+                        <a:ext uri="{28A0092B-C50C-407E-A947-70E740481C1C}">
+                          <a14:useLocalDpi xmlns:a14="http://schemas.microsoft.com/office/drawing/2010/main" val="0"/>
+                        </a:ext>
+                      </a:extLst>
+                    </a:blip>
+                    <a:stretch>
+                      <a:fillRect/>
+                    </a:stretch>
+                  </pic:blipFill>
+                  <pic:spPr>
+                    <a:xfrm>
+                      <a:off x="0" y="0"/>
+                      <a:ext cx="5731510" cy="2653030"/>
+                    </a:xfrm>
+                    <a:prstGeom prst="rect">
+                      <a:avLst/>
+                    </a:prstGeom>
+                  </pic:spPr>
+                </pic:pic>
+              </a:graphicData>
+            </a:graphic>
+          </wp:inline>
+        </w:drawing>
+      </w:r>
+    </w:p>
+    <w:p>
+      <w:pPr>
+        <w:rPr>
+          <w:rFonts w:ascii="Times New Roman" w:hAnsi="Times New Roman" w:cs="Times New Roman"/>
+          <w:b/>
+          <w:bCs/>
+          <w:noProof/>
+          <w:sz w:val="28"/>
+          <w:szCs w:val="28"/>
+        </w:rPr>
+      </w:pPr>
+      <w:r>
+        <w:rPr>
+          <w:rFonts w:ascii="Times New Roman" w:hAnsi="Times New Roman" w:cs="Times New Roman"/>
+          <w:b/>
+          <w:bCs/>
+          <w:noProof/>
+          <w:sz w:val="28"/>
+          <w:szCs w:val="28"/>
+        </w:rPr>
+        <w:lastRenderedPageBreak/>
+        <w:t>Question no 6:</w:t>
+      </w:r>
+    </w:p>
+    <w:p>
+      <w:pPr>
+        <w:rPr>
+          <w:rFonts w:ascii="Times New Roman" w:hAnsi="Times New Roman" w:cs="Times New Roman"/>
+          <w:b/>
+          <w:bCs/>
+          <w:noProof/>
+          <w:sz w:val="28"/>
+          <w:szCs w:val="28"/>
+        </w:rPr>
+      </w:pPr>
+      <w:r>
+        <w:rPr>
+          <w:rFonts w:ascii="Times New Roman" w:hAnsi="Times New Roman" w:cs="Times New Roman"/>
+          <w:b/>
+          <w:bCs/>
+          <w:noProof/>
+          <w:sz w:val="28"/>
+          <w:szCs w:val="28"/>
+        </w:rPr>
+        <w:t>Program:</w:t>
+      </w:r>
+    </w:p>
+    <w:p>
+      <w:pPr>
+        <w:tabs>
+          <w:tab w:val="left" w:pos="1255"/>
+        </w:tabs>
+        <w:rPr>
+          <w:rFonts w:ascii="Times New Roman" w:hAnsi="Times New Roman" w:cs="Times New Roman"/>
+        </w:rPr>
+      </w:pPr>
+      <w:r>
+        <w:rPr>
+          <w:rFonts w:ascii="Times New Roman" w:hAnsi="Times New Roman" w:cs="Times New Roman"/>
+        </w:rPr>
+        <w:t xml:space="preserve">import </w:t>
+      </w:r>
+      <w:proofErr w:type="spellStart"/>
+      <w:r>
+        <w:rPr>
+          <w:rFonts w:ascii="Times New Roman" w:hAnsi="Times New Roman" w:cs="Times New Roman"/>
+        </w:rPr>
+        <w:t>numpy</w:t>
+      </w:r>
+      <w:proofErr w:type="spellEnd"/>
+      <w:r>
+        <w:rPr>
+          <w:rFonts w:ascii="Times New Roman" w:hAnsi="Times New Roman" w:cs="Times New Roman"/>
+        </w:rPr>
+        <w:t xml:space="preserve"> as np</w:t>
+      </w:r>
+    </w:p>
+    <w:p>
+      <w:pPr>
+        <w:tabs>
+          <w:tab w:val="left" w:pos="1255"/>
+        </w:tabs>
+        <w:rPr>
+          <w:rFonts w:ascii="Times New Roman" w:hAnsi="Times New Roman" w:cs="Times New Roman"/>
+        </w:rPr>
+      </w:pPr>
+    </w:p>
+    <w:p>
+      <w:pPr>
+        <w:tabs>
+          <w:tab w:val="left" w:pos="1255"/>
+        </w:tabs>
+        <w:rPr>
+          <w:rFonts w:ascii="Times New Roman" w:hAnsi="Times New Roman" w:cs="Times New Roman"/>
+        </w:rPr>
+      </w:pPr>
+      <w:r>
+        <w:rPr>
+          <w:rFonts w:ascii="Times New Roman" w:hAnsi="Times New Roman" w:cs="Times New Roman"/>
+        </w:rPr>
+        <w:t xml:space="preserve">v1 = </w:t>
+      </w:r>
+      <w:proofErr w:type="spellStart"/>
+      <w:r>
+        <w:rPr>
+          <w:rFonts w:ascii="Times New Roman" w:hAnsi="Times New Roman" w:cs="Times New Roman"/>
+        </w:rPr>
+        <w:t>np.array</w:t>
+      </w:r>
+      <w:proofErr w:type="spellEnd"/>
+      <w:r>
+        <w:rPr>
+          <w:rFonts w:ascii="Times New Roman" w:hAnsi="Times New Roman" w:cs="Times New Roman"/>
+        </w:rPr>
+        <w:t>([2, 4, 6, 8])</w:t>
+      </w:r>
+    </w:p>
+    <w:p>
+      <w:pPr>
+        <w:tabs>
+          <w:tab w:val="left" w:pos="1255"/>
+        </w:tabs>
+        <w:rPr>
+          <w:rFonts w:ascii="Times New Roman" w:hAnsi="Times New Roman" w:cs="Times New Roman"/>
+        </w:rPr>
+      </w:pPr>
+    </w:p>
+    <w:p>
+      <w:pPr>
+        <w:tabs>
+          <w:tab w:val="left" w:pos="1255"/>
+        </w:tabs>
+        <w:rPr>
+          <w:rFonts w:ascii="Times New Roman" w:hAnsi="Times New Roman" w:cs="Times New Roman"/>
+        </w:rPr>
+      </w:pPr>
+      <w:r>
+        <w:rPr>
+          <w:rFonts w:ascii="Times New Roman" w:hAnsi="Times New Roman" w:cs="Times New Roman"/>
+        </w:rPr>
+        <w:t xml:space="preserve">v2 = </w:t>
+      </w:r>
+      <w:proofErr w:type="spellStart"/>
+      <w:r>
+        <w:rPr>
+          <w:rFonts w:ascii="Times New Roman" w:hAnsi="Times New Roman" w:cs="Times New Roman"/>
+        </w:rPr>
+        <w:t>np.array</w:t>
+      </w:r>
+      <w:proofErr w:type="spellEnd"/>
+      <w:r>
+        <w:rPr>
+          <w:rFonts w:ascii="Times New Roman" w:hAnsi="Times New Roman" w:cs="Times New Roman"/>
+        </w:rPr>
+        <w:t>([1, 3, 5, 7])</w:t>
+      </w:r>
+    </w:p>
+    <w:p>
+      <w:pPr>
+        <w:tabs>
+          <w:tab w:val="left" w:pos="1255"/>
+        </w:tabs>
+        <w:rPr>
+          <w:rFonts w:ascii="Times New Roman" w:hAnsi="Times New Roman" w:cs="Times New Roman"/>
+        </w:rPr>
+      </w:pPr>
+    </w:p>
+    <w:p>
+      <w:pPr>
+        <w:tabs>
+          <w:tab w:val="left" w:pos="1255"/>
+        </w:tabs>
+        <w:rPr>
+          <w:rFonts w:ascii="Times New Roman" w:hAnsi="Times New Roman" w:cs="Times New Roman"/>
+        </w:rPr>
+      </w:pPr>
+      <w:r>
+        <w:rPr>
+          <w:rFonts w:ascii="Times New Roman" w:hAnsi="Times New Roman" w:cs="Times New Roman"/>
+        </w:rPr>
+        <w:t>print("Addition")</w:t>
+      </w:r>
+    </w:p>
+    <w:p>
+      <w:pPr>
+        <w:tabs>
+          <w:tab w:val="left" w:pos="1255"/>
+        </w:tabs>
+        <w:rPr>
+          <w:rFonts w:ascii="Times New Roman" w:hAnsi="Times New Roman" w:cs="Times New Roman"/>
+        </w:rPr>
+      </w:pPr>
+      <w:r>
+        <w:rPr>
+          <w:rFonts w:ascii="Times New Roman" w:hAnsi="Times New Roman" w:cs="Times New Roman"/>
+        </w:rPr>
+        <w:t>print(v1 + v2)</w:t>
+      </w:r>
+    </w:p>
+    <w:p>
+      <w:pPr>
+        <w:tabs>
+          <w:tab w:val="left" w:pos="1255"/>
+        </w:tabs>
+        <w:rPr>
+          <w:rFonts w:ascii="Times New Roman" w:hAnsi="Times New Roman" w:cs="Times New Roman"/>
+        </w:rPr>
+      </w:pPr>
+    </w:p>
+    <w:p>
+      <w:pPr>
+        <w:tabs>
+          <w:tab w:val="left" w:pos="1255"/>
+        </w:tabs>
+        <w:rPr>
+          <w:rFonts w:ascii="Times New Roman" w:hAnsi="Times New Roman" w:cs="Times New Roman"/>
+        </w:rPr>
+      </w:pPr>
+      <w:r>
+        <w:rPr>
+          <w:rFonts w:ascii="Times New Roman" w:hAnsi="Times New Roman" w:cs="Times New Roman"/>
+        </w:rPr>
+        <w:t>print("\</w:t>
+      </w:r>
+      <w:proofErr w:type="spellStart"/>
+      <w:r>
+        <w:rPr>
+          <w:rFonts w:ascii="Times New Roman" w:hAnsi="Times New Roman" w:cs="Times New Roman"/>
+        </w:rPr>
+        <w:t>nSubtraction</w:t>
+      </w:r>
+      <w:proofErr w:type="spellEnd"/>
+      <w:r>
+        <w:rPr>
+          <w:rFonts w:ascii="Times New Roman" w:hAnsi="Times New Roman" w:cs="Times New Roman"/>
+        </w:rPr>
+        <w:t>")</w:t>
+      </w:r>
+    </w:p>
+    <w:p>
+      <w:pPr>
+        <w:tabs>
+          <w:tab w:val="left" w:pos="1255"/>
+        </w:tabs>
+        <w:rPr>
+          <w:rFonts w:ascii="Times New Roman" w:hAnsi="Times New Roman" w:cs="Times New Roman"/>
+        </w:rPr>
+      </w:pPr>
+      <w:r>
+        <w:rPr>
+          <w:rFonts w:ascii="Times New Roman" w:hAnsi="Times New Roman" w:cs="Times New Roman"/>
+        </w:rPr>
+        <w:t>print(v1 - v2)</w:t>
+      </w:r>
+    </w:p>
+    <w:p>
+      <w:pPr>
+        <w:tabs>
+          <w:tab w:val="left" w:pos="1255"/>
+        </w:tabs>
+        <w:rPr>
+          <w:rFonts w:ascii="Times New Roman" w:hAnsi="Times New Roman" w:cs="Times New Roman"/>
+        </w:rPr>
+      </w:pPr>
+    </w:p>
+    <w:p>
+      <w:pPr>
+        <w:tabs>
+          <w:tab w:val="left" w:pos="1255"/>
+        </w:tabs>
+        <w:rPr>
+          <w:rFonts w:ascii="Times New Roman" w:hAnsi="Times New Roman" w:cs="Times New Roman"/>
+        </w:rPr>
+      </w:pPr>
+      <w:r>
+        <w:rPr>
+          <w:rFonts w:ascii="Times New Roman" w:hAnsi="Times New Roman" w:cs="Times New Roman"/>
+        </w:rPr>
+        <w:t>print("\</w:t>
+      </w:r>
+      <w:proofErr w:type="spellStart"/>
+      <w:r>
+        <w:rPr>
+          <w:rFonts w:ascii="Times New Roman" w:hAnsi="Times New Roman" w:cs="Times New Roman"/>
+        </w:rPr>
+        <w:t>nElement</w:t>
+      </w:r>
+      <w:proofErr w:type="spellEnd"/>
+      <w:r>
+        <w:rPr>
+          <w:rFonts w:ascii="Times New Roman" w:hAnsi="Times New Roman" w:cs="Times New Roman"/>
+        </w:rPr>
+        <w:t>-wise Multiplication")</w:t>
+      </w:r>
+    </w:p>
+    <w:p>
+      <w:pPr>
+        <w:tabs>
+          <w:tab w:val="left" w:pos="1255"/>
+        </w:tabs>
+        <w:rPr>
+          <w:rFonts w:ascii="Times New Roman" w:hAnsi="Times New Roman" w:cs="Times New Roman"/>
+        </w:rPr>
+      </w:pPr>
+      <w:r>
+        <w:rPr>
+          <w:rFonts w:ascii="Times New Roman" w:hAnsi="Times New Roman" w:cs="Times New Roman"/>
+        </w:rPr>
+        <w:t>print(v1 * v2)</w:t>
+      </w:r>
+    </w:p>
+    <w:p>
+      <w:pPr>
+        <w:tabs>
+          <w:tab w:val="left" w:pos="1255"/>
+        </w:tabs>
+        <w:rPr>
+          <w:rFonts w:ascii="Times New Roman" w:hAnsi="Times New Roman" w:cs="Times New Roman"/>
+        </w:rPr>
+      </w:pPr>
+    </w:p>
+    <w:p>
+      <w:pPr>
+        <w:tabs>
+          <w:tab w:val="left" w:pos="1255"/>
+        </w:tabs>
+        <w:rPr>
+          <w:rFonts w:ascii="Times New Roman" w:hAnsi="Times New Roman" w:cs="Times New Roman"/>
+        </w:rPr>
+      </w:pPr>
+      <w:r>
+        <w:rPr>
+          <w:rFonts w:ascii="Times New Roman" w:hAnsi="Times New Roman" w:cs="Times New Roman"/>
+        </w:rPr>
+        <w:t>print("\</w:t>
+      </w:r>
+      <w:proofErr w:type="spellStart"/>
+      <w:r>
+        <w:rPr>
+          <w:rFonts w:ascii="Times New Roman" w:hAnsi="Times New Roman" w:cs="Times New Roman"/>
+        </w:rPr>
+        <w:t>nDot</w:t>
+      </w:r>
+      <w:proofErr w:type="spellEnd"/>
+      <w:r>
+        <w:rPr>
+          <w:rFonts w:ascii="Times New Roman" w:hAnsi="Times New Roman" w:cs="Times New Roman"/>
+        </w:rPr>
+        <w:t xml:space="preserve"> Product")</w:t>
+      </w:r>
+    </w:p>
+    <w:p>
+      <w:pPr>
+        <w:tabs>
+          <w:tab w:val="left" w:pos="1255"/>
+        </w:tabs>
+        <w:rPr>
+          <w:rFonts w:ascii="Times New Roman" w:hAnsi="Times New Roman" w:cs="Times New Roman"/>
+        </w:rPr>
+      </w:pPr>
+      <w:r>
+        <w:rPr>
+          <w:rFonts w:ascii="Times New Roman" w:hAnsi="Times New Roman" w:cs="Times New Roman"/>
+        </w:rPr>
+        <w:t>print(np.dot(v1, v2))</w:t>
+      </w:r>
+    </w:p>
+    <w:p>
+      <w:pPr>
+        <w:rPr>
+          <w:rFonts w:ascii="Times New Roman" w:hAnsi="Times New Roman" w:cs="Times New Roman"/>
+          <w:b/>
+          <w:bCs/>
+          <w:sz w:val="28"/>
+          <w:szCs w:val="28"/>
+        </w:rPr>
+      </w:pPr>
+      <w:r>
+        <w:rPr>
+          <w:rFonts w:ascii="Times New Roman" w:hAnsi="Times New Roman" w:cs="Times New Roman"/>
+          <w:b/>
+          <w:bCs/>
+          <w:sz w:val="28"/>
+          <w:szCs w:val="28"/>
+        </w:rPr>
+        <w:t>Output</w:t>
+      </w:r>
+    </w:p>
+    <w:p>
+      <w:pPr>
+        <w:tabs>
+          <w:tab w:val="left" w:pos="1255"/>
+        </w:tabs>
+        <w:rPr>
+          <w:rFonts w:ascii="Times New Roman" w:hAnsi="Times New Roman" w:cs="Times New Roman"/>
+        </w:rPr>
+      </w:pPr>
+      <w:r>
+        <w:rPr>
+          <w:rFonts w:ascii="Times New Roman" w:hAnsi="Times New Roman" w:cs="Times New Roman"/>
+          <w:noProof/>
+        </w:rPr>
+        <w:drawing>
+          <wp:inline distT="0" distB="0" distL="0" distR="0" wp14:anchorId="1433A11F" wp14:editId="321DAE49">
+            <wp:extent cx="5731510" cy="2160270"/>
+            <wp:effectExtent l="0" t="0" r="2540" b="0"/>
+            <wp:docPr id="1771726009" name="Picture 2"/>
+            <wp:cNvGraphicFramePr>
+              <a:graphicFrameLocks xmlns:a="http://schemas.openxmlformats.org/drawingml/2006/main" noChangeAspect="1"/>
+            </wp:cNvGraphicFramePr>
+            <a:graphic xmlns:a="http://schemas.openxmlformats.org/drawingml/2006/main">
+              <a:graphicData uri="http://schemas.openxmlformats.org/drawingml/2006/picture">
+                <pic:pic xmlns:pic="http://schemas.openxmlformats.org/drawingml/2006/picture">
+                  <pic:nvPicPr>
+                    <pic:cNvPr id="1771726009" name="Picture 1771726009"/>
+                    <pic:cNvPicPr/>
+                  </pic:nvPicPr>
+                  <pic:blipFill>
+                    <a:blip r:embed="rId11">
+                      <a:extLst>
+                        <a:ext uri="{28A0092B-C50C-407E-A947-70E740481C1C}">
+                          <a14:useLocalDpi xmlns:a14="http://schemas.microsoft.com/office/drawing/2010/main" val="0"/>
+                        </a:ext>
+                      </a:extLst>
+                    </a:blip>
+                    <a:stretch>
+                      <a:fillRect/>
+                    </a:stretch>
+                  </pic:blipFill>
+                  <pic:spPr>
+                    <a:xfrm>
+                      <a:off x="0" y="0"/>
+                      <a:ext cx="5731510" cy="2160270"/>
+                    </a:xfrm>
+                    <a:prstGeom prst="rect">
+                      <a:avLst/>
+                    </a:prstGeom>
+                  </pic:spPr>
+                </pic:pic>
+              </a:graphicData>
+            </a:graphic>
+          </wp:inline>
+        </w:drawing>
+      </w:r>
+    </w:p>
+    <w:p>
+      <w:pPr>
+        <w:tabs>
+          <w:tab w:val="left" w:pos="1380"/>
+        </w:tabs>
+        <w:rPr>
+          <w:rFonts w:ascii="Times New Roman" w:hAnsi="Times New Roman" w:cs="Times New Roman"/>
+          <w:b/>
+          <w:bCs/>
+          <w:sz w:val="28"/>
+          <w:szCs w:val="28"/>
+        </w:rPr>
+      </w:pPr>
+    </w:p>
+    <w:p>
+      <w:pPr>
+        <w:tabs>
+          <w:tab w:val="left" w:pos="1380"/>
+        </w:tabs>
+        <w:rPr>
+          <w:rFonts w:ascii="Times New Roman" w:hAnsi="Times New Roman" w:cs="Times New Roman"/>
+          <w:b/>
+          <w:bCs/>
+          <w:sz w:val="28"/>
+          <w:szCs w:val="28"/>
+        </w:rPr>
+      </w:pPr>
+      <w:r>
+        <w:rPr>
+          <w:rFonts w:ascii="Times New Roman" w:hAnsi="Times New Roman" w:cs="Times New Roman"/>
+          <w:b/>
+          <w:bCs/>
+          <w:sz w:val="28"/>
+          <w:szCs w:val="28"/>
+        </w:rPr>
+        <w:lastRenderedPageBreak/>
+        <w:t>Question no 7</w:t>
+      </w:r>
+    </w:p>
+    <w:p>
+      <w:pPr>
+        <w:tabs>
+          <w:tab w:val="left" w:pos="1380"/>
+        </w:tabs>
+        <w:rPr>
+          <w:rFonts w:ascii="Times New Roman" w:hAnsi="Times New Roman" w:cs="Times New Roman"/>
+          <w:b/>
+          <w:bCs/>
+          <w:sz w:val="28"/>
+          <w:szCs w:val="28"/>
+        </w:rPr>
+      </w:pPr>
+      <w:r>
+        <w:rPr>
+          <w:rFonts w:ascii="Times New Roman" w:hAnsi="Times New Roman" w:cs="Times New Roman"/>
+          <w:b/>
+          <w:bCs/>
+          <w:sz w:val="28"/>
+          <w:szCs w:val="28"/>
+        </w:rPr>
+        <w:t>Program:</w:t>
+      </w:r>
+    </w:p>
+    <w:p>
+      <w:pPr>
+        <w:tabs>
+          <w:tab w:val="left" w:pos="1380"/>
+        </w:tabs>
+        <w:rPr>
+          <w:rFonts w:ascii="Times New Roman" w:hAnsi="Times New Roman" w:cs="Times New Roman"/>
+        </w:rPr>
+      </w:pPr>
+      <w:r>
+        <w:rPr>
+          <w:rFonts w:ascii="Times New Roman" w:hAnsi="Times New Roman" w:cs="Times New Roman"/>
+        </w:rPr>
+        <w:t xml:space="preserve">import </w:t>
+      </w:r>
+      <w:proofErr w:type="spellStart"/>
+      <w:r>
+        <w:rPr>
+          <w:rFonts w:ascii="Times New Roman" w:hAnsi="Times New Roman" w:cs="Times New Roman"/>
+        </w:rPr>
+        <w:t>numpy</w:t>
+      </w:r>
+      <w:proofErr w:type="spellEnd"/>
+      <w:r>
+        <w:rPr>
+          <w:rFonts w:ascii="Times New Roman" w:hAnsi="Times New Roman" w:cs="Times New Roman"/>
+        </w:rPr>
+        <w:t xml:space="preserve"> as np</w:t>
+      </w:r>
+    </w:p>
+    <w:p>
+      <w:pPr>
+        <w:tabs>
+          <w:tab w:val="left" w:pos="1380"/>
+        </w:tabs>
+        <w:rPr>
+          <w:rFonts w:ascii="Times New Roman" w:hAnsi="Times New Roman" w:cs="Times New Roman"/>
+        </w:rPr>
+      </w:pPr>
+    </w:p>
+    <w:p>
+      <w:pPr>
+        <w:tabs>
+          <w:tab w:val="left" w:pos="1380"/>
+        </w:tabs>
+        <w:rPr>
+          <w:rFonts w:ascii="Times New Roman" w:hAnsi="Times New Roman" w:cs="Times New Roman"/>
+        </w:rPr>
+      </w:pPr>
+      <w:r>
+        <w:rPr>
+          <w:rFonts w:ascii="Times New Roman" w:hAnsi="Times New Roman" w:cs="Times New Roman"/>
+        </w:rPr>
+        <w:t xml:space="preserve">A = </w:t>
+      </w:r>
+      <w:proofErr w:type="spellStart"/>
+      <w:r>
+        <w:rPr>
+          <w:rFonts w:ascii="Times New Roman" w:hAnsi="Times New Roman" w:cs="Times New Roman"/>
+        </w:rPr>
+        <w:t>np.array</w:t>
+      </w:r>
+      <w:proofErr w:type="spellEnd"/>
+      <w:r>
+        <w:rPr>
+          <w:rFonts w:ascii="Times New Roman" w:hAnsi="Times New Roman" w:cs="Times New Roman"/>
+        </w:rPr>
+        <w:t>([[1,2,3],</w:t>
+      </w:r>
+    </w:p>
+    <w:p>
+      <w:pPr>
+        <w:tabs>
+          <w:tab w:val="left" w:pos="1380"/>
+        </w:tabs>
+        <w:rPr>
+          <w:rFonts w:ascii="Times New Roman" w:hAnsi="Times New Roman" w:cs="Times New Roman"/>
+        </w:rPr>
+      </w:pPr>
+      <w:r>
+        <w:rPr>
+          <w:rFonts w:ascii="Times New Roman" w:hAnsi="Times New Roman" w:cs="Times New Roman"/>
+        </w:rPr>
+        <w:t>              [4,5,6],</w:t>
+      </w:r>
+    </w:p>
+    <w:p>
+      <w:pPr>
+        <w:tabs>
+          <w:tab w:val="left" w:pos="1380"/>
+        </w:tabs>
+        <w:rPr>
+          <w:rFonts w:ascii="Times New Roman" w:hAnsi="Times New Roman" w:cs="Times New Roman"/>
+        </w:rPr>
+      </w:pPr>
+      <w:r>
+        <w:rPr>
+          <w:rFonts w:ascii="Times New Roman" w:hAnsi="Times New Roman" w:cs="Times New Roman"/>
+        </w:rPr>
+        <w:t>              [7,8,9]])</w:t>
+      </w:r>
+    </w:p>
+    <w:p>
+      <w:pPr>
+        <w:tabs>
+          <w:tab w:val="left" w:pos="1380"/>
+        </w:tabs>
+        <w:rPr>
+          <w:rFonts w:ascii="Times New Roman" w:hAnsi="Times New Roman" w:cs="Times New Roman"/>
+        </w:rPr>
+      </w:pPr>
+    </w:p>
+    <w:p>
+      <w:pPr>
+        <w:tabs>
+          <w:tab w:val="left" w:pos="1380"/>
+        </w:tabs>
+        <w:rPr>
+          <w:rFonts w:ascii="Times New Roman" w:hAnsi="Times New Roman" w:cs="Times New Roman"/>
+        </w:rPr>
+      </w:pPr>
+      <w:r>
+        <w:rPr>
+          <w:rFonts w:ascii="Times New Roman" w:hAnsi="Times New Roman" w:cs="Times New Roman"/>
+        </w:rPr>
+        <w:t xml:space="preserve">B = </w:t>
+      </w:r>
+      <w:proofErr w:type="spellStart"/>
+      <w:r>
+        <w:rPr>
+          <w:rFonts w:ascii="Times New Roman" w:hAnsi="Times New Roman" w:cs="Times New Roman"/>
+        </w:rPr>
+        <w:t>np.array</w:t>
+      </w:r>
+      <w:proofErr w:type="spellEnd"/>
+      <w:r>
+        <w:rPr>
+          <w:rFonts w:ascii="Times New Roman" w:hAnsi="Times New Roman" w:cs="Times New Roman"/>
+        </w:rPr>
+        <w:t>([[9,8,7],</w:t>
+      </w:r>
+    </w:p>
+    <w:p>
+      <w:pPr>
+        <w:tabs>
+          <w:tab w:val="left" w:pos="1380"/>
+        </w:tabs>
+        <w:rPr>
+          <w:rFonts w:ascii="Times New Roman" w:hAnsi="Times New Roman" w:cs="Times New Roman"/>
+        </w:rPr>
+      </w:pPr>
+      <w:r>
+        <w:rPr>
+          <w:rFonts w:ascii="Times New Roman" w:hAnsi="Times New Roman" w:cs="Times New Roman"/>
+        </w:rPr>
+        <w:t>              [6,5,4],</w:t>
+      </w:r>
+    </w:p>
+    <w:p>
+      <w:pPr>
+        <w:tabs>
+          <w:tab w:val="left" w:pos="1380"/>
+        </w:tabs>
+        <w:rPr>
+          <w:rFonts w:ascii="Times New Roman" w:hAnsi="Times New Roman" w:cs="Times New Roman"/>
+        </w:rPr>
+      </w:pPr>
+      <w:r>
+        <w:rPr>
+          <w:rFonts w:ascii="Times New Roman" w:hAnsi="Times New Roman" w:cs="Times New Roman"/>
+        </w:rPr>
+        <w:t>              [3,2,1]])</w:t>
+      </w:r>
+    </w:p>
+    <w:p>
+      <w:pPr>
+        <w:tabs>
+          <w:tab w:val="left" w:pos="1380"/>
+        </w:tabs>
+        <w:rPr>
+          <w:rFonts w:ascii="Times New Roman" w:hAnsi="Times New Roman" w:cs="Times New Roman"/>
+        </w:rPr>
+      </w:pPr>
+    </w:p>
+    <w:p>
+      <w:pPr>
+        <w:tabs>
+          <w:tab w:val="left" w:pos="1380"/>
+        </w:tabs>
+        <w:rPr>
+          <w:rFonts w:ascii="Times New Roman" w:hAnsi="Times New Roman" w:cs="Times New Roman"/>
+        </w:rPr>
+      </w:pPr>
+      <w:r>
+        <w:rPr>
+          <w:rFonts w:ascii="Times New Roman" w:hAnsi="Times New Roman" w:cs="Times New Roman"/>
+        </w:rPr>
+        <w:t>print("Addition")</w:t>
+      </w:r>
+    </w:p>
+    <w:p>
+      <w:pPr>
+        <w:tabs>
+          <w:tab w:val="left" w:pos="1380"/>
+        </w:tabs>
+        <w:rPr>
+          <w:rFonts w:ascii="Times New Roman" w:hAnsi="Times New Roman" w:cs="Times New Roman"/>
+        </w:rPr>
+      </w:pPr>
+      <w:r>
+        <w:rPr>
+          <w:rFonts w:ascii="Times New Roman" w:hAnsi="Times New Roman" w:cs="Times New Roman"/>
+        </w:rPr>
+        <w:t>print(A+B)</w:t>
+      </w:r>
+    </w:p>
+    <w:p>
+      <w:pPr>
+        <w:tabs>
+          <w:tab w:val="left" w:pos="1380"/>
+        </w:tabs>
+        <w:rPr>
+          <w:rFonts w:ascii="Times New Roman" w:hAnsi="Times New Roman" w:cs="Times New Roman"/>
+        </w:rPr>
+      </w:pPr>
+      <w:r>
+        <w:rPr>
+          <w:rFonts w:ascii="Times New Roman" w:hAnsi="Times New Roman" w:cs="Times New Roman"/>
+        </w:rPr>
+        <w:t>print("\</w:t>
+      </w:r>
+      <w:proofErr w:type="spellStart"/>
+      <w:r>
+        <w:rPr>
+          <w:rFonts w:ascii="Times New Roman" w:hAnsi="Times New Roman" w:cs="Times New Roman"/>
+        </w:rPr>
+        <w:t>nMatrix</w:t>
+      </w:r>
+      <w:proofErr w:type="spellEnd"/>
+      <w:r>
+        <w:rPr>
+          <w:rFonts w:ascii="Times New Roman" w:hAnsi="Times New Roman" w:cs="Times New Roman"/>
+        </w:rPr>
+        <w:t xml:space="preserve"> Multiplication")</w:t>
+      </w:r>
+    </w:p>
+    <w:p>
+      <w:pPr>
+        <w:tabs>
+          <w:tab w:val="left" w:pos="1380"/>
+        </w:tabs>
+        <w:rPr>
+          <w:rFonts w:ascii="Times New Roman" w:hAnsi="Times New Roman" w:cs="Times New Roman"/>
+        </w:rPr>
+      </w:pPr>
+      <w:r>
+        <w:rPr>
+          <w:rFonts w:ascii="Times New Roman" w:hAnsi="Times New Roman" w:cs="Times New Roman"/>
+        </w:rPr>
+        <w:t>print(A@B)</w:t>
+      </w:r>
+    </w:p>
+    <w:p>
+      <w:pPr>
+        <w:tabs>
+          <w:tab w:val="left" w:pos="1380"/>
+        </w:tabs>
+        <w:rPr>
+          <w:rFonts w:ascii="Times New Roman" w:hAnsi="Times New Roman" w:cs="Times New Roman"/>
+        </w:rPr>
+      </w:pPr>
+      <w:r>
+        <w:rPr>
+          <w:rFonts w:ascii="Times New Roman" w:hAnsi="Times New Roman" w:cs="Times New Roman"/>
+        </w:rPr>
+        <w:t>print("\</w:t>
+      </w:r>
+      <w:proofErr w:type="spellStart"/>
+      <w:r>
+        <w:rPr>
+          <w:rFonts w:ascii="Times New Roman" w:hAnsi="Times New Roman" w:cs="Times New Roman"/>
+        </w:rPr>
+        <w:t>nElement</w:t>
+      </w:r>
+      <w:proofErr w:type="spellEnd"/>
+      <w:r>
+        <w:rPr>
+          <w:rFonts w:ascii="Times New Roman" w:hAnsi="Times New Roman" w:cs="Times New Roman"/>
+        </w:rPr>
+        <w:t>-wise Multiplication")</w:t>
+      </w:r>
+    </w:p>
+    <w:p>
+      <w:pPr>
+        <w:tabs>
+          <w:tab w:val="left" w:pos="1380"/>
+        </w:tabs>
+        <w:rPr>
+          <w:rFonts w:ascii="Times New Roman" w:hAnsi="Times New Roman" w:cs="Times New Roman"/>
+        </w:rPr>
+      </w:pPr>
+      <w:r>
+        <w:rPr>
+          <w:rFonts w:ascii="Times New Roman" w:hAnsi="Times New Roman" w:cs="Times New Roman"/>
+        </w:rPr>
+        <w:t>print(A*B)</w:t>
+      </w:r>
+    </w:p>
+    <w:p>
+      <w:pPr>
+        <w:tabs>
+          <w:tab w:val="left" w:pos="1380"/>
+        </w:tabs>
+        <w:rPr>
+          <w:rFonts w:ascii="Times New Roman" w:hAnsi="Times New Roman" w:cs="Times New Roman"/>
+        </w:rPr>
+      </w:pPr>
+    </w:p>
+    <w:p>
+      <w:pPr>
+        <w:tabs>
+          <w:tab w:val="left" w:pos="1380"/>
+        </w:tabs>
+        <w:rPr>
+          <w:rFonts w:ascii="Times New Roman" w:hAnsi="Times New Roman" w:cs="Times New Roman"/>
+          <w:b/>
+          <w:bCs/>
+          <w:sz w:val="28"/>
+          <w:szCs w:val="28"/>
+        </w:rPr>
+      </w:pPr>
+      <w:r>
+        <w:rPr>
+          <w:rFonts w:ascii="Times New Roman" w:hAnsi="Times New Roman" w:cs="Times New Roman"/>
+          <w:b/>
+          <w:bCs/>
+          <w:sz w:val="28"/>
+          <w:szCs w:val="28"/>
+        </w:rPr>
+        <w:t>Output:</w:t>
+      </w:r>
+    </w:p>
+    <w:p>
+      <w:pPr>
+        <w:tabs>
+          <w:tab w:val="left" w:pos="1255"/>
+        </w:tabs>
+        <w:rPr>
+          <w:rFonts w:ascii="Times New Roman" w:hAnsi="Times New Roman" w:cs="Times New Roman"/>
+        </w:rPr>
+      </w:pPr>
+      <w:r>
+        <w:rPr>
+          <w:rFonts w:ascii="Times New Roman" w:hAnsi="Times New Roman" w:cs="Times New Roman"/>
+        </w:rPr>
+        <w:drawing>
+          <wp:inline distT="0" distB="0" distL="0" distR="0" wp14:anchorId="5B9DD51C" wp14:editId="07491B30">
+            <wp:extent cx="5731510" cy="2574290"/>
+            <wp:effectExtent l="0" t="0" r="2540" b="0"/>
+            <wp:docPr id="1522991637" name="Picture 1"/>
+            <wp:cNvGraphicFramePr>
+              <a:graphicFrameLocks xmlns:a="http://schemas.openxmlformats.org/drawingml/2006/main" noChangeAspect="1"/>
+            </wp:cNvGraphicFramePr>
+            <a:graphic xmlns:a="http://schemas.openxmlformats.org/drawingml/2006/main">
+              <a:graphicData uri="http://schemas.openxmlformats.org/drawingml/2006/picture">
+                <pic:pic xmlns:pic="http://schemas.openxmlformats.org/drawingml/2006/picture">
+                  <pic:nvPicPr>
+                    <pic:cNvPr id="1522991637" name=""/>
+                    <pic:cNvPicPr/>
+                  </pic:nvPicPr>
+                  <pic:blipFill>
+                    <a:blip r:embed="rId12"/>
+                    <a:stretch>
+                      <a:fillRect/>
+                    </a:stretch>
+                  </pic:blipFill>
+                  <pic:spPr>
+                    <a:xfrm>
+                      <a:off x="0" y="0"/>
+                      <a:ext cx="5731510" cy="2574290"/>
+                    </a:xfrm>
+                    <a:prstGeom prst="rect">
+                      <a:avLst/>
+                    </a:prstGeom>
+                  </pic:spPr>
+                </pic:pic>
+              </a:graphicData>
+            </a:graphic>
+          </wp:inline>
+        </w:drawing>
+      </w:r>
+    </w:p>
+    <w:p>
+      <w:pPr>
+        <w:tabs>
+          <w:tab w:val="left" w:pos="1380"/>
+        </w:tabs>
+        <w:rPr>
+          <w:rFonts w:ascii="Times New Roman" w:hAnsi="Times New Roman" w:cs="Times New Roman"/>
+          <w:b/>
+          <w:bCs/>
+          <w:sz w:val="28"/>
+          <w:szCs w:val="28"/>
+        </w:rPr>
+      </w:pPr>
+      <w:r>
+        <w:rPr>
+          <w:rFonts w:ascii="Times New Roman" w:hAnsi="Times New Roman" w:cs="Times New Roman"/>
+          <w:b/>
+          <w:bCs/>
+          <w:sz w:val="28"/>
+          <w:szCs w:val="28"/>
+        </w:rPr>
+        <w:lastRenderedPageBreak/>
+        <w:t>Question no 8</w:t>
+      </w:r>
+    </w:p>
+    <w:p>
+      <w:pPr>
+        <w:tabs>
+          <w:tab w:val="left" w:pos="1380"/>
+        </w:tabs>
+        <w:rPr>
+          <w:rFonts w:ascii="Times New Roman" w:hAnsi="Times New Roman" w:cs="Times New Roman"/>
+          <w:b/>
+          <w:bCs/>
+          <w:sz w:val="28"/>
+          <w:szCs w:val="28"/>
+        </w:rPr>
+      </w:pPr>
+      <w:r>
+        <w:rPr>
+          <w:rFonts w:ascii="Times New Roman" w:hAnsi="Times New Roman" w:cs="Times New Roman"/>
+          <w:b/>
+          <w:bCs/>
+          <w:sz w:val="28"/>
+          <w:szCs w:val="28"/>
+        </w:rPr>
+        <w:t>Program:</w:t>
+      </w:r>
+    </w:p>
+    <w:p>
+      <w:pPr>
+        <w:tabs>
+          <w:tab w:val="left" w:pos="1255"/>
+        </w:tabs>
+        <w:rPr>
+          <w:rFonts w:ascii="Times New Roman" w:hAnsi="Times New Roman" w:cs="Times New Roman"/>
+        </w:rPr>
+      </w:pPr>
+      <w:r>
+        <w:rPr>
+          <w:rFonts w:ascii="Times New Roman" w:hAnsi="Times New Roman" w:cs="Times New Roman"/>
+        </w:rPr>
+        <w:t xml:space="preserve">import </w:t>
+      </w:r>
+      <w:proofErr w:type="spellStart"/>
+      <w:r>
+        <w:rPr>
+          <w:rFonts w:ascii="Times New Roman" w:hAnsi="Times New Roman" w:cs="Times New Roman"/>
+        </w:rPr>
+        <w:t>numpy</w:t>
+      </w:r>
+      <w:proofErr w:type="spellEnd"/>
+      <w:r>
+        <w:rPr>
+          <w:rFonts w:ascii="Times New Roman" w:hAnsi="Times New Roman" w:cs="Times New Roman"/>
+        </w:rPr>
+        <w:t xml:space="preserve"> as np</w:t>
+      </w:r>
+    </w:p>
+    <w:p>
+      <w:pPr>
+        <w:tabs>
+          <w:tab w:val="left" w:pos="1255"/>
+        </w:tabs>
+        <w:rPr>
+          <w:rFonts w:ascii="Times New Roman" w:hAnsi="Times New Roman" w:cs="Times New Roman"/>
+        </w:rPr>
+      </w:pPr>
+    </w:p>
+    <w:p>
+      <w:pPr>
+        <w:tabs>
+          <w:tab w:val="left" w:pos="1255"/>
+        </w:tabs>
+        <w:rPr>
+          <w:rFonts w:ascii="Times New Roman" w:hAnsi="Times New Roman" w:cs="Times New Roman"/>
+        </w:rPr>
+      </w:pPr>
+      <w:proofErr w:type="spellStart"/>
+      <w:r>
+        <w:rPr>
+          <w:rFonts w:ascii="Times New Roman" w:hAnsi="Times New Roman" w:cs="Times New Roman"/>
+        </w:rPr>
+        <w:t>arr</w:t>
+      </w:r>
+      <w:proofErr w:type="spellEnd"/>
+      <w:r>
+        <w:rPr>
+          <w:rFonts w:ascii="Times New Roman" w:hAnsi="Times New Roman" w:cs="Times New Roman"/>
+        </w:rPr>
+        <w:t xml:space="preserve"> = </w:t>
+      </w:r>
+      <w:proofErr w:type="spellStart"/>
+      <w:r>
+        <w:rPr>
+          <w:rFonts w:ascii="Times New Roman" w:hAnsi="Times New Roman" w:cs="Times New Roman"/>
+        </w:rPr>
+        <w:t>np.random.randint</w:t>
+      </w:r>
+      <w:proofErr w:type="spellEnd"/>
+      <w:r>
+        <w:rPr>
+          <w:rFonts w:ascii="Times New Roman" w:hAnsi="Times New Roman" w:cs="Times New Roman"/>
+        </w:rPr>
+        <w:t>(1,101,(4,4))</w:t>
+      </w:r>
+    </w:p>
+    <w:p>
+      <w:pPr>
+        <w:tabs>
+          <w:tab w:val="left" w:pos="1255"/>
+        </w:tabs>
+        <w:rPr>
+          <w:rFonts w:ascii="Times New Roman" w:hAnsi="Times New Roman" w:cs="Times New Roman"/>
+        </w:rPr>
+      </w:pPr>
+    </w:p>
+    <w:p>
+      <w:pPr>
+        <w:tabs>
+          <w:tab w:val="left" w:pos="1255"/>
+        </w:tabs>
+        <w:rPr>
+          <w:rFonts w:ascii="Times New Roman" w:hAnsi="Times New Roman" w:cs="Times New Roman"/>
+        </w:rPr>
+      </w:pPr>
+      <w:r>
+        <w:rPr>
+          <w:rFonts w:ascii="Times New Roman" w:hAnsi="Times New Roman" w:cs="Times New Roman"/>
+        </w:rPr>
+        <w:t>print(</w:t>
+      </w:r>
+      <w:proofErr w:type="spellStart"/>
+      <w:r>
+        <w:rPr>
+          <w:rFonts w:ascii="Times New Roman" w:hAnsi="Times New Roman" w:cs="Times New Roman"/>
+        </w:rPr>
+        <w:t>arr</w:t>
+      </w:r>
+      <w:proofErr w:type="spellEnd"/>
+      <w:r>
+        <w:rPr>
+          <w:rFonts w:ascii="Times New Roman" w:hAnsi="Times New Roman" w:cs="Times New Roman"/>
+        </w:rPr>
+        <w:t>)</w:t>
+      </w:r>
+    </w:p>
+    <w:p>
+      <w:pPr>
+        <w:tabs>
+          <w:tab w:val="left" w:pos="1255"/>
+        </w:tabs>
+        <w:rPr>
+          <w:rFonts w:ascii="Times New Roman" w:hAnsi="Times New Roman" w:cs="Times New Roman"/>
+        </w:rPr>
+      </w:pPr>
+    </w:p>
+    <w:p>
+      <w:pPr>
+        <w:tabs>
+          <w:tab w:val="left" w:pos="1255"/>
+        </w:tabs>
+        <w:rPr>
+          <w:rFonts w:ascii="Times New Roman" w:hAnsi="Times New Roman" w:cs="Times New Roman"/>
+        </w:rPr>
+      </w:pPr>
+      <w:r>
+        <w:rPr>
+          <w:rFonts w:ascii="Times New Roman" w:hAnsi="Times New Roman" w:cs="Times New Roman"/>
+        </w:rPr>
+        <w:t xml:space="preserve">print("Shape:", </w:t>
+      </w:r>
+      <w:proofErr w:type="spellStart"/>
+      <w:r>
+        <w:rPr>
+          <w:rFonts w:ascii="Times New Roman" w:hAnsi="Times New Roman" w:cs="Times New Roman"/>
+        </w:rPr>
+        <w:t>arr.shape</w:t>
+      </w:r>
+      <w:proofErr w:type="spellEnd"/>
+      <w:r>
+        <w:rPr>
+          <w:rFonts w:ascii="Times New Roman" w:hAnsi="Times New Roman" w:cs="Times New Roman"/>
+        </w:rPr>
+        <w:t>)</w:t>
+      </w:r>
+    </w:p>
+    <w:p>
+      <w:pPr>
+        <w:tabs>
+          <w:tab w:val="left" w:pos="1255"/>
+        </w:tabs>
+        <w:rPr>
+          <w:rFonts w:ascii="Times New Roman" w:hAnsi="Times New Roman" w:cs="Times New Roman"/>
+        </w:rPr>
+      </w:pPr>
+    </w:p>
+    <w:p>
+      <w:pPr>
+        <w:tabs>
+          <w:tab w:val="left" w:pos="1255"/>
+        </w:tabs>
+        <w:rPr>
+          <w:rFonts w:ascii="Times New Roman" w:hAnsi="Times New Roman" w:cs="Times New Roman"/>
+        </w:rPr>
+      </w:pPr>
+      <w:r>
+        <w:rPr>
+          <w:rFonts w:ascii="Times New Roman" w:hAnsi="Times New Roman" w:cs="Times New Roman"/>
+        </w:rPr>
+        <w:t xml:space="preserve">print("Dimension:", </w:t>
+      </w:r>
+      <w:proofErr w:type="spellStart"/>
+      <w:r>
+        <w:rPr>
+          <w:rFonts w:ascii="Times New Roman" w:hAnsi="Times New Roman" w:cs="Times New Roman"/>
+        </w:rPr>
+        <w:t>arr.ndim</w:t>
+      </w:r>
+      <w:proofErr w:type="spellEnd"/>
+      <w:r>
+        <w:rPr>
+          <w:rFonts w:ascii="Times New Roman" w:hAnsi="Times New Roman" w:cs="Times New Roman"/>
+        </w:rPr>
+        <w:t>)</w:t>
+      </w:r>
+    </w:p>
+    <w:p>
+      <w:pPr>
+        <w:tabs>
+          <w:tab w:val="left" w:pos="1255"/>
+        </w:tabs>
+        <w:rPr>
+          <w:rFonts w:ascii="Times New Roman" w:hAnsi="Times New Roman" w:cs="Times New Roman"/>
+        </w:rPr>
+      </w:pPr>
+    </w:p>
+    <w:p>
+      <w:pPr>
+        <w:tabs>
+          <w:tab w:val="left" w:pos="1255"/>
+        </w:tabs>
+        <w:rPr>
+          <w:rFonts w:ascii="Times New Roman" w:hAnsi="Times New Roman" w:cs="Times New Roman"/>
+        </w:rPr>
+      </w:pPr>
+      <w:r>
+        <w:rPr>
+          <w:rFonts w:ascii="Times New Roman" w:hAnsi="Times New Roman" w:cs="Times New Roman"/>
+        </w:rPr>
+        <w:t xml:space="preserve">print("Size:", </w:t>
+      </w:r>
+      <w:proofErr w:type="spellStart"/>
+      <w:r>
+        <w:rPr>
+          <w:rFonts w:ascii="Times New Roman" w:hAnsi="Times New Roman" w:cs="Times New Roman"/>
+        </w:rPr>
+        <w:t>arr.size</w:t>
+      </w:r>
+      <w:proofErr w:type="spellEnd"/>
+      <w:r>
+        <w:rPr>
+          <w:rFonts w:ascii="Times New Roman" w:hAnsi="Times New Roman" w:cs="Times New Roman"/>
+        </w:rPr>
+        <w:t>)</w:t>
+      </w:r>
+    </w:p>
+    <w:p>
+      <w:pPr>
+        <w:tabs>
+          <w:tab w:val="left" w:pos="1255"/>
+        </w:tabs>
+        <w:rPr>
+          <w:rFonts w:ascii="Times New Roman" w:hAnsi="Times New Roman" w:cs="Times New Roman"/>
+        </w:rPr>
+      </w:pPr>
+    </w:p>
+    <w:p>
+      <w:pPr>
+        <w:tabs>
+          <w:tab w:val="left" w:pos="1255"/>
+        </w:tabs>
+        <w:rPr>
+          <w:rFonts w:ascii="Times New Roman" w:hAnsi="Times New Roman" w:cs="Times New Roman"/>
+        </w:rPr>
+      </w:pPr>
+      <w:r>
+        <w:rPr>
+          <w:rFonts w:ascii="Times New Roman" w:hAnsi="Times New Roman" w:cs="Times New Roman"/>
+        </w:rPr>
+        <w:t xml:space="preserve">print("Data Type:", </w:t>
+      </w:r>
+      <w:proofErr w:type="spellStart"/>
+      <w:r>
+        <w:rPr>
+          <w:rFonts w:ascii="Times New Roman" w:hAnsi="Times New Roman" w:cs="Times New Roman"/>
+        </w:rPr>
+        <w:t>arr.dtype</w:t>
+      </w:r>
+      <w:proofErr w:type="spellEnd"/>
+      <w:r>
+        <w:rPr>
+          <w:rFonts w:ascii="Times New Roman" w:hAnsi="Times New Roman" w:cs="Times New Roman"/>
+        </w:rPr>
+        <w:t>)</w:t>
+      </w:r>
+    </w:p>
+    <w:p>
+      <w:pPr>
+        <w:tabs>
+          <w:tab w:val="left" w:pos="1255"/>
+        </w:tabs>
+        <w:rPr>
+          <w:rFonts w:ascii="Times New Roman" w:hAnsi="Times New Roman" w:cs="Times New Roman"/>
+        </w:rPr>
+      </w:pPr>
+    </w:p>
+    <w:p>
+      <w:pPr>
+        <w:tabs>
+          <w:tab w:val="left" w:pos="1255"/>
+        </w:tabs>
+        <w:rPr>
+          <w:rFonts w:ascii="Times New Roman" w:hAnsi="Times New Roman" w:cs="Times New Roman"/>
+        </w:rPr>
+      </w:pPr>
+      <w:r>
+        <w:rPr>
+          <w:rFonts w:ascii="Times New Roman" w:hAnsi="Times New Roman" w:cs="Times New Roman"/>
+        </w:rPr>
+        <w:t xml:space="preserve">print("Minimum:", </w:t>
+      </w:r>
+      <w:proofErr w:type="spellStart"/>
+      <w:r>
+        <w:rPr>
+          <w:rFonts w:ascii="Times New Roman" w:hAnsi="Times New Roman" w:cs="Times New Roman"/>
+        </w:rPr>
+        <w:t>arr.min</w:t>
+      </w:r>
+      <w:proofErr w:type="spellEnd"/>
+      <w:r>
+        <w:rPr>
+          <w:rFonts w:ascii="Times New Roman" w:hAnsi="Times New Roman" w:cs="Times New Roman"/>
+        </w:rPr>
+        <w:t>())</w:t>
+      </w:r>
+    </w:p>
+    <w:p>
+      <w:pPr>
+        <w:tabs>
+          <w:tab w:val="left" w:pos="1255"/>
+        </w:tabs>
+        <w:rPr>
+          <w:rFonts w:ascii="Times New Roman" w:hAnsi="Times New Roman" w:cs="Times New Roman"/>
+        </w:rPr>
+      </w:pPr>
+    </w:p>
+    <w:p>
+      <w:pPr>
+        <w:tabs>
+          <w:tab w:val="left" w:pos="1255"/>
+        </w:tabs>
+        <w:rPr>
+          <w:rFonts w:ascii="Times New Roman" w:hAnsi="Times New Roman" w:cs="Times New Roman"/>
+        </w:rPr>
+      </w:pPr>
+      <w:r>
+        <w:rPr>
+          <w:rFonts w:ascii="Times New Roman" w:hAnsi="Times New Roman" w:cs="Times New Roman"/>
+        </w:rPr>
+        <w:t xml:space="preserve">print("Maximum:", </w:t>
+      </w:r>
+      <w:proofErr w:type="spellStart"/>
+      <w:r>
+        <w:rPr>
+          <w:rFonts w:ascii="Times New Roman" w:hAnsi="Times New Roman" w:cs="Times New Roman"/>
+        </w:rPr>
+        <w:t>arr.max</w:t>
+      </w:r>
+      <w:proofErr w:type="spellEnd"/>
+      <w:r>
+        <w:rPr>
+          <w:rFonts w:ascii="Times New Roman" w:hAnsi="Times New Roman" w:cs="Times New Roman"/>
+        </w:rPr>
+        <w:t>())</w:t>
+      </w:r>
+    </w:p>
+    <w:p>
+      <w:pPr>
+        <w:tabs>
+          <w:tab w:val="left" w:pos="1380"/>
+        </w:tabs>
+        <w:rPr>
+          <w:rFonts w:ascii="Times New Roman" w:hAnsi="Times New Roman" w:cs="Times New Roman"/>
+          <w:b/>
+          <w:bCs/>
+          <w:sz w:val="28"/>
+          <w:szCs w:val="28"/>
+        </w:rPr>
+      </w:pPr>
+      <w:r>
+        <w:rPr>
+          <w:rFonts w:ascii="Times New Roman" w:hAnsi="Times New Roman" w:cs="Times New Roman"/>
+          <w:b/>
+          <w:bCs/>
+          <w:sz w:val="28"/>
+          <w:szCs w:val="28"/>
+        </w:rPr>
+        <w:t>Output:</w:t>
+      </w:r>
+    </w:p>
+    <w:p>
+      <w:pPr>
+        <w:tabs>
+          <w:tab w:val="left" w:pos="1255"/>
+        </w:tabs>
+        <w:rPr>
+          <w:rFonts w:ascii="Times New Roman" w:hAnsi="Times New Roman" w:cs="Times New Roman"/>
+        </w:rPr>
+      </w:pPr>
+      <w:r>
+        <w:rPr>
+          <w:rFonts w:ascii="Times New Roman" w:hAnsi="Times New Roman" w:cs="Times New Roman"/>
+          <w:noProof/>
+        </w:rPr>
+        <w:drawing>
+          <wp:inline distT="0" distB="0" distL="0" distR="0" wp14:anchorId="7E545A53" wp14:editId="47540509">
+            <wp:extent cx="5731510" cy="1993265"/>
+            <wp:effectExtent l="0" t="0" r="2540" b="6985"/>
+            <wp:docPr id="1654072586" name="Picture 3"/>
+            <wp:cNvGraphicFramePr>
+              <a:graphicFrameLocks xmlns:a="http://schemas.openxmlformats.org/drawingml/2006/main" noChangeAspect="1"/>
+            </wp:cNvGraphicFramePr>
+            <a:graphic xmlns:a="http://schemas.openxmlformats.org/drawingml/2006/main">
+              <a:graphicData uri="http://schemas.openxmlformats.org/drawingml/2006/picture">
+                <pic:pic xmlns:pic="http://schemas.openxmlformats.org/drawingml/2006/picture">
+                  <pic:nvPicPr>
+                    <pic:cNvPr id="1654072586" name="Picture 1654072586"/>
+                    <pic:cNvPicPr/>
+                  </pic:nvPicPr>
+                  <pic:blipFill>
+                    <a:blip r:embed="rId13">
+                      <a:extLst>
+                        <a:ext uri="{28A0092B-C50C-407E-A947-70E740481C1C}">
+                          <a14:useLocalDpi xmlns:a14="http://schemas.microsoft.com/office/drawing/2010/main" val="0"/>
+                        </a:ext>
+                      </a:extLst>
+                    </a:blip>
+                    <a:stretch>
+                      <a:fillRect/>
+                    </a:stretch>
+                  </pic:blipFill>
+                  <pic:spPr>
+                    <a:xfrm>
+                      <a:off x="0" y="0"/>
+                      <a:ext cx="5731510" cy="1993265"/>
+                    </a:xfrm>
+                    <a:prstGeom prst="rect">
+                      <a:avLst/>
+                    </a:prstGeom>
+                  </pic:spPr>
+                </pic:pic>
+              </a:graphicData>
+            </a:graphic>
+          </wp:inline>
+        </w:drawing>
+      </w:r>
+    </w:p>
+    <w:p>
+      <w:pPr>
+        <w:tabs>
+          <w:tab w:val="left" w:pos="1255"/>
+        </w:tabs>
+        <w:rPr>
+          <w:rFonts w:ascii="Times New Roman" w:hAnsi="Times New Roman" w:cs="Times New Roman"/>
+        </w:rPr>
+      </w:pPr>
+    </w:p>
+    <w:p>
+      <w:pPr>
+        <w:tabs>
+          <w:tab w:val="left" w:pos="1380"/>
+        </w:tabs>
+        <w:rPr>
+          <w:rFonts w:ascii="Times New Roman" w:hAnsi="Times New Roman" w:cs="Times New Roman"/>
+          <w:b/>
+          <w:bCs/>
+          <w:sz w:val="28"/>
+          <w:szCs w:val="28"/>
+        </w:rPr>
+      </w:pPr>
+    </w:p>
+    <w:p>
+      <w:pPr>
+        <w:tabs>
+          <w:tab w:val="left" w:pos="1380"/>
+        </w:tabs>
+        <w:rPr>
+          <w:rFonts w:ascii="Times New Roman" w:hAnsi="Times New Roman" w:cs="Times New Roman"/>
+          <w:b/>
+          <w:bCs/>
+          <w:sz w:val="28"/>
+          <w:szCs w:val="28"/>
+        </w:rPr>
+      </w:pPr>
+      <w:r>
+        <w:rPr>
+          <w:rFonts w:ascii="Times New Roman" w:hAnsi="Times New Roman" w:cs="Times New Roman"/>
+          <w:b/>
+          <w:bCs/>
+          <w:sz w:val="28"/>
+          <w:szCs w:val="28"/>
+        </w:rPr>
+        <w:lastRenderedPageBreak/>
+        <w:t>Question 9</w:t>
+      </w:r>
+    </w:p>
+    <w:p>
+      <w:pPr>
+        <w:tabs>
+          <w:tab w:val="left" w:pos="1380"/>
+        </w:tabs>
+        <w:rPr>
+          <w:rFonts w:ascii="Times New Roman" w:hAnsi="Times New Roman" w:cs="Times New Roman"/>
+          <w:b/>
+          <w:bCs/>
+          <w:sz w:val="28"/>
+          <w:szCs w:val="28"/>
+        </w:rPr>
+      </w:pPr>
+      <w:r>
+        <w:rPr>
+          <w:rFonts w:ascii="Times New Roman" w:hAnsi="Times New Roman" w:cs="Times New Roman"/>
+          <w:b/>
+          <w:bCs/>
+          <w:sz w:val="28"/>
+          <w:szCs w:val="28"/>
+        </w:rPr>
+        <w:t>Program:</w:t>
+      </w:r>
+    </w:p>
+    <w:p>
+      <w:pPr>
+        <w:tabs>
+          <w:tab w:val="left" w:pos="1255"/>
+        </w:tabs>
+        <w:rPr>
+          <w:rFonts w:ascii="Times New Roman" w:hAnsi="Times New Roman" w:cs="Times New Roman"/>
+        </w:rPr>
+      </w:pPr>
+      <w:r>
+        <w:rPr>
+          <w:rFonts w:ascii="Times New Roman" w:hAnsi="Times New Roman" w:cs="Times New Roman"/>
+        </w:rPr>
+        <w:t xml:space="preserve">import </w:t>
+      </w:r>
+      <w:proofErr w:type="spellStart"/>
+      <w:r>
+        <w:rPr>
+          <w:rFonts w:ascii="Times New Roman" w:hAnsi="Times New Roman" w:cs="Times New Roman"/>
+        </w:rPr>
+        <w:t>numpy</w:t>
+      </w:r>
+      <w:proofErr w:type="spellEnd"/>
+      <w:r>
+        <w:rPr>
+          <w:rFonts w:ascii="Times New Roman" w:hAnsi="Times New Roman" w:cs="Times New Roman"/>
+        </w:rPr>
+        <w:t xml:space="preserve"> as np</w:t>
+      </w:r>
+    </w:p>
+    <w:p>
+      <w:pPr>
+        <w:tabs>
+          <w:tab w:val="left" w:pos="1255"/>
+        </w:tabs>
+        <w:rPr>
+          <w:rFonts w:ascii="Times New Roman" w:hAnsi="Times New Roman" w:cs="Times New Roman"/>
+        </w:rPr>
+      </w:pPr>
+    </w:p>
+    <w:p>
+      <w:pPr>
+        <w:tabs>
+          <w:tab w:val="left" w:pos="1255"/>
+        </w:tabs>
+        <w:rPr>
+          <w:rFonts w:ascii="Times New Roman" w:hAnsi="Times New Roman" w:cs="Times New Roman"/>
+        </w:rPr>
+      </w:pPr>
+      <w:proofErr w:type="spellStart"/>
+      <w:r>
+        <w:rPr>
+          <w:rFonts w:ascii="Times New Roman" w:hAnsi="Times New Roman" w:cs="Times New Roman"/>
+        </w:rPr>
+        <w:t>arr</w:t>
+      </w:r>
+      <w:proofErr w:type="spellEnd"/>
+      <w:r>
+        <w:rPr>
+          <w:rFonts w:ascii="Times New Roman" w:hAnsi="Times New Roman" w:cs="Times New Roman"/>
+        </w:rPr>
+        <w:t xml:space="preserve"> = </w:t>
+      </w:r>
+      <w:proofErr w:type="spellStart"/>
+      <w:r>
+        <w:rPr>
+          <w:rFonts w:ascii="Times New Roman" w:hAnsi="Times New Roman" w:cs="Times New Roman"/>
+        </w:rPr>
+        <w:t>np.random.randint</w:t>
+      </w:r>
+      <w:proofErr w:type="spellEnd"/>
+      <w:r>
+        <w:rPr>
+          <w:rFonts w:ascii="Times New Roman" w:hAnsi="Times New Roman" w:cs="Times New Roman"/>
+        </w:rPr>
+        <w:t>(1,51,20)</w:t>
+      </w:r>
+    </w:p>
+    <w:p>
+      <w:pPr>
+        <w:tabs>
+          <w:tab w:val="left" w:pos="1255"/>
+        </w:tabs>
+        <w:rPr>
+          <w:rFonts w:ascii="Times New Roman" w:hAnsi="Times New Roman" w:cs="Times New Roman"/>
+        </w:rPr>
+      </w:pPr>
+    </w:p>
+    <w:p>
+      <w:pPr>
+        <w:tabs>
+          <w:tab w:val="left" w:pos="1255"/>
+        </w:tabs>
+        <w:rPr>
+          <w:rFonts w:ascii="Times New Roman" w:hAnsi="Times New Roman" w:cs="Times New Roman"/>
+        </w:rPr>
+      </w:pPr>
+      <w:r>
+        <w:rPr>
+          <w:rFonts w:ascii="Times New Roman" w:hAnsi="Times New Roman" w:cs="Times New Roman"/>
+        </w:rPr>
+        <w:t xml:space="preserve">matrix = </w:t>
+      </w:r>
+      <w:proofErr w:type="spellStart"/>
+      <w:r>
+        <w:rPr>
+          <w:rFonts w:ascii="Times New Roman" w:hAnsi="Times New Roman" w:cs="Times New Roman"/>
+        </w:rPr>
+        <w:t>arr.reshape</w:t>
+      </w:r>
+      <w:proofErr w:type="spellEnd"/>
+      <w:r>
+        <w:rPr>
+          <w:rFonts w:ascii="Times New Roman" w:hAnsi="Times New Roman" w:cs="Times New Roman"/>
+        </w:rPr>
+        <w:t>(4,5)</w:t>
+      </w:r>
+    </w:p>
+    <w:p>
+      <w:pPr>
+        <w:tabs>
+          <w:tab w:val="left" w:pos="1255"/>
+        </w:tabs>
+        <w:rPr>
+          <w:rFonts w:ascii="Times New Roman" w:hAnsi="Times New Roman" w:cs="Times New Roman"/>
+        </w:rPr>
+      </w:pPr>
+    </w:p>
+    <w:p>
+      <w:pPr>
+        <w:tabs>
+          <w:tab w:val="left" w:pos="1255"/>
+        </w:tabs>
+        <w:rPr>
+          <w:rFonts w:ascii="Times New Roman" w:hAnsi="Times New Roman" w:cs="Times New Roman"/>
+        </w:rPr>
+      </w:pPr>
+      <w:r>
+        <w:rPr>
+          <w:rFonts w:ascii="Times New Roman" w:hAnsi="Times New Roman" w:cs="Times New Roman"/>
+        </w:rPr>
+        <w:t>print(matrix)</w:t>
+      </w:r>
+    </w:p>
+    <w:p>
+      <w:pPr>
+        <w:tabs>
+          <w:tab w:val="left" w:pos="1255"/>
+        </w:tabs>
+        <w:rPr>
+          <w:rFonts w:ascii="Times New Roman" w:hAnsi="Times New Roman" w:cs="Times New Roman"/>
+        </w:rPr>
+      </w:pPr>
+    </w:p>
+    <w:p>
+      <w:pPr>
+        <w:tabs>
+          <w:tab w:val="left" w:pos="1255"/>
+        </w:tabs>
+        <w:rPr>
+          <w:rFonts w:ascii="Times New Roman" w:hAnsi="Times New Roman" w:cs="Times New Roman"/>
+        </w:rPr>
+      </w:pPr>
+      <w:r>
+        <w:rPr>
+          <w:rFonts w:ascii="Times New Roman" w:hAnsi="Times New Roman" w:cs="Times New Roman"/>
+        </w:rPr>
+        <w:t xml:space="preserve">print("Sum:", </w:t>
+      </w:r>
+      <w:proofErr w:type="spellStart"/>
+      <w:r>
+        <w:rPr>
+          <w:rFonts w:ascii="Times New Roman" w:hAnsi="Times New Roman" w:cs="Times New Roman"/>
+        </w:rPr>
+        <w:t>matrix.sum</w:t>
+      </w:r>
+      <w:proofErr w:type="spellEnd"/>
+      <w:r>
+        <w:rPr>
+          <w:rFonts w:ascii="Times New Roman" w:hAnsi="Times New Roman" w:cs="Times New Roman"/>
+        </w:rPr>
+        <w:t>())</w:t>
+      </w:r>
+    </w:p>
+    <w:p>
+      <w:pPr>
+        <w:tabs>
+          <w:tab w:val="left" w:pos="1255"/>
+        </w:tabs>
+        <w:rPr>
+          <w:rFonts w:ascii="Times New Roman" w:hAnsi="Times New Roman" w:cs="Times New Roman"/>
+        </w:rPr>
+      </w:pPr>
+    </w:p>
+    <w:p>
+      <w:pPr>
+        <w:tabs>
+          <w:tab w:val="left" w:pos="1255"/>
+        </w:tabs>
+        <w:rPr>
+          <w:rFonts w:ascii="Times New Roman" w:hAnsi="Times New Roman" w:cs="Times New Roman"/>
+        </w:rPr>
+      </w:pPr>
+      <w:r>
+        <w:rPr>
+          <w:rFonts w:ascii="Times New Roman" w:hAnsi="Times New Roman" w:cs="Times New Roman"/>
+        </w:rPr>
+        <w:t xml:space="preserve">print("Mean:", </w:t>
+      </w:r>
+      <w:proofErr w:type="spellStart"/>
+      <w:r>
+        <w:rPr>
+          <w:rFonts w:ascii="Times New Roman" w:hAnsi="Times New Roman" w:cs="Times New Roman"/>
+        </w:rPr>
+        <w:t>matrix.mean</w:t>
+      </w:r>
+      <w:proofErr w:type="spellEnd"/>
+      <w:r>
+        <w:rPr>
+          <w:rFonts w:ascii="Times New Roman" w:hAnsi="Times New Roman" w:cs="Times New Roman"/>
+        </w:rPr>
+        <w:t>())</w:t>
+      </w:r>
+    </w:p>
+    <w:p>
+      <w:pPr>
+        <w:tabs>
+          <w:tab w:val="left" w:pos="1255"/>
+        </w:tabs>
+        <w:rPr>
+          <w:rFonts w:ascii="Times New Roman" w:hAnsi="Times New Roman" w:cs="Times New Roman"/>
+        </w:rPr>
+      </w:pPr>
+    </w:p>
+    <w:p>
+      <w:pPr>
+        <w:tabs>
+          <w:tab w:val="left" w:pos="1255"/>
+        </w:tabs>
+        <w:rPr>
+          <w:rFonts w:ascii="Times New Roman" w:hAnsi="Times New Roman" w:cs="Times New Roman"/>
+        </w:rPr>
+      </w:pPr>
+      <w:r>
+        <w:rPr>
+          <w:rFonts w:ascii="Times New Roman" w:hAnsi="Times New Roman" w:cs="Times New Roman"/>
+        </w:rPr>
+        <w:t xml:space="preserve">print("Standard Deviation:", </w:t>
+      </w:r>
+      <w:proofErr w:type="spellStart"/>
+      <w:r>
+        <w:rPr>
+          <w:rFonts w:ascii="Times New Roman" w:hAnsi="Times New Roman" w:cs="Times New Roman"/>
+        </w:rPr>
+        <w:t>matrix.std</w:t>
+      </w:r>
+      <w:proofErr w:type="spellEnd"/>
+      <w:r>
+        <w:rPr>
+          <w:rFonts w:ascii="Times New Roman" w:hAnsi="Times New Roman" w:cs="Times New Roman"/>
+        </w:rPr>
+        <w:t>())</w:t>
+      </w:r>
+    </w:p>
+    <w:p>
+      <w:pPr>
+        <w:tabs>
+          <w:tab w:val="left" w:pos="1255"/>
+        </w:tabs>
+        <w:rPr>
+          <w:rFonts w:ascii="Times New Roman" w:hAnsi="Times New Roman" w:cs="Times New Roman"/>
+        </w:rPr>
+      </w:pPr>
+    </w:p>
+    <w:p>
+      <w:pPr>
+        <w:tabs>
+          <w:tab w:val="left" w:pos="1255"/>
+        </w:tabs>
+        <w:rPr>
+          <w:rFonts w:ascii="Times New Roman" w:hAnsi="Times New Roman" w:cs="Times New Roman"/>
+        </w:rPr>
+      </w:pPr>
+      <w:r>
+        <w:rPr>
+          <w:rFonts w:ascii="Times New Roman" w:hAnsi="Times New Roman" w:cs="Times New Roman"/>
+        </w:rPr>
+        <w:t>print("Maximum in each row")</w:t>
+      </w:r>
+    </w:p>
+    <w:p>
+      <w:pPr>
+        <w:tabs>
+          <w:tab w:val="left" w:pos="1255"/>
+        </w:tabs>
+        <w:rPr>
+          <w:rFonts w:ascii="Times New Roman" w:hAnsi="Times New Roman" w:cs="Times New Roman"/>
+        </w:rPr>
+      </w:pPr>
+    </w:p>
+    <w:p>
+      <w:pPr>
+        <w:tabs>
+          <w:tab w:val="left" w:pos="1255"/>
+        </w:tabs>
+        <w:rPr>
+          <w:rFonts w:ascii="Times New Roman" w:hAnsi="Times New Roman" w:cs="Times New Roman"/>
+        </w:rPr>
+      </w:pPr>
+      <w:r>
+        <w:rPr>
+          <w:rFonts w:ascii="Times New Roman" w:hAnsi="Times New Roman" w:cs="Times New Roman"/>
+        </w:rPr>
+        <w:t>print(</w:t>
+      </w:r>
+      <w:proofErr w:type="spellStart"/>
+      <w:r>
+        <w:rPr>
+          <w:rFonts w:ascii="Times New Roman" w:hAnsi="Times New Roman" w:cs="Times New Roman"/>
+        </w:rPr>
+        <w:t>matrix.max</w:t>
+      </w:r>
+      <w:proofErr w:type="spellEnd"/>
+      <w:r>
+        <w:rPr>
+          <w:rFonts w:ascii="Times New Roman" w:hAnsi="Times New Roman" w:cs="Times New Roman"/>
+        </w:rPr>
+        <w:t>(axis=1))</w:t>
+      </w:r>
+    </w:p>
+    <w:p>
+      <w:pPr>
+        <w:tabs>
+          <w:tab w:val="left" w:pos="1255"/>
+        </w:tabs>
+        <w:rPr>
+          <w:rFonts w:ascii="Times New Roman" w:hAnsi="Times New Roman" w:cs="Times New Roman"/>
+        </w:rPr>
+      </w:pPr>
+    </w:p>
+    <w:p>
+      <w:pPr>
+        <w:tabs>
+          <w:tab w:val="left" w:pos="1380"/>
+        </w:tabs>
+        <w:rPr>
+          <w:rFonts w:ascii="Times New Roman" w:hAnsi="Times New Roman" w:cs="Times New Roman"/>
+          <w:b/>
+          <w:bCs/>
+          <w:sz w:val="28"/>
+          <w:szCs w:val="28"/>
+        </w:rPr>
+      </w:pPr>
+      <w:r>
+        <w:rPr>
+          <w:rFonts w:ascii="Times New Roman" w:hAnsi="Times New Roman" w:cs="Times New Roman"/>
+          <w:b/>
+          <w:bCs/>
+          <w:sz w:val="28"/>
+          <w:szCs w:val="28"/>
+        </w:rPr>
+        <w:t>Output:</w:t>
+      </w:r>
+    </w:p>
+    <w:p>
+      <w:pPr>
+        <w:tabs>
+          <w:tab w:val="left" w:pos="1255"/>
+        </w:tabs>
+        <w:rPr>
+          <w:rFonts w:ascii="Times New Roman" w:hAnsi="Times New Roman" w:cs="Times New Roman"/>
+        </w:rPr>
+      </w:pPr>
+      <w:r>
+        <w:rPr>
+          <w:rFonts w:ascii="Times New Roman" w:hAnsi="Times New Roman" w:cs="Times New Roman"/>
+          <w:noProof/>
+        </w:rPr>
+        <w:drawing>
+          <wp:inline distT="0" distB="0" distL="0" distR="0" wp14:anchorId="797E6734" wp14:editId="4A443CFE">
+            <wp:extent cx="5731510" cy="1770380"/>
+            <wp:effectExtent l="0" t="0" r="2540" b="1270"/>
+            <wp:docPr id="930684708" name="Picture 4"/>
+            <wp:cNvGraphicFramePr>
+              <a:graphicFrameLocks xmlns:a="http://schemas.openxmlformats.org/drawingml/2006/main" noChangeAspect="1"/>
+            </wp:cNvGraphicFramePr>
+            <a:graphic xmlns:a="http://schemas.openxmlformats.org/drawingml/2006/main">
+              <a:graphicData uri="http://schemas.openxmlformats.org/drawingml/2006/picture">
+                <pic:pic xmlns:pic="http://schemas.openxmlformats.org/drawingml/2006/picture">
+                  <pic:nvPicPr>
+                    <pic:cNvPr id="930684708" name="Picture 930684708"/>
+                    <pic:cNvPicPr/>
+                  </pic:nvPicPr>
+                  <pic:blipFill>
+                    <a:blip r:embed="rId14">
+                      <a:extLst>
+                        <a:ext uri="{28A0092B-C50C-407E-A947-70E740481C1C}">
+                          <a14:useLocalDpi xmlns:a14="http://schemas.microsoft.com/office/drawing/2010/main" val="0"/>
+                        </a:ext>
+                      </a:extLst>
+                    </a:blip>
+                    <a:stretch>
+                      <a:fillRect/>
+                    </a:stretch>
+                  </pic:blipFill>
+                  <pic:spPr>
+                    <a:xfrm>
+                      <a:off x="0" y="0"/>
+                      <a:ext cx="5731510" cy="1770380"/>
+                    </a:xfrm>
+                    <a:prstGeom prst="rect">
+                      <a:avLst/>
+                    </a:prstGeom>
+                  </pic:spPr>
+                </pic:pic>
+              </a:graphicData>
+            </a:graphic>
+          </wp:inline>
+        </w:drawing>
+      </w:r>
+    </w:p>
+    <w:p>
+      <w:pPr>
+        <w:tabs>
+          <w:tab w:val="left" w:pos="1380"/>
+        </w:tabs>
+        <w:rPr>
+          <w:rFonts w:ascii="Times New Roman" w:hAnsi="Times New Roman" w:cs="Times New Roman"/>
+          <w:b/>
+          <w:bCs/>
+          <w:sz w:val="28"/>
+          <w:szCs w:val="28"/>
+        </w:rPr>
+      </w:pPr>
+    </w:p>
+    <w:p>
+      <w:pPr>
+        <w:tabs>
+          <w:tab w:val="left" w:pos="1380"/>
+        </w:tabs>
+        <w:rPr>
+          <w:rFonts w:ascii="Times New Roman" w:hAnsi="Times New Roman" w:cs="Times New Roman"/>
+          <w:b/>
+          <w:bCs/>
+          <w:sz w:val="28"/>
+          <w:szCs w:val="28"/>
+        </w:rPr>
+      </w:pPr>
+      <w:r>
+        <w:rPr>
+          <w:rFonts w:ascii="Times New Roman" w:hAnsi="Times New Roman" w:cs="Times New Roman"/>
+          <w:b/>
+          <w:bCs/>
+          <w:sz w:val="28"/>
+          <w:szCs w:val="28"/>
+        </w:rPr>
+        <w:lastRenderedPageBreak/>
+        <w:t>Question no 10</w:t>
+      </w:r>
+    </w:p>
+    <w:p>
+      <w:pPr>
+        <w:tabs>
+          <w:tab w:val="left" w:pos="1380"/>
+        </w:tabs>
+        <w:rPr>
+          <w:rFonts w:ascii="Times New Roman" w:hAnsi="Times New Roman" w:cs="Times New Roman"/>
+          <w:b/>
+          <w:bCs/>
+          <w:sz w:val="28"/>
+          <w:szCs w:val="28"/>
+        </w:rPr>
+      </w:pPr>
+      <w:r>
+        <w:rPr>
+          <w:rFonts w:ascii="Times New Roman" w:hAnsi="Times New Roman" w:cs="Times New Roman"/>
+          <w:b/>
+          <w:bCs/>
+          <w:sz w:val="28"/>
+          <w:szCs w:val="28"/>
+        </w:rPr>
+        <w:t>Program:</w:t>
+      </w:r>
+    </w:p>
+    <w:p>
+      <w:pPr>
+        <w:tabs>
+          <w:tab w:val="left" w:pos="1255"/>
+        </w:tabs>
+        <w:rPr>
+          <w:rFonts w:ascii="Times New Roman" w:hAnsi="Times New Roman" w:cs="Times New Roman"/>
+        </w:rPr>
+      </w:pPr>
+      <w:r>
+        <w:rPr>
+          <w:rFonts w:ascii="Times New Roman" w:hAnsi="Times New Roman" w:cs="Times New Roman"/>
+        </w:rPr>
+        <w:t xml:space="preserve">import </w:t>
+      </w:r>
+      <w:proofErr w:type="spellStart"/>
+      <w:r>
+        <w:rPr>
+          <w:rFonts w:ascii="Times New Roman" w:hAnsi="Times New Roman" w:cs="Times New Roman"/>
+        </w:rPr>
+        <w:t>numpy</w:t>
+      </w:r>
+      <w:proofErr w:type="spellEnd"/>
+      <w:r>
+        <w:rPr>
+          <w:rFonts w:ascii="Times New Roman" w:hAnsi="Times New Roman" w:cs="Times New Roman"/>
+        </w:rPr>
+        <w:t xml:space="preserve"> as np</w:t>
+      </w:r>
+    </w:p>
+    <w:p>
+      <w:pPr>
+        <w:tabs>
+          <w:tab w:val="left" w:pos="1255"/>
+        </w:tabs>
+        <w:rPr>
+          <w:rFonts w:ascii="Times New Roman" w:hAnsi="Times New Roman" w:cs="Times New Roman"/>
+        </w:rPr>
+      </w:pPr>
+    </w:p>
+    <w:p>
+      <w:pPr>
+        <w:tabs>
+          <w:tab w:val="left" w:pos="1255"/>
+        </w:tabs>
+        <w:rPr>
+          <w:rFonts w:ascii="Times New Roman" w:hAnsi="Times New Roman" w:cs="Times New Roman"/>
+        </w:rPr>
+      </w:pPr>
+      <w:r>
+        <w:rPr>
+          <w:rFonts w:ascii="Times New Roman" w:hAnsi="Times New Roman" w:cs="Times New Roman"/>
+        </w:rPr>
+        <w:t>try:</w:t>
+      </w:r>
+    </w:p>
+    <w:p>
+      <w:pPr>
+        <w:tabs>
+          <w:tab w:val="left" w:pos="1255"/>
+        </w:tabs>
+        <w:rPr>
+          <w:rFonts w:ascii="Times New Roman" w:hAnsi="Times New Roman" w:cs="Times New Roman"/>
+        </w:rPr>
+      </w:pPr>
+      <w:r>
+        <w:rPr>
+          <w:rFonts w:ascii="Times New Roman" w:hAnsi="Times New Roman" w:cs="Times New Roman"/>
+        </w:rPr>
+        <w:t>    n = int(input("How many numbers do you want to generate? "))</w:t>
+      </w:r>
+    </w:p>
+    <w:p>
+      <w:pPr>
+        <w:tabs>
+          <w:tab w:val="left" w:pos="1255"/>
+        </w:tabs>
+        <w:rPr>
+          <w:rFonts w:ascii="Times New Roman" w:hAnsi="Times New Roman" w:cs="Times New Roman"/>
+        </w:rPr>
+      </w:pPr>
+    </w:p>
+    <w:p>
+      <w:pPr>
+        <w:tabs>
+          <w:tab w:val="left" w:pos="1255"/>
+        </w:tabs>
+        <w:rPr>
+          <w:rFonts w:ascii="Times New Roman" w:hAnsi="Times New Roman" w:cs="Times New Roman"/>
+        </w:rPr>
+      </w:pPr>
+      <w:r>
+        <w:rPr>
+          <w:rFonts w:ascii="Times New Roman" w:hAnsi="Times New Roman" w:cs="Times New Roman"/>
+        </w:rPr>
+        <w:t xml:space="preserve">    </w:t>
+      </w:r>
+      <w:proofErr w:type="spellStart"/>
+      <w:r>
+        <w:rPr>
+          <w:rFonts w:ascii="Times New Roman" w:hAnsi="Times New Roman" w:cs="Times New Roman"/>
+        </w:rPr>
+        <w:t>arr</w:t>
+      </w:r>
+      <w:proofErr w:type="spellEnd"/>
+      <w:r>
+        <w:rPr>
+          <w:rFonts w:ascii="Times New Roman" w:hAnsi="Times New Roman" w:cs="Times New Roman"/>
+        </w:rPr>
+        <w:t xml:space="preserve"> = </w:t>
+      </w:r>
+      <w:proofErr w:type="spellStart"/>
+      <w:r>
+        <w:rPr>
+          <w:rFonts w:ascii="Times New Roman" w:hAnsi="Times New Roman" w:cs="Times New Roman"/>
+        </w:rPr>
+        <w:t>np.random.randint</w:t>
+      </w:r>
+      <w:proofErr w:type="spellEnd"/>
+      <w:r>
+        <w:rPr>
+          <w:rFonts w:ascii="Times New Roman" w:hAnsi="Times New Roman" w:cs="Times New Roman"/>
+        </w:rPr>
+        <w:t>(10,101,n)</w:t>
+      </w:r>
+    </w:p>
+    <w:p>
+      <w:pPr>
+        <w:tabs>
+          <w:tab w:val="left" w:pos="1255"/>
+        </w:tabs>
+        <w:rPr>
+          <w:rFonts w:ascii="Times New Roman" w:hAnsi="Times New Roman" w:cs="Times New Roman"/>
+        </w:rPr>
+      </w:pPr>
+    </w:p>
+    <w:p>
+      <w:pPr>
+        <w:tabs>
+          <w:tab w:val="left" w:pos="1255"/>
+        </w:tabs>
+        <w:rPr>
+          <w:rFonts w:ascii="Times New Roman" w:hAnsi="Times New Roman" w:cs="Times New Roman"/>
+        </w:rPr>
+      </w:pPr>
+      <w:r>
+        <w:rPr>
+          <w:rFonts w:ascii="Times New Roman" w:hAnsi="Times New Roman" w:cs="Times New Roman"/>
+        </w:rPr>
+        <w:t>    print("\</w:t>
+      </w:r>
+      <w:proofErr w:type="spellStart"/>
+      <w:r>
+        <w:rPr>
+          <w:rFonts w:ascii="Times New Roman" w:hAnsi="Times New Roman" w:cs="Times New Roman"/>
+        </w:rPr>
+        <w:t>nGenerated</w:t>
+      </w:r>
+      <w:proofErr w:type="spellEnd"/>
+      <w:r>
+        <w:rPr>
+          <w:rFonts w:ascii="Times New Roman" w:hAnsi="Times New Roman" w:cs="Times New Roman"/>
+        </w:rPr>
+        <w:t xml:space="preserve"> Array")</w:t>
+      </w:r>
+    </w:p>
+    <w:p>
+      <w:pPr>
+        <w:tabs>
+          <w:tab w:val="left" w:pos="1255"/>
+        </w:tabs>
+        <w:rPr>
+          <w:rFonts w:ascii="Times New Roman" w:hAnsi="Times New Roman" w:cs="Times New Roman"/>
+        </w:rPr>
+      </w:pPr>
+      <w:r>
+        <w:rPr>
+          <w:rFonts w:ascii="Times New Roman" w:hAnsi="Times New Roman" w:cs="Times New Roman"/>
+        </w:rPr>
+        <w:t>    print(</w:t>
+      </w:r>
+      <w:proofErr w:type="spellStart"/>
+      <w:r>
+        <w:rPr>
+          <w:rFonts w:ascii="Times New Roman" w:hAnsi="Times New Roman" w:cs="Times New Roman"/>
+        </w:rPr>
+        <w:t>arr</w:t>
+      </w:r>
+      <w:proofErr w:type="spellEnd"/>
+      <w:r>
+        <w:rPr>
+          <w:rFonts w:ascii="Times New Roman" w:hAnsi="Times New Roman" w:cs="Times New Roman"/>
+        </w:rPr>
+        <w:t>)</w:t>
+      </w:r>
+    </w:p>
+    <w:p>
+      <w:pPr>
+        <w:tabs>
+          <w:tab w:val="left" w:pos="1255"/>
+        </w:tabs>
+        <w:rPr>
+          <w:rFonts w:ascii="Times New Roman" w:hAnsi="Times New Roman" w:cs="Times New Roman"/>
+        </w:rPr>
+      </w:pPr>
+    </w:p>
+    <w:p>
+      <w:pPr>
+        <w:tabs>
+          <w:tab w:val="left" w:pos="1255"/>
+        </w:tabs>
+        <w:rPr>
+          <w:rFonts w:ascii="Times New Roman" w:hAnsi="Times New Roman" w:cs="Times New Roman"/>
+        </w:rPr>
+      </w:pPr>
+      <w:r>
+        <w:rPr>
+          <w:rFonts w:ascii="Times New Roman" w:hAnsi="Times New Roman" w:cs="Times New Roman"/>
+        </w:rPr>
+        <w:t>    print("\</w:t>
+      </w:r>
+      <w:proofErr w:type="spellStart"/>
+      <w:r>
+        <w:rPr>
+          <w:rFonts w:ascii="Times New Roman" w:hAnsi="Times New Roman" w:cs="Times New Roman"/>
+        </w:rPr>
+        <w:t>nMean</w:t>
+      </w:r>
+      <w:proofErr w:type="spellEnd"/>
+      <w:r>
+        <w:rPr>
+          <w:rFonts w:ascii="Times New Roman" w:hAnsi="Times New Roman" w:cs="Times New Roman"/>
+        </w:rPr>
+        <w:t xml:space="preserve">:", </w:t>
+      </w:r>
+      <w:proofErr w:type="spellStart"/>
+      <w:r>
+        <w:rPr>
+          <w:rFonts w:ascii="Times New Roman" w:hAnsi="Times New Roman" w:cs="Times New Roman"/>
+        </w:rPr>
+        <w:t>np.mean</w:t>
+      </w:r>
+      <w:proofErr w:type="spellEnd"/>
+      <w:r>
+        <w:rPr>
+          <w:rFonts w:ascii="Times New Roman" w:hAnsi="Times New Roman" w:cs="Times New Roman"/>
+        </w:rPr>
+        <w:t>(</w:t>
+      </w:r>
+      <w:proofErr w:type="spellStart"/>
+      <w:r>
+        <w:rPr>
+          <w:rFonts w:ascii="Times New Roman" w:hAnsi="Times New Roman" w:cs="Times New Roman"/>
+        </w:rPr>
+        <w:t>arr</w:t>
+      </w:r>
+      <w:proofErr w:type="spellEnd"/>
+      <w:r>
+        <w:rPr>
+          <w:rFonts w:ascii="Times New Roman" w:hAnsi="Times New Roman" w:cs="Times New Roman"/>
+        </w:rPr>
+        <w:t>))</w:t>
+      </w:r>
+    </w:p>
+    <w:p>
+      <w:pPr>
+        <w:tabs>
+          <w:tab w:val="left" w:pos="1255"/>
+        </w:tabs>
+        <w:rPr>
+          <w:rFonts w:ascii="Times New Roman" w:hAnsi="Times New Roman" w:cs="Times New Roman"/>
+        </w:rPr>
+      </w:pPr>
+    </w:p>
+    <w:p>
+      <w:pPr>
+        <w:tabs>
+          <w:tab w:val="left" w:pos="1255"/>
+        </w:tabs>
+        <w:rPr>
+          <w:rFonts w:ascii="Times New Roman" w:hAnsi="Times New Roman" w:cs="Times New Roman"/>
+        </w:rPr>
+      </w:pPr>
+      <w:r>
+        <w:rPr>
+          <w:rFonts w:ascii="Times New Roman" w:hAnsi="Times New Roman" w:cs="Times New Roman"/>
+        </w:rPr>
+        <w:t xml:space="preserve">    print("Median:", </w:t>
+      </w:r>
+      <w:proofErr w:type="spellStart"/>
+      <w:r>
+        <w:rPr>
+          <w:rFonts w:ascii="Times New Roman" w:hAnsi="Times New Roman" w:cs="Times New Roman"/>
+        </w:rPr>
+        <w:t>np.median</w:t>
+      </w:r>
+      <w:proofErr w:type="spellEnd"/>
+      <w:r>
+        <w:rPr>
+          <w:rFonts w:ascii="Times New Roman" w:hAnsi="Times New Roman" w:cs="Times New Roman"/>
+        </w:rPr>
+        <w:t>(</w:t>
+      </w:r>
+      <w:proofErr w:type="spellStart"/>
+      <w:r>
+        <w:rPr>
+          <w:rFonts w:ascii="Times New Roman" w:hAnsi="Times New Roman" w:cs="Times New Roman"/>
+        </w:rPr>
+        <w:t>arr</w:t>
+      </w:r>
+      <w:proofErr w:type="spellEnd"/>
+      <w:r>
+        <w:rPr>
+          <w:rFonts w:ascii="Times New Roman" w:hAnsi="Times New Roman" w:cs="Times New Roman"/>
+        </w:rPr>
+        <w:t>))</w:t>
+      </w:r>
+    </w:p>
+    <w:p>
+      <w:pPr>
+        <w:tabs>
+          <w:tab w:val="left" w:pos="1255"/>
+        </w:tabs>
+        <w:rPr>
+          <w:rFonts w:ascii="Times New Roman" w:hAnsi="Times New Roman" w:cs="Times New Roman"/>
+        </w:rPr>
+      </w:pPr>
+    </w:p>
+    <w:p>
+      <w:pPr>
+        <w:tabs>
+          <w:tab w:val="left" w:pos="1255"/>
+        </w:tabs>
+        <w:rPr>
+          <w:rFonts w:ascii="Times New Roman" w:hAnsi="Times New Roman" w:cs="Times New Roman"/>
+        </w:rPr>
+      </w:pPr>
+      <w:r>
+        <w:rPr>
+          <w:rFonts w:ascii="Times New Roman" w:hAnsi="Times New Roman" w:cs="Times New Roman"/>
+        </w:rPr>
+        <w:t xml:space="preserve">    print("Standard Deviation:", </w:t>
+      </w:r>
+      <w:proofErr w:type="spellStart"/>
+      <w:r>
+        <w:rPr>
+          <w:rFonts w:ascii="Times New Roman" w:hAnsi="Times New Roman" w:cs="Times New Roman"/>
+        </w:rPr>
+        <w:t>np.std</w:t>
+      </w:r>
+      <w:proofErr w:type="spellEnd"/>
+      <w:r>
+        <w:rPr>
+          <w:rFonts w:ascii="Times New Roman" w:hAnsi="Times New Roman" w:cs="Times New Roman"/>
+        </w:rPr>
+        <w:t>(</w:t>
+      </w:r>
+      <w:proofErr w:type="spellStart"/>
+      <w:r>
+        <w:rPr>
+          <w:rFonts w:ascii="Times New Roman" w:hAnsi="Times New Roman" w:cs="Times New Roman"/>
+        </w:rPr>
+        <w:t>arr</w:t>
+      </w:r>
+      <w:proofErr w:type="spellEnd"/>
+      <w:r>
+        <w:rPr>
+          <w:rFonts w:ascii="Times New Roman" w:hAnsi="Times New Roman" w:cs="Times New Roman"/>
+        </w:rPr>
+        <w:t>))</w:t>
+      </w:r>
+    </w:p>
+    <w:p>
+      <w:pPr>
+        <w:tabs>
+          <w:tab w:val="left" w:pos="1255"/>
+        </w:tabs>
+        <w:rPr>
+          <w:rFonts w:ascii="Times New Roman" w:hAnsi="Times New Roman" w:cs="Times New Roman"/>
+        </w:rPr>
+      </w:pPr>
+    </w:p>
+    <w:p>
+      <w:pPr>
+        <w:tabs>
+          <w:tab w:val="left" w:pos="1255"/>
+        </w:tabs>
+        <w:rPr>
+          <w:rFonts w:ascii="Times New Roman" w:hAnsi="Times New Roman" w:cs="Times New Roman"/>
+        </w:rPr>
+      </w:pPr>
+      <w:r>
+        <w:rPr>
+          <w:rFonts w:ascii="Times New Roman" w:hAnsi="Times New Roman" w:cs="Times New Roman"/>
+        </w:rPr>
+        <w:t xml:space="preserve">    print("Minimum:", </w:t>
+      </w:r>
+      <w:proofErr w:type="spellStart"/>
+      <w:r>
+        <w:rPr>
+          <w:rFonts w:ascii="Times New Roman" w:hAnsi="Times New Roman" w:cs="Times New Roman"/>
+        </w:rPr>
+        <w:t>np.min</w:t>
+      </w:r>
+      <w:proofErr w:type="spellEnd"/>
+      <w:r>
+        <w:rPr>
+          <w:rFonts w:ascii="Times New Roman" w:hAnsi="Times New Roman" w:cs="Times New Roman"/>
+        </w:rPr>
+        <w:t>(</w:t>
+      </w:r>
+      <w:proofErr w:type="spellStart"/>
+      <w:r>
+        <w:rPr>
+          <w:rFonts w:ascii="Times New Roman" w:hAnsi="Times New Roman" w:cs="Times New Roman"/>
+        </w:rPr>
+        <w:t>arr</w:t>
+      </w:r>
+      <w:proofErr w:type="spellEnd"/>
+      <w:r>
+        <w:rPr>
+          <w:rFonts w:ascii="Times New Roman" w:hAnsi="Times New Roman" w:cs="Times New Roman"/>
+        </w:rPr>
+        <w:t>))</w:t>
+      </w:r>
+    </w:p>
+    <w:p>
+      <w:pPr>
+        <w:tabs>
+          <w:tab w:val="left" w:pos="1255"/>
+        </w:tabs>
+        <w:rPr>
+          <w:rFonts w:ascii="Times New Roman" w:hAnsi="Times New Roman" w:cs="Times New Roman"/>
+        </w:rPr>
+      </w:pPr>
+    </w:p>
+    <w:p>
+      <w:pPr>
+        <w:tabs>
+          <w:tab w:val="left" w:pos="1255"/>
+        </w:tabs>
+        <w:rPr>
+          <w:rFonts w:ascii="Times New Roman" w:hAnsi="Times New Roman" w:cs="Times New Roman"/>
+        </w:rPr>
+      </w:pPr>
+      <w:r>
+        <w:rPr>
+          <w:rFonts w:ascii="Times New Roman" w:hAnsi="Times New Roman" w:cs="Times New Roman"/>
+        </w:rPr>
+        <w:t xml:space="preserve">    print("Maximum:", </w:t>
+      </w:r>
+      <w:proofErr w:type="spellStart"/>
+      <w:r>
+        <w:rPr>
+          <w:rFonts w:ascii="Times New Roman" w:hAnsi="Times New Roman" w:cs="Times New Roman"/>
+        </w:rPr>
+        <w:t>np.max</w:t>
+      </w:r>
+      <w:proofErr w:type="spellEnd"/>
+      <w:r>
+        <w:rPr>
+          <w:rFonts w:ascii="Times New Roman" w:hAnsi="Times New Roman" w:cs="Times New Roman"/>
+        </w:rPr>
+        <w:t>(</w:t>
+      </w:r>
+      <w:proofErr w:type="spellStart"/>
+      <w:r>
+        <w:rPr>
+          <w:rFonts w:ascii="Times New Roman" w:hAnsi="Times New Roman" w:cs="Times New Roman"/>
+        </w:rPr>
+        <w:t>arr</w:t>
+      </w:r>
+      <w:proofErr w:type="spellEnd"/>
+      <w:r>
+        <w:rPr>
+          <w:rFonts w:ascii="Times New Roman" w:hAnsi="Times New Roman" w:cs="Times New Roman"/>
+        </w:rPr>
+        <w:t>))</w:t>
+      </w:r>
+    </w:p>
+    <w:p>
+      <w:pPr>
+        <w:tabs>
+          <w:tab w:val="left" w:pos="1255"/>
+        </w:tabs>
+        <w:rPr>
+          <w:rFonts w:ascii="Times New Roman" w:hAnsi="Times New Roman" w:cs="Times New Roman"/>
+        </w:rPr>
+      </w:pPr>
+    </w:p>
+    <w:p>
+      <w:pPr>
+        <w:tabs>
+          <w:tab w:val="left" w:pos="1255"/>
+        </w:tabs>
+        <w:rPr>
+          <w:rFonts w:ascii="Times New Roman" w:hAnsi="Times New Roman" w:cs="Times New Roman"/>
+        </w:rPr>
+      </w:pPr>
+      <w:r>
+        <w:rPr>
+          <w:rFonts w:ascii="Times New Roman" w:hAnsi="Times New Roman" w:cs="Times New Roman"/>
+        </w:rPr>
+        <w:t>    if n % 2 == 0:</w:t>
+      </w:r>
+    </w:p>
+    <w:p>
+      <w:pPr>
+        <w:tabs>
+          <w:tab w:val="left" w:pos="1255"/>
+        </w:tabs>
+        <w:rPr>
+          <w:rFonts w:ascii="Times New Roman" w:hAnsi="Times New Roman" w:cs="Times New Roman"/>
+        </w:rPr>
+      </w:pPr>
+      <w:r>
+        <w:rPr>
+          <w:rFonts w:ascii="Times New Roman" w:hAnsi="Times New Roman" w:cs="Times New Roman"/>
+        </w:rPr>
+        <w:t xml:space="preserve">        matrix = </w:t>
+      </w:r>
+      <w:proofErr w:type="spellStart"/>
+      <w:r>
+        <w:rPr>
+          <w:rFonts w:ascii="Times New Roman" w:hAnsi="Times New Roman" w:cs="Times New Roman"/>
+        </w:rPr>
+        <w:t>arr.reshape</w:t>
+      </w:r>
+      <w:proofErr w:type="spellEnd"/>
+      <w:r>
+        <w:rPr>
+          <w:rFonts w:ascii="Times New Roman" w:hAnsi="Times New Roman" w:cs="Times New Roman"/>
+        </w:rPr>
+        <w:t>(2, n//2)</w:t>
+      </w:r>
+    </w:p>
+    <w:p>
+      <w:pPr>
+        <w:tabs>
+          <w:tab w:val="left" w:pos="1255"/>
+        </w:tabs>
+        <w:rPr>
+          <w:rFonts w:ascii="Times New Roman" w:hAnsi="Times New Roman" w:cs="Times New Roman"/>
+        </w:rPr>
+      </w:pPr>
+    </w:p>
+    <w:p>
+      <w:pPr>
+        <w:tabs>
+          <w:tab w:val="left" w:pos="1255"/>
+        </w:tabs>
+        <w:rPr>
+          <w:rFonts w:ascii="Times New Roman" w:hAnsi="Times New Roman" w:cs="Times New Roman"/>
+        </w:rPr>
+      </w:pPr>
+      <w:r>
+        <w:rPr>
+          <w:rFonts w:ascii="Times New Roman" w:hAnsi="Times New Roman" w:cs="Times New Roman"/>
+        </w:rPr>
+        <w:t>        print("\</w:t>
+      </w:r>
+      <w:proofErr w:type="spellStart"/>
+      <w:r>
+        <w:rPr>
+          <w:rFonts w:ascii="Times New Roman" w:hAnsi="Times New Roman" w:cs="Times New Roman"/>
+        </w:rPr>
+        <w:t>nReshaped</w:t>
+      </w:r>
+      <w:proofErr w:type="spellEnd"/>
+      <w:r>
+        <w:rPr>
+          <w:rFonts w:ascii="Times New Roman" w:hAnsi="Times New Roman" w:cs="Times New Roman"/>
+        </w:rPr>
+        <w:t xml:space="preserve"> Array")</w:t>
+      </w:r>
+    </w:p>
+    <w:p>
+      <w:pPr>
+        <w:tabs>
+          <w:tab w:val="left" w:pos="1255"/>
+        </w:tabs>
+        <w:rPr>
+          <w:rFonts w:ascii="Times New Roman" w:hAnsi="Times New Roman" w:cs="Times New Roman"/>
+        </w:rPr>
+      </w:pPr>
+    </w:p>
+    <w:p>
+      <w:pPr>
+        <w:tabs>
+          <w:tab w:val="left" w:pos="1255"/>
+        </w:tabs>
+        <w:rPr>
+          <w:rFonts w:ascii="Times New Roman" w:hAnsi="Times New Roman" w:cs="Times New Roman"/>
+        </w:rPr>
+      </w:pPr>
+      <w:r>
+        <w:rPr>
+          <w:rFonts w:ascii="Times New Roman" w:hAnsi="Times New Roman" w:cs="Times New Roman"/>
+        </w:rPr>
+        <w:t>        print(matrix)</w:t>
+      </w:r>
+    </w:p>
+    <w:p>
+      <w:pPr>
+        <w:tabs>
+          <w:tab w:val="left" w:pos="1255"/>
+        </w:tabs>
+        <w:rPr>
+          <w:rFonts w:ascii="Times New Roman" w:hAnsi="Times New Roman" w:cs="Times New Roman"/>
+        </w:rPr>
+      </w:pPr>
+    </w:p>
+    <w:p>
+      <w:pPr>
+        <w:tabs>
+          <w:tab w:val="left" w:pos="1255"/>
+        </w:tabs>
+        <w:rPr>
+          <w:rFonts w:ascii="Times New Roman" w:hAnsi="Times New Roman" w:cs="Times New Roman"/>
+        </w:rPr>
+      </w:pPr>
+      <w:r>
+        <w:rPr>
+          <w:rFonts w:ascii="Times New Roman" w:hAnsi="Times New Roman" w:cs="Times New Roman"/>
+        </w:rPr>
+        <w:lastRenderedPageBreak/>
+        <w:t>        print("\</w:t>
+      </w:r>
+      <w:proofErr w:type="spellStart"/>
+      <w:r>
+        <w:rPr>
+          <w:rFonts w:ascii="Times New Roman" w:hAnsi="Times New Roman" w:cs="Times New Roman"/>
+        </w:rPr>
+        <w:t>nRow</w:t>
+      </w:r>
+      <w:proofErr w:type="spellEnd"/>
+      <w:r>
+        <w:rPr>
+          <w:rFonts w:ascii="Times New Roman" w:hAnsi="Times New Roman" w:cs="Times New Roman"/>
+        </w:rPr>
+        <w:t>-wise Sum")</w:t>
+      </w:r>
+    </w:p>
+    <w:p>
+      <w:pPr>
+        <w:tabs>
+          <w:tab w:val="left" w:pos="1255"/>
+        </w:tabs>
+        <w:rPr>
+          <w:rFonts w:ascii="Times New Roman" w:hAnsi="Times New Roman" w:cs="Times New Roman"/>
+        </w:rPr>
+      </w:pPr>
+    </w:p>
+    <w:p>
+      <w:pPr>
+        <w:tabs>
+          <w:tab w:val="left" w:pos="1255"/>
+        </w:tabs>
+        <w:rPr>
+          <w:rFonts w:ascii="Times New Roman" w:hAnsi="Times New Roman" w:cs="Times New Roman"/>
+        </w:rPr>
+      </w:pPr>
+      <w:r>
+        <w:rPr>
+          <w:rFonts w:ascii="Times New Roman" w:hAnsi="Times New Roman" w:cs="Times New Roman"/>
+        </w:rPr>
+        <w:t>        print(</w:t>
+      </w:r>
+      <w:proofErr w:type="spellStart"/>
+      <w:r>
+        <w:rPr>
+          <w:rFonts w:ascii="Times New Roman" w:hAnsi="Times New Roman" w:cs="Times New Roman"/>
+        </w:rPr>
+        <w:t>np.sum</w:t>
+      </w:r>
+      <w:proofErr w:type="spellEnd"/>
+      <w:r>
+        <w:rPr>
+          <w:rFonts w:ascii="Times New Roman" w:hAnsi="Times New Roman" w:cs="Times New Roman"/>
+        </w:rPr>
+        <w:t>(matrix, axis=1))</w:t>
+      </w:r>
+    </w:p>
+    <w:p>
+      <w:pPr>
+        <w:tabs>
+          <w:tab w:val="left" w:pos="1255"/>
+        </w:tabs>
+        <w:rPr>
+          <w:rFonts w:ascii="Times New Roman" w:hAnsi="Times New Roman" w:cs="Times New Roman"/>
+        </w:rPr>
+      </w:pPr>
+    </w:p>
+    <w:p>
+      <w:pPr>
+        <w:tabs>
+          <w:tab w:val="left" w:pos="1255"/>
+        </w:tabs>
+        <w:rPr>
+          <w:rFonts w:ascii="Times New Roman" w:hAnsi="Times New Roman" w:cs="Times New Roman"/>
+        </w:rPr>
+      </w:pPr>
+      <w:r>
+        <w:rPr>
+          <w:rFonts w:ascii="Times New Roman" w:hAnsi="Times New Roman" w:cs="Times New Roman"/>
+        </w:rPr>
+        <w:t>    else:</w:t>
+      </w:r>
+    </w:p>
+    <w:p>
+      <w:pPr>
+        <w:tabs>
+          <w:tab w:val="left" w:pos="1255"/>
+        </w:tabs>
+        <w:rPr>
+          <w:rFonts w:ascii="Times New Roman" w:hAnsi="Times New Roman" w:cs="Times New Roman"/>
+        </w:rPr>
+      </w:pPr>
+      <w:r>
+        <w:rPr>
+          <w:rFonts w:ascii="Times New Roman" w:hAnsi="Times New Roman" w:cs="Times New Roman"/>
+        </w:rPr>
+        <w:t>        print("\</w:t>
+      </w:r>
+      <w:proofErr w:type="spellStart"/>
+      <w:r>
+        <w:rPr>
+          <w:rFonts w:ascii="Times New Roman" w:hAnsi="Times New Roman" w:cs="Times New Roman"/>
+        </w:rPr>
+        <w:t>nCannot</w:t>
+      </w:r>
+      <w:proofErr w:type="spellEnd"/>
+      <w:r>
+        <w:rPr>
+          <w:rFonts w:ascii="Times New Roman" w:hAnsi="Times New Roman" w:cs="Times New Roman"/>
+        </w:rPr>
+        <w:t xml:space="preserve"> reshape into a 2D array because the number of elements is odd.")</w:t>
+      </w:r>
+    </w:p>
+    <w:p>
+      <w:pPr>
+        <w:tabs>
+          <w:tab w:val="left" w:pos="1255"/>
+        </w:tabs>
+        <w:rPr>
+          <w:rFonts w:ascii="Times New Roman" w:hAnsi="Times New Roman" w:cs="Times New Roman"/>
+        </w:rPr>
+      </w:pPr>
+    </w:p>
+    <w:p>
+      <w:pPr>
+        <w:tabs>
+          <w:tab w:val="left" w:pos="1255"/>
+        </w:tabs>
+        <w:rPr>
+          <w:rFonts w:ascii="Times New Roman" w:hAnsi="Times New Roman" w:cs="Times New Roman"/>
+        </w:rPr>
+      </w:pPr>
+      <w:r>
+        <w:rPr>
+          <w:rFonts w:ascii="Times New Roman" w:hAnsi="Times New Roman" w:cs="Times New Roman"/>
+        </w:rPr>
+        <w:t xml:space="preserve">except </w:t>
+      </w:r>
+      <w:proofErr w:type="spellStart"/>
+      <w:r>
+        <w:rPr>
+          <w:rFonts w:ascii="Times New Roman" w:hAnsi="Times New Roman" w:cs="Times New Roman"/>
+        </w:rPr>
+        <w:t>ValueError</w:t>
+      </w:r>
+      <w:proofErr w:type="spellEnd"/>
+      <w:r>
+        <w:rPr>
+          <w:rFonts w:ascii="Times New Roman" w:hAnsi="Times New Roman" w:cs="Times New Roman"/>
+        </w:rPr>
+        <w:t>:</w:t>
+      </w:r>
+    </w:p>
+    <w:p>
+      <w:pPr>
+        <w:tabs>
+          <w:tab w:val="left" w:pos="1255"/>
+        </w:tabs>
+        <w:rPr>
+          <w:rFonts w:ascii="Times New Roman" w:hAnsi="Times New Roman" w:cs="Times New Roman"/>
+        </w:rPr>
+      </w:pPr>
+      <w:r>
+        <w:rPr>
+          <w:rFonts w:ascii="Times New Roman" w:hAnsi="Times New Roman" w:cs="Times New Roman"/>
+        </w:rPr>
+        <w:t>    print("Please enter a valid integer.")</w:t>
+      </w:r>
+    </w:p>
+    <w:p>
+      <w:pPr>
+        <w:tabs>
+          <w:tab w:val="left" w:pos="1255"/>
+        </w:tabs>
+        <w:rPr>
+          <w:rFonts w:ascii="Times New Roman" w:hAnsi="Times New Roman" w:cs="Times New Roman"/>
+        </w:rPr>
+      </w:pPr>
+      <w:r>
+        <w:rPr>
+          <w:rFonts w:ascii="Times New Roman" w:hAnsi="Times New Roman" w:cs="Times New Roman"/>
+        </w:rPr>
+        <w:t>except Exception as e:</w:t>
+      </w:r>
+    </w:p>
+    <w:p>
+      <w:pPr>
+        <w:tabs>
+          <w:tab w:val="left" w:pos="1255"/>
+        </w:tabs>
+        <w:rPr>
+          <w:rFonts w:ascii="Times New Roman" w:hAnsi="Times New Roman" w:cs="Times New Roman"/>
+        </w:rPr>
+      </w:pPr>
+      <w:r>
+        <w:rPr>
+          <w:rFonts w:ascii="Times New Roman" w:hAnsi="Times New Roman" w:cs="Times New Roman"/>
+        </w:rPr>
+        <w:t>    print("Error:", e)</w:t>
+      </w:r>
+    </w:p>
+    <w:p>
+      <w:pPr>
+        <w:tabs>
+          <w:tab w:val="left" w:pos="1255"/>
+        </w:tabs>
+        <w:rPr>
+          <w:rFonts w:ascii="Times New Roman" w:hAnsi="Times New Roman" w:cs="Times New Roman"/>
+        </w:rPr>
+      </w:pPr>
+    </w:p>
+    <w:p>
+      <w:pPr>
+        <w:tabs>
+          <w:tab w:val="left" w:pos="1380"/>
+        </w:tabs>
+        <w:rPr>
+          <w:rFonts w:ascii="Times New Roman" w:hAnsi="Times New Roman" w:cs="Times New Roman"/>
+          <w:b/>
+          <w:bCs/>
+          <w:sz w:val="28"/>
+          <w:szCs w:val="28"/>
+        </w:rPr>
+      </w:pPr>
+      <w:r>
+        <w:rPr>
+          <w:rFonts w:ascii="Times New Roman" w:hAnsi="Times New Roman" w:cs="Times New Roman"/>
+          <w:b/>
+          <w:bCs/>
+          <w:sz w:val="28"/>
+          <w:szCs w:val="28"/>
+        </w:rPr>
+        <w:t>Outputs:</w:t>
+      </w:r>
+    </w:p>
+    <w:p>
+      <w:pPr>
+        <w:tabs>
+          <w:tab w:val="left" w:pos="1255"/>
+        </w:tabs>
+        <w:rPr>
+          <w:rFonts w:ascii="Times New Roman" w:hAnsi="Times New Roman" w:cs="Times New Roman"/>
+        </w:rPr>
+      </w:pPr>
+      <w:r>
+        <w:rPr>
+          <w:rFonts w:ascii="Times New Roman" w:hAnsi="Times New Roman" w:cs="Times New Roman"/>
+          <w:noProof/>
+        </w:rPr>
+        <w:drawing>
+          <wp:inline distT="0" distB="0" distL="0" distR="0" wp14:anchorId="26313EEF" wp14:editId="5FDD9A59">
+            <wp:extent cx="5731510" cy="3115945"/>
+            <wp:effectExtent l="0" t="0" r="2540" b="8255"/>
+            <wp:docPr id="1048045221" name="Picture 5"/>
+            <wp:cNvGraphicFramePr>
+              <a:graphicFrameLocks xmlns:a="http://schemas.openxmlformats.org/drawingml/2006/main" noChangeAspect="1"/>
+            </wp:cNvGraphicFramePr>
+            <a:graphic xmlns:a="http://schemas.openxmlformats.org/drawingml/2006/main">
+              <a:graphicData uri="http://schemas.openxmlformats.org/drawingml/2006/picture">
+                <pic:pic xmlns:pic="http://schemas.openxmlformats.org/drawingml/2006/picture">
+                  <pic:nvPicPr>
+                    <pic:cNvPr id="1048045221" name="Picture 1048045221"/>
+                    <pic:cNvPicPr/>
+                  </pic:nvPicPr>
+                  <pic:blipFill>
+                    <a:blip r:embed="rId15">
+                      <a:extLst>
+                        <a:ext uri="{28A0092B-C50C-407E-A947-70E740481C1C}">
+                          <a14:useLocalDpi xmlns:a14="http://schemas.microsoft.com/office/drawing/2010/main" val="0"/>
+                        </a:ext>
+                      </a:extLst>
+                    </a:blip>
+                    <a:stretch>
+                      <a:fillRect/>
+                    </a:stretch>
+                  </pic:blipFill>
+                  <pic:spPr>
+                    <a:xfrm>
+                      <a:off x="0" y="0"/>
+                      <a:ext cx="5731510" cy="3115945"/>
+                    </a:xfrm>
+                    <a:prstGeom prst="rect">
+                      <a:avLst/>
+                    </a:prstGeom>
+                  </pic:spPr>
+                </pic:pic>
+              </a:graphicData>
+            </a:graphic>
+          </wp:inline>
+        </w:drawing>
+      </w:r>
+    </w:p>
+    <w:p>
+      <w:pPr>
+        <w:tabs>
+          <w:tab w:val="left" w:pos="1255"/>
+        </w:tabs>
+        <w:rPr>
+          <w:rFonts w:ascii="Times New Roman" w:hAnsi="Times New Roman" w:cs="Times New Roman"/>
+        </w:rPr>
       </w:pPr>
     </w:p>
     <w:sectPr>
+      <w:footerReference w:type="default" r:id="rId16"/>
       <w:pgSz w:w="11906" w:h="16838"/>
       <w:pgMar w:top="1440" w:right="1440" w:bottom="1440" w:left="1440" w:header="708" w:footer="708" w:gutter="0"/>
+      <w:pgBorders w:offsetFrom="page">
+        <w:top w:val="thinThickSmallGap" w:sz="24" w:space="24" w:color="auto"/>
+        <w:left w:val="thinThickSmallGap" w:sz="24" w:space="24" w:color="auto"/>
+        <w:bottom w:val="thickThinSmallGap" w:sz="24" w:space="24" w:color="auto"/>
+        <w:right w:val="thickThinSmallGap" w:sz="24" w:space="24" w:color="auto"/>
+      </w:pgBorders>
       <w:cols w:space="708"/>
       <w:docGrid w:linePitch="360"/>
     </w:sectPr>
   </w:body>
 </w:document>
+</file>
+
+<file path=word/endnotes.xml><?xml version="1.0" encoding="utf-8"?>
+<w:endnotes xmlns:wpc="http://schemas.microsoft.com/office/word/2010/wordprocessingCanvas" xmlns:cx="http://schemas.microsoft.com/office/drawing/2014/chartex" xmlns:cx1="http://schemas.microsoft.com/office/drawing/2015/9/8/chartex" xmlns:cx2="http://schemas.microsoft.com/office/drawing/2015/10/21/chartex" xmlns:cx3="http://schemas.microsoft.com/office/drawing/2016/5/9/chartex" xmlns:cx4="http://schemas.microsoft.com/office/drawing/2016/5/10/chartex" xmlns:cx5="http://schemas.microsoft.com/office/drawing/2016/5/11/chartex" xmlns:cx6="http://schemas.microsoft.com/office/drawing/2016/5/12/chartex" xmlns:cx7="http://schemas.microsoft.com/office/drawing/2016/5/13/chartex" xmlns:cx8="http://schemas.microsoft.com/office/drawing/2016/5/14/chartex" xmlns:mc="http://schemas.openxmlformats.org/markup-compatibility/2006" xmlns:aink="http://schemas.microsoft.com/office/drawing/2016/ink" xmlns:am3d="http://schemas.microsoft.com/office/drawing/2017/model3d" xmlns:o="urn:schemas-microsoft-com:office:office" xmlns:oel="http://schemas.microsoft.com/office/2019/extlst" xmlns:r="http://schemas.openxmlformats.org/officeDocument/2006/relationships" xmlns:m="http://schemas.openxmlformats.org/officeDocument/2006/math" xmlns:v="urn:schemas-microsoft-com:vml" xmlns:wp14="http://schemas.microsoft.com/office/word/2010/wordprocessingDrawing" xmlns:wp="http://schemas.openxmlformats.org/drawingml/2006/wordprocessingDrawing" xmlns:w10="urn:schemas-microsoft-com:office:word" xmlns:w="http://schemas.openxmlformats.org/wordprocessingml/2006/main" xmlns:w14="http://schemas.microsoft.com/office/word/2010/wordml" xmlns:w15="http://schemas.microsoft.com/office/word/2012/wordml" xmlns:w16cex="http://schemas.microsoft.com/office/word/2018/wordml/cex" xmlns:w16cid="http://schemas.microsoft.com/office/word/2016/wordml/cid" xmlns:w16="http://schemas.microsoft.com/office/word/2018/wordml" xmlns:w16du="http://schemas.microsoft.com/office/word/2023/wordml/word16du" xmlns:w16sdtdh="http://schemas.microsoft.com/office/word/2020/wordml/sdtdatahash" xmlns:w16sdtfl="http://schemas.microsoft.com/office/word/2024/wordml/sdtformatlock" xmlns:w16se="http://schemas.microsoft.com/office/word/2015/wordml/symex" xmlns:wpg="http://schemas.microsoft.com/office/word/2010/wordprocessingGroup" xmlns:wpi="http://schemas.microsoft.com/office/word/2010/wordprocessingInk" xmlns:wne="http://schemas.microsoft.com/office/word/2006/wordml" xmlns:wps="http://schemas.microsoft.com/office/word/2010/wordprocessingShape" mc:Ignorable="w14 w15 w16se w16cid w16 w16cex w16sdtdh w16sdtfl w16du wp14">
+  <w:endnote w:type="separator" w:id="-1">
+    <w:p>
+      <w:pPr>
+        <w:spacing w:after="0" w:line="240" w:lineRule="auto"/>
+      </w:pPr>
+      <w:r>
+        <w:separator/>
+      </w:r>
+    </w:p>
+  </w:endnote>
+  <w:endnote w:type="continuationSeparator" w:id="0">
+    <w:p>
+      <w:pPr>
+        <w:spacing w:after="0" w:line="240" w:lineRule="auto"/>
+      </w:pPr>
+      <w:r>
+        <w:continuationSeparator/>
+      </w:r>
+    </w:p>
+  </w:endnote>
+</w:endnotes>
+</file>
+
+<file path=word/footer1.xml><?xml version="1.0" encoding="utf-8"?>
+<w:ftr xmlns:wpc="http://schemas.microsoft.com/office/word/2010/wordprocessingCanvas" xmlns:cx="http://schemas.microsoft.com/office/drawing/2014/chartex" xmlns:cx1="http://schemas.microsoft.com/office/drawing/2015/9/8/chartex" xmlns:cx2="http://schemas.microsoft.com/office/drawing/2015/10/21/chartex" xmlns:cx3="http://schemas.microsoft.com/office/drawing/2016/5/9/chartex" xmlns:cx4="http://schemas.microsoft.com/office/drawing/2016/5/10/chartex" xmlns:cx5="http://schemas.microsoft.com/office/drawing/2016/5/11/chartex" xmlns:cx6="http://schemas.microsoft.com/office/drawing/2016/5/12/chartex" xmlns:cx7="http://schemas.microsoft.com/office/drawing/2016/5/13/chartex" xmlns:cx8="http://schemas.microsoft.com/office/drawing/2016/5/14/chartex" xmlns:mc="http://schemas.openxmlformats.org/markup-compatibility/2006" xmlns:aink="http://schemas.microsoft.com/office/drawing/2016/ink" xmlns:am3d="http://schemas.microsoft.com/office/drawing/2017/model3d" xmlns:o="urn:schemas-microsoft-com:office:office" xmlns:oel="http://schemas.microsoft.com/office/2019/extlst" xmlns:r="http://schemas.openxmlformats.org/officeDocument/2006/relationships" xmlns:m="http://schemas.openxmlformats.org/officeDocument/2006/math" xmlns:v="urn:schemas-microsoft-com:vml" xmlns:wp14="http://schemas.microsoft.com/office/word/2010/wordprocessingDrawing" xmlns:wp="http://schemas.openxmlformats.org/drawingml/2006/wordprocessingDrawing" xmlns:w10="urn:schemas-microsoft-com:office:word" xmlns:w="http://schemas.openxmlformats.org/wordprocessingml/2006/main" xmlns:w14="http://schemas.microsoft.com/office/word/2010/wordml" xmlns:w15="http://schemas.microsoft.com/office/word/2012/wordml" xmlns:w16cex="http://schemas.microsoft.com/office/word/2018/wordml/cex" xmlns:w16cid="http://schemas.microsoft.com/office/word/2016/wordml/cid" xmlns:w16="http://schemas.microsoft.com/office/word/2018/wordml" xmlns:w16du="http://schemas.microsoft.com/office/word/2023/wordml/word16du" xmlns:w16sdtdh="http://schemas.microsoft.com/office/word/2020/wordml/sdtdatahash" xmlns:w16sdtfl="http://schemas.microsoft.com/office/word/2024/wordml/sdtformatlock" xmlns:w16se="http://schemas.microsoft.com/office/word/2015/wordml/symex" xmlns:wpg="http://schemas.microsoft.com/office/word/2010/wordprocessingGroup" xmlns:wpi="http://schemas.microsoft.com/office/word/2010/wordprocessingInk" xmlns:wne="http://schemas.microsoft.com/office/word/2006/wordml" xmlns:wps="http://schemas.microsoft.com/office/word/2010/wordprocessingShape" mc:Ignorable="w14 w15 w16se w16cid w16 w16cex w16sdtdh w16sdtfl w16du wp14">
+  <w:sdt>
+    <w:sdtPr>
+      <w:id w:val="1623731149"/>
+      <w:docPartObj>
+        <w:docPartGallery w:val="Page Numbers (Bottom of Page)"/>
+        <w:docPartUnique/>
+      </w:docPartObj>
+    </w:sdtPr>
+    <w:sdtEndPr>
+      <w:rPr>
+        <w:color w:val="7F7F7F" w:themeColor="background1" w:themeShade="7F"/>
+        <w:spacing w:val="60"/>
+      </w:rPr>
+    </w:sdtEndPr>
+    <w:sdtContent>
+      <w:p>
+        <w:pPr>
+          <w:pStyle w:val="Footer"/>
+          <w:pBdr>
+            <w:top w:val="single" w:sz="4" w:space="1" w:color="D9D9D9" w:themeColor="background1" w:themeShade="D9"/>
+          </w:pBdr>
+          <w:rPr>
+            <w:b/>
+            <w:bCs/>
+          </w:rPr>
+        </w:pPr>
+        <w:r>
+          <w:fldChar w:fldCharType="begin"/>
+        </w:r>
+        <w:r>
+          <w:instrText xml:space="preserve"> PAGE   \* MERGEFORMAT </w:instrText>
+        </w:r>
+        <w:r>
+          <w:fldChar w:fldCharType="separate"/>
+        </w:r>
+        <w:r>
+          <w:rPr>
+            <w:b/>
+            <w:bCs/>
+            <w:noProof/>
+          </w:rPr>
+          <w:t>2</w:t>
+        </w:r>
+        <w:r>
+          <w:rPr>
+            <w:b/>
+            <w:bCs/>
+            <w:noProof/>
+          </w:rPr>
+          <w:fldChar w:fldCharType="end"/>
+        </w:r>
+        <w:r>
+          <w:rPr>
+            <w:b/>
+            <w:bCs/>
+          </w:rPr>
+          <w:t xml:space="preserve"> | </w:t>
+        </w:r>
+        <w:r>
+          <w:rPr>
+            <w:color w:val="7F7F7F" w:themeColor="background1" w:themeShade="7F"/>
+            <w:spacing w:val="60"/>
+          </w:rPr>
+          <w:t>Page</w:t>
+        </w:r>
+      </w:p>
+    </w:sdtContent>
+  </w:sdt>
+  <w:p>
+    <w:pPr>
+      <w:pStyle w:val="Footer"/>
+    </w:pPr>
+  </w:p>
+</w:ftr>
+</file>
+
+<file path=word/footnotes.xml><?xml version="1.0" encoding="utf-8"?>
+<w:footnotes xmlns:wpc="http://schemas.microsoft.com/office/word/2010/wordprocessingCanvas" xmlns:cx="http://schemas.microsoft.com/office/drawing/2014/chartex" xmlns:cx1="http://schemas.microsoft.com/office/drawing/2015/9/8/chartex" xmlns:cx2="http://schemas.microsoft.com/office/drawing/2015/10/21/chartex" xmlns:cx3="http://schemas.microsoft.com/office/drawing/2016/5/9/chartex" xmlns:cx4="http://schemas.microsoft.com/office/drawing/2016/5/10/chartex" xmlns:cx5="http://schemas.microsoft.com/office/drawing/2016/5/11/chartex" xmlns:cx6="http://schemas.microsoft.com/office/drawing/2016/5/12/chartex" xmlns:cx7="http://schemas.microsoft.com/office/drawing/2016/5/13/chartex" xmlns:cx8="http://schemas.microsoft.com/office/drawing/2016/5/14/chartex" xmlns:mc="http://schemas.openxmlformats.org/markup-compatibility/2006" xmlns:aink="http://schemas.microsoft.com/office/drawing/2016/ink" xmlns:am3d="http://schemas.microsoft.com/office/drawing/2017/model3d" xmlns:o="urn:schemas-microsoft-com:office:office" xmlns:oel="http://schemas.microsoft.com/office/2019/extlst" xmlns:r="http://schemas.openxmlformats.org/officeDocument/2006/relationships" xmlns:m="http://schemas.openxmlformats.org/officeDocument/2006/math" xmlns:v="urn:schemas-microsoft-com:vml" xmlns:wp14="http://schemas.microsoft.com/office/word/2010/wordprocessingDrawing" xmlns:wp="http://schemas.openxmlformats.org/drawingml/2006/wordprocessingDrawing" xmlns:w10="urn:schemas-microsoft-com:office:word" xmlns:w="http://schemas.openxmlformats.org/wordprocessingml/2006/main" xmlns:w14="http://schemas.microsoft.com/office/word/2010/wordml" xmlns:w15="http://schemas.microsoft.com/office/word/2012/wordml" xmlns:w16cex="http://schemas.microsoft.com/office/word/2018/wordml/cex" xmlns:w16cid="http://schemas.microsoft.com/office/word/2016/wordml/cid" xmlns:w16="http://schemas.microsoft.com/office/word/2018/wordml" xmlns:w16du="http://schemas.microsoft.com/office/word/2023/wordml/word16du" xmlns:w16sdtdh="http://schemas.microsoft.com/office/word/2020/wordml/sdtdatahash" xmlns:w16sdtfl="http://schemas.microsoft.com/office/word/2024/wordml/sdtformatlock" xmlns:w16se="http://schemas.microsoft.com/office/word/2015/wordml/symex" xmlns:wpg="http://schemas.microsoft.com/office/word/2010/wordprocessingGroup" xmlns:wpi="http://schemas.microsoft.com/office/word/2010/wordprocessingInk" xmlns:wne="http://schemas.microsoft.com/office/word/2006/wordml" xmlns:wps="http://schemas.microsoft.com/office/word/2010/wordprocessingShape" mc:Ignorable="w14 w15 w16se w16cid w16 w16cex w16sdtdh w16sdtfl w16du wp14">
+  <w:footnote w:type="separator" w:id="-1">
+    <w:p>
+      <w:pPr>
+        <w:spacing w:after="0" w:line="240" w:lineRule="auto"/>
+      </w:pPr>
+      <w:r>
+        <w:separator/>
+      </w:r>
+    </w:p>
+  </w:footnote>
+  <w:footnote w:type="continuationSeparator" w:id="0">
+    <w:p>
+      <w:pPr>
+        <w:spacing w:after="0" w:line="240" w:lineRule="auto"/>
+      </w:pPr>
+      <w:r>
+        <w:continuationSeparator/>
+      </w:r>
+    </w:p>
+  </w:footnote>
+</w:footnotes>
 </file>
 
 <file path=word/styles.xml><?xml version="1.0" encoding="utf-8"?>
@@ -2261,6 +6197,50 @@
       <w:spacing w:val="5"/>
     </w:rPr>
   </w:style>
+  <w:style w:type="paragraph" w:styleId="Header">
+    <w:name w:val="header"/>
+    <w:basedOn w:val="Normal"/>
+    <w:link w:val="HeaderChar"/>
+    <w:uiPriority w:val="99"/>
+    <w:unhideWhenUsed/>
+    <w:rsid w:val="00DF37D2"/>
+    <w:pPr>
+      <w:tabs>
+        <w:tab w:val="center" w:pos="4513"/>
+        <w:tab w:val="right" w:pos="9026"/>
+      </w:tabs>
+      <w:spacing w:after="0" w:line="240" w:lineRule="auto"/>
+    </w:pPr>
+  </w:style>
+  <w:style w:type="character" w:customStyle="1" w:styleId="HeaderChar">
+    <w:name w:val="Header Char"/>
+    <w:basedOn w:val="DefaultParagraphFont"/>
+    <w:link w:val="Header"/>
+    <w:uiPriority w:val="99"/>
+    <w:rsid w:val="00DF37D2"/>
+  </w:style>
+  <w:style w:type="paragraph" w:styleId="Footer">
+    <w:name w:val="footer"/>
+    <w:basedOn w:val="Normal"/>
+    <w:link w:val="FooterChar"/>
+    <w:uiPriority w:val="99"/>
+    <w:unhideWhenUsed/>
+    <w:rsid w:val="00DF37D2"/>
+    <w:pPr>
+      <w:tabs>
+        <w:tab w:val="center" w:pos="4513"/>
+        <w:tab w:val="right" w:pos="9026"/>
+      </w:tabs>
+      <w:spacing w:after="0" w:line="240" w:lineRule="auto"/>
+    </w:pPr>
+  </w:style>
+  <w:style w:type="character" w:customStyle="1" w:styleId="FooterChar">
+    <w:name w:val="Footer Char"/>
+    <w:basedOn w:val="DefaultParagraphFont"/>
+    <w:link w:val="Footer"/>
+    <w:uiPriority w:val="99"/>
+    <w:rsid w:val="00DF37D2"/>
+  </w:style>
 </w:styles>
 </file>
 
